--- a/02-放大电路/01-运算放大电路/程控增益放大电路PGA/程控增益放大电路PGA.docx
+++ b/02-放大电路/01-运算放大电路/程控增益放大电路PGA/程控增益放大电路PGA.docx
@@ -2111,6 +2111,20 @@
     </w:p>
     <w:bookmarkEnd w:id="26"/>
     <w:bookmarkEnd w:id="27"/>
+    <w:p>
+      <w:pPr>
+        <w:spacing w:before="360"/>
+        <w:jc w:val="center"/>
+      </w:pPr>
+      <w:r>
+        <w:rPr>
+          <w:rFonts w:ascii="Times New Roman" w:hAnsi="Times New Roman"/>
+          <w:color w:val="555555"/>
+          <w:sz w:val="21"/>
+        </w:rPr>
+        <w:t>材料收集者：杜文杰</w:t>
+      </w:r>
+    </w:p>
     <w:sectPr>
       <w:headerReference r:id="rId9" w:type="default"/>
       <w:footerReference r:id="rId10" w:type="default"/>

--- a/02-放大电路/01-运算放大电路/程控增益放大电路PGA/程控增益放大电路PGA.docx
+++ b/02-放大电路/01-运算放大电路/程控增益放大电路PGA/程控增益放大电路PGA.docx
@@ -1,6 +1,6 @@
 
 <file path=word/document.xml><?xml version="1.0" encoding="utf-8"?>
-<w:document xmlns:w="http://schemas.openxmlformats.org/wordprocessingml/2006/main" xmlns:m="http://schemas.openxmlformats.org/officeDocument/2006/math" xmlns:r="http://schemas.openxmlformats.org/officeDocument/2006/relationships" xmlns:o="urn:schemas-microsoft-com:office:office" xmlns:v="urn:schemas-microsoft-com:vml" xmlns:w10="urn:schemas-microsoft-com:office:word" xmlns:a="http://schemas.openxmlformats.org/drawingml/2006/main" xmlns:pic="http://schemas.openxmlformats.org/drawingml/2006/picture" xmlns:wp="http://schemas.openxmlformats.org/drawingml/2006/wordprocessingDrawing">
+<w:document xmlns:m="http://schemas.openxmlformats.org/officeDocument/2006/math" xmlns:r="http://schemas.openxmlformats.org/officeDocument/2006/relationships" xmlns:w="http://schemas.openxmlformats.org/wordprocessingml/2006/main" xmlns:o="urn:schemas-microsoft-com:office:office" xmlns:v="urn:schemas-microsoft-com:vml" xmlns:w10="urn:schemas-microsoft-com:office:word" xmlns:a="http://schemas.openxmlformats.org/drawingml/2006/main" xmlns:pic="http://schemas.openxmlformats.org/drawingml/2006/picture" xmlns:wp="http://schemas.openxmlformats.org/drawingml/2006/wordprocessingDrawing">
   <w:body>
     <w:bookmarkStart w:id="27" w:name="程控增益放大电路-pga"/>
     <w:p>
@@ -9,11 +9,14 @@
       </w:pPr>
       <w:r>
         <w:rPr>
-          <w:rFonts w:hint="eastAsia"/>
+          <w:rFonts w:hint="eastAsia" w:eastAsia="黑体"/>
         </w:rPr>
         <w:t xml:space="preserve">程控增益放大电路</w:t>
       </w:r>
       <w:r>
+        <w:rPr>
+          <w:rFonts w:eastAsia="黑体"/>
+        </w:rPr>
         <w:t xml:space="preserve"> PGA</w:t>
       </w:r>
     </w:p>
@@ -24,7 +27,7 @@
       </w:pPr>
       <w:r>
         <w:rPr>
-          <w:rFonts w:hint="eastAsia"/>
+          <w:rFonts w:hint="eastAsia" w:eastAsia="黑体"/>
         </w:rPr>
         <w:t xml:space="preserve">拓扑描述</w:t>
       </w:r>
@@ -35,16 +38,19 @@
       </w:pPr>
       <w:r>
         <w:rPr>
-          <w:rFonts w:hint="eastAsia"/>
+          <w:rFonts w:hint="eastAsia" w:eastAsia="黑体"/>
         </w:rPr>
         <w:t xml:space="preserve">由</w:t>
       </w:r>
       <w:r>
+        <w:rPr>
+          <w:rFonts w:eastAsia="黑体"/>
+        </w:rPr>
         <w:t xml:space="preserve"> </w:t>
       </w:r>
       <w:r>
         <w:rPr>
-          <w:rFonts w:hint="eastAsia"/>
+          <w:rFonts w:hint="eastAsia" w:eastAsia="黑体"/>
           <w:b/>
           <w:bCs/>
         </w:rPr>
@@ -52,17 +58,21 @@
       </w:r>
       <w:r>
         <w:rPr>
+          <w:rFonts w:eastAsia="黑体"/>
           <w:b/>
           <w:bCs/>
         </w:rPr>
         <w:t xml:space="preserve"> A1</w:t>
       </w:r>
       <w:r>
+        <w:rPr>
+          <w:rFonts w:eastAsia="黑体"/>
+        </w:rPr>
         <w:t xml:space="preserve">、</w:t>
       </w:r>
       <w:r>
         <w:rPr>
-          <w:rFonts w:hint="eastAsia"/>
+          <w:rFonts w:hint="eastAsia" w:eastAsia="黑体"/>
           <w:b/>
           <w:bCs/>
         </w:rPr>
@@ -70,6 +80,7 @@
       </w:r>
       <w:r>
         <w:rPr>
+          <w:rFonts w:eastAsia="黑体"/>
           <w:b/>
           <w:bCs/>
         </w:rPr>
@@ -93,11 +104,14 @@
         </m:sSub>
       </m:oMath>
       <w:r>
+        <w:rPr>
+          <w:rFonts w:eastAsia="黑体"/>
+        </w:rPr>
         <w:t xml:space="preserve">、</w:t>
       </w:r>
       <w:r>
         <w:rPr>
-          <w:rFonts w:hint="eastAsia"/>
+          <w:rFonts w:hint="eastAsia" w:eastAsia="黑体"/>
           <w:b/>
           <w:bCs/>
         </w:rPr>
@@ -105,6 +119,7 @@
       </w:r>
       <w:r>
         <w:rPr>
+          <w:rFonts w:eastAsia="黑体"/>
           <w:b/>
           <w:bCs/>
         </w:rPr>
@@ -161,46 +176,58 @@
         </m:sSub>
       </m:oMath>
       <w:r>
+        <w:rPr>
+          <w:rFonts w:eastAsia="黑体"/>
+        </w:rPr>
         <w:t xml:space="preserve"> </w:t>
       </w:r>
       <w:r>
         <w:rPr>
-          <w:rFonts w:hint="eastAsia"/>
+          <w:rFonts w:hint="eastAsia" w:eastAsia="黑体"/>
         </w:rPr>
         <w:t xml:space="preserve">与</w:t>
       </w:r>
       <w:r>
+        <w:rPr>
+          <w:rFonts w:eastAsia="黑体"/>
+        </w:rPr>
         <w:t xml:space="preserve"> </w:t>
       </w:r>
       <w:r>
         <w:rPr>
-          <w:rFonts w:hint="eastAsia"/>
+          <w:rFonts w:hint="eastAsia" w:eastAsia="黑体"/>
           <w:b/>
           <w:bCs/>
         </w:rPr>
         <w:t xml:space="preserve">受数字信号控制的模拟开关</w:t>
       </w:r>
       <w:r>
+        <w:rPr>
+          <w:rFonts w:eastAsia="黑体"/>
+        </w:rPr>
         <w:t xml:space="preserve"> </w:t>
       </w:r>
       <w:r>
         <w:rPr>
-          <w:rFonts w:hint="eastAsia"/>
+          <w:rFonts w:hint="eastAsia" w:eastAsia="黑体"/>
         </w:rPr>
         <w:t xml:space="preserve">组成（以反相</w:t>
       </w:r>
       <w:r>
+        <w:rPr>
+          <w:rFonts w:eastAsia="黑体"/>
+        </w:rPr>
         <w:t xml:space="preserve"> PGA </w:t>
       </w:r>
       <w:r>
         <w:rPr>
-          <w:rFonts w:hint="eastAsia"/>
+          <w:rFonts w:hint="eastAsia" w:eastAsia="黑体"/>
         </w:rPr>
         <w:t xml:space="preserve">为例）。电路关键节点：</w:t>
       </w:r>
       <w:r>
         <w:rPr>
-          <w:rFonts w:hint="eastAsia"/>
+          <w:rFonts w:hint="eastAsia" w:eastAsia="黑体"/>
           <w:b/>
           <w:bCs/>
         </w:rPr>
@@ -208,11 +235,14 @@
       </w:r>
       <w:r>
         <w:rPr>
-          <w:rFonts w:hint="eastAsia"/>
+          <w:rFonts w:hint="eastAsia" w:eastAsia="黑体"/>
         </w:rPr>
         <w:t xml:space="preserve">（信号源</w:t>
       </w:r>
       <w:r>
+        <w:rPr>
+          <w:rFonts w:eastAsia="黑体"/>
+        </w:rPr>
         <w:t xml:space="preserve"> </w:t>
       </w:r>
       <m:oMath>
@@ -233,15 +263,21 @@
         </m:sSub>
       </m:oMath>
       <w:r>
+        <w:rPr>
+          <w:rFonts w:eastAsia="黑体"/>
+        </w:rPr>
         <w:t xml:space="preserve"> </w:t>
       </w:r>
       <w:r>
         <w:rPr>
-          <w:rFonts w:hint="eastAsia"/>
+          <w:rFonts w:hint="eastAsia" w:eastAsia="黑体"/>
         </w:rPr>
         <w:t xml:space="preserve">接</w:t>
       </w:r>
       <w:r>
+        <w:rPr>
+          <w:rFonts w:eastAsia="黑体"/>
+        </w:rPr>
         <w:t xml:space="preserve"> </w:t>
       </w:r>
       <m:oMath>
@@ -262,17 +298,20 @@
         </m:sSub>
       </m:oMath>
       <w:r>
+        <w:rPr>
+          <w:rFonts w:eastAsia="黑体"/>
+        </w:rPr>
         <w:t xml:space="preserve"> </w:t>
       </w:r>
       <w:r>
         <w:rPr>
-          <w:rFonts w:hint="eastAsia"/>
+          <w:rFonts w:hint="eastAsia" w:eastAsia="黑体"/>
         </w:rPr>
         <w:t xml:space="preserve">上端）；</w:t>
       </w:r>
       <w:r>
         <w:rPr>
-          <w:rFonts w:hint="eastAsia"/>
+          <w:rFonts w:hint="eastAsia" w:eastAsia="黑体"/>
           <w:b/>
           <w:bCs/>
         </w:rPr>
@@ -280,7 +319,7 @@
       </w:r>
       <w:r>
         <w:rPr>
-          <w:rFonts w:hint="eastAsia"/>
+          <w:rFonts w:hint="eastAsia" w:eastAsia="黑体"/>
         </w:rPr>
         <w:t xml:space="preserve">（</w:t>
       </w:r>
@@ -302,35 +341,44 @@
         </m:sSub>
       </m:oMath>
       <w:r>
+        <w:rPr>
+          <w:rFonts w:eastAsia="黑体"/>
+        </w:rPr>
         <w:t xml:space="preserve"> </w:t>
       </w:r>
       <w:r>
         <w:rPr>
-          <w:rFonts w:hint="eastAsia"/>
+          <w:rFonts w:hint="eastAsia" w:eastAsia="黑体"/>
         </w:rPr>
         <w:t xml:space="preserve">下端、A1</w:t>
       </w:r>
       <w:r>
+        <w:rPr>
+          <w:rFonts w:eastAsia="黑体"/>
+        </w:rPr>
         <w:t xml:space="preserve"> </w:t>
       </w:r>
       <w:r>
         <w:rPr>
-          <w:rFonts w:hint="eastAsia"/>
+          <w:rFonts w:hint="eastAsia" w:eastAsia="黑体"/>
         </w:rPr>
         <w:t xml:space="preserve">的</w:t>
       </w:r>
       <w:r>
+        <w:rPr>
+          <w:rFonts w:eastAsia="黑体"/>
+        </w:rPr>
         <w:t xml:space="preserve"> </w:t>
       </w:r>
       <w:r>
         <w:rPr>
-          <w:rFonts w:hint="eastAsia"/>
+          <w:rFonts w:hint="eastAsia" w:eastAsia="黑体"/>
         </w:rPr>
         <w:t xml:space="preserve">IN−、各反馈电阻经开关的一端相连）；</w:t>
       </w:r>
       <w:r>
         <w:rPr>
-          <w:rFonts w:hint="eastAsia"/>
+          <w:rFonts w:hint="eastAsia" w:eastAsia="黑体"/>
           <w:b/>
           <w:bCs/>
         </w:rPr>
@@ -338,29 +386,38 @@
       </w:r>
       <w:r>
         <w:rPr>
-          <w:rFonts w:hint="eastAsia"/>
+          <w:rFonts w:hint="eastAsia" w:eastAsia="黑体"/>
         </w:rPr>
         <w:t xml:space="preserve">（A1</w:t>
       </w:r>
       <w:r>
+        <w:rPr>
+          <w:rFonts w:eastAsia="黑体"/>
+        </w:rPr>
         <w:t xml:space="preserve"> </w:t>
       </w:r>
       <w:r>
         <w:rPr>
-          <w:rFonts w:hint="eastAsia"/>
+          <w:rFonts w:hint="eastAsia" w:eastAsia="黑体"/>
         </w:rPr>
         <w:t xml:space="preserve">的</w:t>
       </w:r>
       <w:r>
+        <w:rPr>
+          <w:rFonts w:eastAsia="黑体"/>
+        </w:rPr>
         <w:t xml:space="preserve"> OUT </w:t>
       </w:r>
       <w:r>
         <w:rPr>
-          <w:rFonts w:hint="eastAsia"/>
+          <w:rFonts w:hint="eastAsia" w:eastAsia="黑体"/>
         </w:rPr>
         <w:t xml:space="preserve">与各反馈电阻经开关的另一端相连，作为输出</w:t>
       </w:r>
       <w:r>
+        <w:rPr>
+          <w:rFonts w:eastAsia="黑体"/>
+        </w:rPr>
         <w:t xml:space="preserve"> </w:t>
       </w:r>
       <m:oMath>
@@ -385,29 +442,38 @@
       </m:oMath>
       <w:r>
         <w:rPr>
-          <w:rFonts w:hint="eastAsia"/>
+          <w:rFonts w:hint="eastAsia" w:eastAsia="黑体"/>
         </w:rPr>
         <w:t xml:space="preserve">）；A1</w:t>
       </w:r>
       <w:r>
+        <w:rPr>
+          <w:rFonts w:eastAsia="黑体"/>
+        </w:rPr>
         <w:t xml:space="preserve"> </w:t>
       </w:r>
       <w:r>
         <w:rPr>
-          <w:rFonts w:hint="eastAsia"/>
+          <w:rFonts w:hint="eastAsia" w:eastAsia="黑体"/>
         </w:rPr>
         <w:t xml:space="preserve">的</w:t>
       </w:r>
       <w:r>
+        <w:rPr>
+          <w:rFonts w:eastAsia="黑体"/>
+        </w:rPr>
         <w:t xml:space="preserve"> IN+ </w:t>
       </w:r>
       <w:r>
         <w:rPr>
-          <w:rFonts w:hint="eastAsia"/>
+          <w:rFonts w:hint="eastAsia" w:eastAsia="黑体"/>
         </w:rPr>
         <w:t xml:space="preserve">接地</w:t>
       </w:r>
       <w:r>
+        <w:rPr>
+          <w:rFonts w:eastAsia="黑体"/>
+        </w:rPr>
         <w:t xml:space="preserve"> GND。</w:t>
       </w:r>
     </w:p>
@@ -415,7 +481,7 @@
       <w:pPr/>
       <w:r>
         <w:rPr>
-          <w:rFonts w:hint="eastAsia"/>
+          <w:rFonts w:hint="eastAsia" w:eastAsia="黑体"/>
         </w:rPr>
         <w:t xml:space="preserve">各元件管脚连接：</w:t>
       </w:r>
@@ -437,20 +503,26 @@
         </m:sSub>
       </m:oMath>
       <w:r>
+        <w:rPr>
+          <w:rFonts w:eastAsia="黑体"/>
+        </w:rPr>
         <w:t xml:space="preserve"> </w:t>
       </w:r>
       <w:r>
         <w:rPr>
-          <w:rFonts w:hint="eastAsia"/>
+          <w:rFonts w:hint="eastAsia" w:eastAsia="黑体"/>
         </w:rPr>
         <w:t xml:space="preserve">一端接输入节点、另一端接反相端节点；每个</w:t>
       </w:r>
       <w:r>
+        <w:rPr>
+          <w:rFonts w:eastAsia="黑体"/>
+        </w:rPr>
         <w:t xml:space="preserve"> </w:t>
       </w:r>
       <w:r>
         <w:rPr>
-          <w:rFonts w:hint="eastAsia"/>
+          <w:rFonts w:hint="eastAsia" w:eastAsia="黑体"/>
           <w:b/>
           <w:bCs/>
         </w:rPr>
@@ -458,6 +530,7 @@
       </w:r>
       <w:r>
         <w:rPr>
+          <w:rFonts w:eastAsia="黑体"/>
           <w:b/>
           <w:bCs/>
         </w:rPr>
@@ -481,76 +554,101 @@
         </m:sSub>
       </m:oMath>
       <w:r>
+        <w:rPr>
+          <w:rFonts w:eastAsia="黑体"/>
+        </w:rPr>
         <w:t xml:space="preserve"> </w:t>
       </w:r>
       <w:r>
         <w:rPr>
-          <w:rFonts w:hint="eastAsia"/>
+          <w:rFonts w:hint="eastAsia" w:eastAsia="黑体"/>
         </w:rPr>
         <w:t xml:space="preserve">与对应模拟开关串联后跨接在反相端节点与输出节点之间，数字控制信号选通其中一路以设定增益；</w:t>
       </w:r>
       <w:r>
         <w:rPr>
+          <w:rFonts w:eastAsia="黑体"/>
           <w:b/>
           <w:bCs/>
         </w:rPr>
         <w:t xml:space="preserve">A1</w:t>
       </w:r>
       <w:r>
+        <w:rPr>
+          <w:rFonts w:eastAsia="黑体"/>
+        </w:rPr>
         <w:t xml:space="preserve"> </w:t>
       </w:r>
       <w:r>
         <w:rPr>
-          <w:rFonts w:hint="eastAsia"/>
+          <w:rFonts w:hint="eastAsia" w:eastAsia="黑体"/>
         </w:rPr>
         <w:t xml:space="preserve">的</w:t>
       </w:r>
       <w:r>
+        <w:rPr>
+          <w:rFonts w:eastAsia="黑体"/>
+        </w:rPr>
         <w:t xml:space="preserve"> IN− </w:t>
       </w:r>
       <w:r>
         <w:rPr>
-          <w:rFonts w:hint="eastAsia"/>
+          <w:rFonts w:hint="eastAsia" w:eastAsia="黑体"/>
         </w:rPr>
         <w:t xml:space="preserve">接反相端节点、IN+</w:t>
       </w:r>
       <w:r>
+        <w:rPr>
+          <w:rFonts w:eastAsia="黑体"/>
+        </w:rPr>
         <w:t xml:space="preserve"> </w:t>
       </w:r>
       <w:r>
         <w:rPr>
-          <w:rFonts w:hint="eastAsia"/>
+          <w:rFonts w:hint="eastAsia" w:eastAsia="黑体"/>
         </w:rPr>
         <w:t xml:space="preserve">接地</w:t>
       </w:r>
       <w:r>
+        <w:rPr>
+          <w:rFonts w:eastAsia="黑体"/>
+        </w:rPr>
         <w:t xml:space="preserve"> GND、OUT </w:t>
       </w:r>
       <w:r>
         <w:rPr>
-          <w:rFonts w:hint="eastAsia"/>
+          <w:rFonts w:hint="eastAsia" w:eastAsia="黑体"/>
         </w:rPr>
         <w:t xml:space="preserve">接输出节点、V+</w:t>
       </w:r>
       <w:r>
+        <w:rPr>
+          <w:rFonts w:eastAsia="黑体"/>
+        </w:rPr>
         <w:t xml:space="preserve"> </w:t>
       </w:r>
       <w:r>
         <w:rPr>
-          <w:rFonts w:hint="eastAsia"/>
+          <w:rFonts w:hint="eastAsia" w:eastAsia="黑体"/>
         </w:rPr>
         <w:t xml:space="preserve">接</w:t>
       </w:r>
       <w:r>
+        <w:rPr>
+          <w:rFonts w:eastAsia="黑体"/>
+        </w:rPr>
         <w:t xml:space="preserve"> +VCC、V− </w:t>
       </w:r>
       <w:r>
         <w:rPr>
-          <w:rFonts w:hint="eastAsia"/>
+          <w:rFonts w:hint="eastAsia" w:eastAsia="黑体"/>
         </w:rPr>
         <w:t xml:space="preserve">接</w:t>
       </w:r>
       <w:r>
+        <w:rPr>
+          <w:rFonts w:eastAsia="黑体"/>
+        </w:rPr>
         <w:t xml:space="preserve"> −VEE。</w:t>
       </w:r>
     </w:p>
@@ -558,11 +656,14 @@
       <w:pPr/>
       <w:r>
         <w:rPr>
-          <w:rFonts w:hint="eastAsia"/>
+          <w:rFonts w:hint="eastAsia" w:eastAsia="黑体"/>
         </w:rPr>
         <w:t xml:space="preserve">由此构成程控增益放大组态：增益</w:t>
       </w:r>
       <w:r>
+        <w:rPr>
+          <w:rFonts w:eastAsia="黑体"/>
+        </w:rPr>
         <w:t xml:space="preserve"> </w:t>
       </w:r>
       <m:oMath>
@@ -626,11 +727,14 @@
       </m:oMath>
       <w:r>
         <w:rPr>
-          <w:rFonts w:hint="eastAsia"/>
+          <w:rFonts w:hint="eastAsia" w:eastAsia="黑体"/>
         </w:rPr>
         <w:t xml:space="preserve">，由数字信号切换</w:t>
       </w:r>
       <w:r>
+        <w:rPr>
+          <w:rFonts w:eastAsia="黑体"/>
+        </w:rPr>
         <w:t xml:space="preserve"> </w:t>
       </w:r>
       <m:oMath>
@@ -648,11 +752,14 @@
         </m:sSub>
       </m:oMath>
       <w:r>
+        <w:rPr>
+          <w:rFonts w:eastAsia="黑体"/>
+        </w:rPr>
         <w:t xml:space="preserve"> </w:t>
       </w:r>
       <w:r>
         <w:rPr>
-          <w:rFonts w:hint="eastAsia"/>
+          <w:rFonts w:hint="eastAsia" w:eastAsia="黑体"/>
         </w:rPr>
         <w:t xml:space="preserve">在多个档位间改变，常用于数据采集、自动量程与信号调理。</w:t>
       </w:r>
@@ -665,7 +772,7 @@
       </w:pPr>
       <w:r>
         <w:rPr>
-          <w:rFonts w:hint="eastAsia"/>
+          <w:rFonts w:hint="eastAsia" w:eastAsia="黑体"/>
         </w:rPr>
         <w:t xml:space="preserve">工作原理</w:t>
       </w:r>
@@ -676,7 +783,7 @@
       </w:pPr>
       <w:r>
         <w:rPr>
-          <w:rFonts w:hint="eastAsia"/>
+          <w:rFonts w:hint="eastAsia" w:eastAsia="黑体"/>
         </w:rPr>
         <w:t xml:space="preserve">数字控制信号选通不同的反馈电阻组合，改变运放的闭环增益；增益档位由电阻比决定，控制器根据信号大小自动选择合适档位，使信号落在理想量程内。</w:t>
       </w:r>
@@ -689,7 +796,7 @@
       </w:pPr>
       <w:r>
         <w:rPr>
-          <w:rFonts w:hint="eastAsia"/>
+          <w:rFonts w:hint="eastAsia" w:eastAsia="黑体"/>
         </w:rPr>
         <w:t xml:space="preserve">关键计算公式</w:t>
       </w:r>
@@ -703,7 +810,7 @@
       </w:pPr>
       <w:r>
         <w:rPr>
-          <w:rFonts w:hint="eastAsia"/>
+          <w:rFonts w:hint="eastAsia" w:eastAsia="黑体"/>
         </w:rPr>
         <w:t xml:space="preserve">反相程控增益：</w:t>
       </w:r>
@@ -790,7 +897,7 @@
       </w:pPr>
       <w:r>
         <w:rPr>
-          <w:rFonts w:hint="eastAsia"/>
+          <w:rFonts w:hint="eastAsia" w:eastAsia="黑体"/>
         </w:rPr>
         <w:t xml:space="preserve">同相程控增益：</w:t>
       </w:r>
@@ -877,16 +984,19 @@
       </w:pPr>
       <w:r>
         <w:rPr>
-          <w:rFonts w:hint="eastAsia"/>
+          <w:rFonts w:hint="eastAsia" w:eastAsia="黑体"/>
         </w:rPr>
         <w:t xml:space="preserve">增益以</w:t>
       </w:r>
       <w:r>
+        <w:rPr>
+          <w:rFonts w:eastAsia="黑体"/>
+        </w:rPr>
         <w:t xml:space="preserve"> dB </w:t>
       </w:r>
       <w:r>
         <w:rPr>
-          <w:rFonts w:hint="eastAsia"/>
+          <w:rFonts w:hint="eastAsia" w:eastAsia="黑体"/>
         </w:rPr>
         <w:t xml:space="preserve">表示：</w:t>
       </w:r>
@@ -967,7 +1077,7 @@
       </w:pPr>
       <w:r>
         <w:rPr>
-          <w:rFonts w:hint="eastAsia"/>
+          <w:rFonts w:hint="eastAsia" w:eastAsia="黑体"/>
         </w:rPr>
         <w:t xml:space="preserve">增益步进（梯形网络档间比）：</w:t>
       </w:r>
@@ -1076,7 +1186,7 @@
             </w:pPr>
             <w:r>
               <w:rPr>
-                <w:rFonts w:hint="eastAsia"/>
+                <w:rFonts w:hint="eastAsia" w:eastAsia="黑体"/>
               </w:rPr>
               <w:t xml:space="preserve">符号</w:t>
             </w:r>
@@ -1090,7 +1200,7 @@
             </w:pPr>
             <w:r>
               <w:rPr>
-                <w:rFonts w:hint="eastAsia"/>
+                <w:rFonts w:hint="eastAsia" w:eastAsia="黑体"/>
               </w:rPr>
               <w:t xml:space="preserve">含义</w:t>
             </w:r>
@@ -1104,7 +1214,7 @@
             </w:pPr>
             <w:r>
               <w:rPr>
-                <w:rFonts w:hint="eastAsia"/>
+                <w:rFonts w:hint="eastAsia" w:eastAsia="黑体"/>
               </w:rPr>
               <w:t xml:space="preserve">单位</w:t>
             </w:r>
@@ -1133,6 +1243,9 @@
               </m:sSub>
             </m:oMath>
             <w:r>
+              <w:rPr>
+                <w:rFonts w:eastAsia="黑体"/>
+              </w:rPr>
               <w:t xml:space="preserve">​</w:t>
             </w:r>
           </w:p>
@@ -1145,7 +1258,7 @@
             </w:pPr>
             <w:r>
               <w:rPr>
-                <w:rFonts w:hint="eastAsia"/>
+                <w:rFonts w:hint="eastAsia" w:eastAsia="黑体"/>
               </w:rPr>
               <w:t xml:space="preserve">反馈电阻</w:t>
             </w:r>
@@ -1158,6 +1271,9 @@
               <w:pStyle w:val="Compact"/>
             </w:pPr>
             <w:r>
+              <w:rPr>
+                <w:rFonts w:eastAsia="黑体"/>
+              </w:rPr>
               <w:t xml:space="preserve">Ω</w:t>
             </w:r>
           </w:p>
@@ -1188,12 +1304,21 @@
               </m:sSub>
             </m:oMath>
             <w:r>
+              <w:rPr>
+                <w:rFonts w:eastAsia="黑体"/>
+              </w:rPr>
               <w:t xml:space="preserve"> </w:t>
             </w:r>
             <w:r>
+              <w:rPr>
+                <w:rFonts w:eastAsia="黑体"/>
+              </w:rPr>
               <w:t xml:space="preserve">/</w:t>
             </w:r>
             <w:r>
+              <w:rPr>
+                <w:rFonts w:eastAsia="黑体"/>
+              </w:rPr>
               <w:t xml:space="preserve"> </w:t>
             </w:r>
             <m:oMath>
@@ -1220,16 +1345,19 @@
             </w:pPr>
             <w:r>
               <w:rPr>
-                <w:rFonts w:hint="eastAsia"/>
+                <w:rFonts w:hint="eastAsia" w:eastAsia="黑体"/>
               </w:rPr>
               <w:t xml:space="preserve">输入</w:t>
             </w:r>
             <w:r>
+              <w:rPr>
+                <w:rFonts w:eastAsia="黑体"/>
+              </w:rPr>
               <w:t xml:space="preserve"> / </w:t>
             </w:r>
             <w:r>
               <w:rPr>
-                <w:rFonts w:hint="eastAsia"/>
+                <w:rFonts w:hint="eastAsia" w:eastAsia="黑体"/>
               </w:rPr>
               <w:t xml:space="preserve">增益设定电阻</w:t>
             </w:r>
@@ -1242,6 +1370,9 @@
               <w:pStyle w:val="Compact"/>
             </w:pPr>
             <w:r>
+              <w:rPr>
+                <w:rFonts w:eastAsia="黑体"/>
+              </w:rPr>
               <w:t xml:space="preserve">Ω</w:t>
             </w:r>
           </w:p>
@@ -1269,6 +1400,9 @@
               </m:sSub>
             </m:oMath>
             <w:r>
+              <w:rPr>
+                <w:rFonts w:eastAsia="黑体"/>
+              </w:rPr>
               <w:t xml:space="preserve">​</w:t>
             </w:r>
           </w:p>
@@ -1281,7 +1415,7 @@
             </w:pPr>
             <w:r>
               <w:rPr>
-                <w:rFonts w:hint="eastAsia"/>
+                <w:rFonts w:hint="eastAsia" w:eastAsia="黑体"/>
               </w:rPr>
               <w:t xml:space="preserve">电压增益</w:t>
             </w:r>
@@ -1294,6 +1428,9 @@
               <w:pStyle w:val="Compact"/>
             </w:pPr>
             <w:r>
+              <w:rPr>
+                <w:rFonts w:eastAsia="黑体"/>
+              </w:rPr>
               <w:t xml:space="preserve">—</w:t>
             </w:r>
           </w:p>
@@ -1324,6 +1461,9 @@
               </m:sSub>
             </m:oMath>
             <w:r>
+              <w:rPr>
+                <w:rFonts w:eastAsia="黑体"/>
+              </w:rPr>
               <w:t xml:space="preserve">​</w:t>
             </w:r>
           </w:p>
@@ -1336,7 +1476,7 @@
             </w:pPr>
             <w:r>
               <w:rPr>
-                <w:rFonts w:hint="eastAsia"/>
+                <w:rFonts w:hint="eastAsia" w:eastAsia="黑体"/>
               </w:rPr>
               <w:t xml:space="preserve">增益（dB）</w:t>
             </w:r>
@@ -1349,6 +1489,9 @@
               <w:pStyle w:val="Compact"/>
             </w:pPr>
             <w:r>
+              <w:rPr>
+                <w:rFonts w:eastAsia="黑体"/>
+              </w:rPr>
               <w:t xml:space="preserve">dB</w:t>
             </w:r>
           </w:p>
@@ -1376,6 +1519,9 @@
               </m:r>
             </m:oMath>
             <w:r>
+              <w:rPr>
+                <w:rFonts w:eastAsia="黑体"/>
+              </w:rPr>
               <w:t xml:space="preserve">​</w:t>
             </w:r>
           </w:p>
@@ -1388,7 +1534,7 @@
             </w:pPr>
             <w:r>
               <w:rPr>
-                <w:rFonts w:hint="eastAsia"/>
+                <w:rFonts w:hint="eastAsia" w:eastAsia="黑体"/>
               </w:rPr>
               <w:t xml:space="preserve">档间步进</w:t>
             </w:r>
@@ -1401,6 +1547,9 @@
               <w:pStyle w:val="Compact"/>
             </w:pPr>
             <w:r>
+              <w:rPr>
+                <w:rFonts w:eastAsia="黑体"/>
+              </w:rPr>
               <w:t xml:space="preserve">—</w:t>
             </w:r>
           </w:p>
@@ -1415,7 +1564,7 @@
       </w:pPr>
       <w:r>
         <w:rPr>
-          <w:rFonts w:hint="eastAsia"/>
+          <w:rFonts w:hint="eastAsia" w:eastAsia="黑体"/>
         </w:rPr>
         <w:t xml:space="preserve">元件调整影响</w:t>
       </w:r>
@@ -1430,11 +1579,14 @@
       </w:pPr>
       <w:r>
         <w:rPr>
-          <w:rFonts w:hint="eastAsia"/>
+          <w:rFonts w:hint="eastAsia" w:eastAsia="黑体"/>
         </w:rPr>
         <w:t xml:space="preserve">反馈电阻</w:t>
       </w:r>
       <w:r>
+        <w:rPr>
+          <w:rFonts w:eastAsia="黑体"/>
+        </w:rPr>
         <w:t xml:space="preserve"> </w:t>
       </w:r>
       <m:oMath>
@@ -1452,20 +1604,26 @@
         </m:sSub>
       </m:oMath>
       <w:r>
+        <w:rPr>
+          <w:rFonts w:eastAsia="黑体"/>
+        </w:rPr>
         <w:t xml:space="preserve"> </w:t>
       </w:r>
       <w:r>
         <w:rPr>
-          <w:rFonts w:hint="eastAsia"/>
+          <w:rFonts w:hint="eastAsia" w:eastAsia="黑体"/>
         </w:rPr>
         <w:t xml:space="preserve">增大</w:t>
       </w:r>
       <w:r>
+        <w:rPr>
+          <w:rFonts w:eastAsia="黑体"/>
+        </w:rPr>
         <w:t xml:space="preserve"> → </w:t>
       </w:r>
       <w:r>
         <w:rPr>
-          <w:rFonts w:hint="eastAsia"/>
+          <w:rFonts w:hint="eastAsia" w:eastAsia="黑体"/>
         </w:rPr>
         <w:t xml:space="preserve">增益升高。</w:t>
       </w:r>
@@ -1480,11 +1638,14 @@
       </w:pPr>
       <w:r>
         <w:rPr>
-          <w:rFonts w:hint="eastAsia"/>
+          <w:rFonts w:hint="eastAsia" w:eastAsia="黑体"/>
         </w:rPr>
         <w:t xml:space="preserve">增益设定电阻</w:t>
       </w:r>
       <w:r>
+        <w:rPr>
+          <w:rFonts w:eastAsia="黑体"/>
+        </w:rPr>
         <w:t xml:space="preserve"> </w:t>
       </w:r>
       <m:oMath>
@@ -1502,20 +1663,26 @@
         </m:sSub>
       </m:oMath>
       <w:r>
+        <w:rPr>
+          <w:rFonts w:eastAsia="黑体"/>
+        </w:rPr>
         <w:t xml:space="preserve"> </w:t>
       </w:r>
       <w:r>
         <w:rPr>
-          <w:rFonts w:hint="eastAsia"/>
+          <w:rFonts w:hint="eastAsia" w:eastAsia="黑体"/>
         </w:rPr>
         <w:t xml:space="preserve">减小</w:t>
       </w:r>
       <w:r>
+        <w:rPr>
+          <w:rFonts w:eastAsia="黑体"/>
+        </w:rPr>
         <w:t xml:space="preserve"> → </w:t>
       </w:r>
       <w:r>
         <w:rPr>
-          <w:rFonts w:hint="eastAsia"/>
+          <w:rFonts w:hint="eastAsia" w:eastAsia="黑体"/>
         </w:rPr>
         <w:t xml:space="preserve">同相增益升高。</w:t>
       </w:r>
@@ -1530,11 +1697,14 @@
       </w:pPr>
       <w:r>
         <w:rPr>
-          <w:rFonts w:hint="eastAsia"/>
+          <w:rFonts w:hint="eastAsia" w:eastAsia="黑体"/>
         </w:rPr>
         <w:t xml:space="preserve">开关导通电阻</w:t>
       </w:r>
       <w:r>
+        <w:rPr>
+          <w:rFonts w:eastAsia="黑体"/>
+        </w:rPr>
         <w:t xml:space="preserve"> </w:t>
       </w:r>
       <m:oMath>
@@ -1555,20 +1725,26 @@
         </m:sSub>
       </m:oMath>
       <w:r>
+        <w:rPr>
+          <w:rFonts w:eastAsia="黑体"/>
+        </w:rPr>
         <w:t xml:space="preserve"> </w:t>
       </w:r>
       <w:r>
         <w:rPr>
-          <w:rFonts w:hint="eastAsia"/>
+          <w:rFonts w:hint="eastAsia" w:eastAsia="黑体"/>
         </w:rPr>
         <w:t xml:space="preserve">越小</w:t>
       </w:r>
       <w:r>
+        <w:rPr>
+          <w:rFonts w:eastAsia="黑体"/>
+        </w:rPr>
         <w:t xml:space="preserve"> → </w:t>
       </w:r>
       <w:r>
         <w:rPr>
-          <w:rFonts w:hint="eastAsia"/>
+          <w:rFonts w:hint="eastAsia" w:eastAsia="黑体"/>
         </w:rPr>
         <w:t xml:space="preserve">增益误差与非线性越小。</w:t>
       </w:r>
@@ -1583,16 +1759,19 @@
       </w:pPr>
       <w:r>
         <w:rPr>
-          <w:rFonts w:hint="eastAsia"/>
+          <w:rFonts w:hint="eastAsia" w:eastAsia="黑体"/>
         </w:rPr>
         <w:t xml:space="preserve">档位越多、步进越小</w:t>
       </w:r>
       <w:r>
+        <w:rPr>
+          <w:rFonts w:eastAsia="黑体"/>
+        </w:rPr>
         <w:t xml:space="preserve"> → </w:t>
       </w:r>
       <w:r>
         <w:rPr>
-          <w:rFonts w:hint="eastAsia"/>
+          <w:rFonts w:hint="eastAsia" w:eastAsia="黑体"/>
         </w:rPr>
         <w:t xml:space="preserve">量程覆盖更精细（受控制位与器件限制）。</w:t>
       </w:r>
@@ -1605,7 +1784,7 @@
       </w:pPr>
       <w:r>
         <w:rPr>
-          <w:rFonts w:hint="eastAsia"/>
+          <w:rFonts w:hint="eastAsia" w:eastAsia="黑体"/>
         </w:rPr>
         <w:t xml:space="preserve">典型参数示例</w:t>
       </w:r>
@@ -1620,7 +1799,7 @@
       </w:pPr>
       <w:r>
         <w:rPr>
-          <w:rFonts w:hint="eastAsia"/>
+          <w:rFonts w:hint="eastAsia" w:eastAsia="黑体"/>
         </w:rPr>
         <w:t xml:space="preserve">反相、</w:t>
       </w:r>
@@ -1662,7 +1841,7 @@
       </m:oMath>
       <w:r>
         <w:rPr>
-          <w:rFonts w:hint="eastAsia"/>
+          <w:rFonts w:hint="eastAsia" w:eastAsia="黑体"/>
         </w:rPr>
         <w:t xml:space="preserve">，</w:t>
       </w:r>
@@ -1681,15 +1860,21 @@
         </m:sSub>
       </m:oMath>
       <w:r>
+        <w:rPr>
+          <w:rFonts w:eastAsia="黑体"/>
+        </w:rPr>
         <w:t xml:space="preserve"> </w:t>
       </w:r>
       <w:r>
         <w:rPr>
-          <w:rFonts w:hint="eastAsia"/>
+          <w:rFonts w:hint="eastAsia" w:eastAsia="黑体"/>
         </w:rPr>
         <w:t xml:space="preserve">取</w:t>
       </w:r>
       <w:r>
+        <w:rPr>
+          <w:rFonts w:eastAsia="黑体"/>
+        </w:rPr>
         <w:t xml:space="preserve"> </w:t>
       </w:r>
       <m:oMath>
@@ -1727,25 +1912,31 @@
       </m:oMath>
       <w:r>
         <w:rPr>
-          <w:rFonts w:hint="eastAsia"/>
+          <w:rFonts w:hint="eastAsia" w:eastAsia="黑体"/>
         </w:rPr>
         <w:t xml:space="preserve">：增益分别为</w:t>
       </w:r>
       <w:r>
+        <w:rPr>
+          <w:rFonts w:eastAsia="黑体"/>
+        </w:rPr>
         <w:t xml:space="preserve"> </w:t>
       </w:r>
       <w:r>
         <w:rPr>
-          <w:rFonts w:hint="eastAsia"/>
+          <w:rFonts w:hint="eastAsia" w:eastAsia="黑体"/>
         </w:rPr>
         <w:t xml:space="preserve">1、10、100（即</w:t>
       </w:r>
       <w:r>
+        <w:rPr>
+          <w:rFonts w:eastAsia="黑体"/>
+        </w:rPr>
         <w:t xml:space="preserve"> 0/20/40 </w:t>
       </w:r>
       <w:r>
         <w:rPr>
-          <w:rFonts w:hint="eastAsia"/>
+          <w:rFonts w:hint="eastAsia" w:eastAsia="黑体"/>
         </w:rPr>
         <w:t xml:space="preserve">dB）。</w:t>
       </w:r>
@@ -1760,7 +1951,7 @@
       </w:pPr>
       <w:r>
         <w:rPr>
-          <w:rFonts w:hint="eastAsia"/>
+          <w:rFonts w:hint="eastAsia" w:eastAsia="黑体"/>
         </w:rPr>
         <w:t xml:space="preserve">同相、</w:t>
       </w:r>
@@ -1798,6 +1989,9 @@
         </m:r>
       </m:oMath>
       <w:r>
+        <w:rPr>
+          <w:rFonts w:eastAsia="黑体"/>
+        </w:rPr>
         <w:t xml:space="preserve">、</w:t>
       </w:r>
       <m:oMath>
@@ -1835,7 +2029,7 @@
       </m:oMath>
       <w:r>
         <w:rPr>
-          <w:rFonts w:hint="eastAsia"/>
+          <w:rFonts w:hint="eastAsia" w:eastAsia="黑体"/>
         </w:rPr>
         <w:t xml:space="preserve">：</w:t>
       </w:r>
@@ -1893,6 +2087,9 @@
         </m:r>
       </m:oMath>
       <w:r>
+        <w:rPr>
+          <w:rFonts w:eastAsia="黑体"/>
+        </w:rPr>
         <w:t xml:space="preserve">。</w:t>
       </w:r>
     </w:p>
@@ -1904,7 +2101,7 @@
       </w:pPr>
       <w:r>
         <w:rPr>
-          <w:rFonts w:hint="eastAsia"/>
+          <w:rFonts w:hint="eastAsia" w:eastAsia="黑体"/>
         </w:rPr>
         <w:t xml:space="preserve">常见器件型号</w:t>
       </w:r>
@@ -1919,16 +2116,19 @@
       </w:pPr>
       <w:r>
         <w:rPr>
-          <w:rFonts w:hint="eastAsia"/>
+          <w:rFonts w:hint="eastAsia" w:eastAsia="黑体"/>
         </w:rPr>
         <w:t xml:space="preserve">集成</w:t>
       </w:r>
       <w:r>
+        <w:rPr>
+          <w:rFonts w:eastAsia="黑体"/>
+        </w:rPr>
         <w:t xml:space="preserve"> PGA </w:t>
       </w:r>
       <w:r>
         <w:rPr>
-          <w:rFonts w:hint="eastAsia"/>
+          <w:rFonts w:hint="eastAsia" w:eastAsia="黑体"/>
         </w:rPr>
         <w:t xml:space="preserve">IC：PGA281、AD8250、LTC6915。</w:t>
       </w:r>
@@ -1943,7 +2143,7 @@
       </w:pPr>
       <w:r>
         <w:rPr>
-          <w:rFonts w:hint="eastAsia"/>
+          <w:rFonts w:hint="eastAsia" w:eastAsia="黑体"/>
         </w:rPr>
         <w:t xml:space="preserve">模拟开关：ADG1401、TS5A23157。</w:t>
       </w:r>
@@ -1958,7 +2158,7 @@
       </w:pPr>
       <w:r>
         <w:rPr>
-          <w:rFonts w:hint="eastAsia"/>
+          <w:rFonts w:hint="eastAsia" w:eastAsia="黑体"/>
         </w:rPr>
         <w:t xml:space="preserve">数字电位器：AD5245、MCP41100。</w:t>
       </w:r>
@@ -1971,7 +2171,7 @@
       </w:pPr>
       <w:r>
         <w:rPr>
-          <w:rFonts w:hint="eastAsia"/>
+          <w:rFonts w:hint="eastAsia" w:eastAsia="黑体"/>
         </w:rPr>
         <w:t xml:space="preserve">注意事项</w:t>
       </w:r>
@@ -1986,7 +2186,7 @@
       </w:pPr>
       <w:r>
         <w:rPr>
-          <w:rFonts w:hint="eastAsia"/>
+          <w:rFonts w:hint="eastAsia" w:eastAsia="黑体"/>
         </w:rPr>
         <w:t xml:space="preserve">开关导通电阻与数字电位器抽头电阻会引入增益误差，需计入反馈网络。</w:t>
       </w:r>
@@ -2001,7 +2201,7 @@
       </w:pPr>
       <w:r>
         <w:rPr>
-          <w:rFonts w:hint="eastAsia"/>
+          <w:rFonts w:hint="eastAsia" w:eastAsia="黑体"/>
         </w:rPr>
         <w:t xml:space="preserve">高增益档注意带宽下降与噪声放大，需评估信噪比。</w:t>
       </w:r>
@@ -2016,7 +2216,7 @@
       </w:pPr>
       <w:r>
         <w:rPr>
-          <w:rFonts w:hint="eastAsia"/>
+          <w:rFonts w:hint="eastAsia" w:eastAsia="黑体"/>
         </w:rPr>
         <w:t xml:space="preserve">切换增益瞬间可能产生瞬态毛刺，需配合采样时序或加滤波。</w:t>
       </w:r>
@@ -2031,16 +2231,19 @@
       </w:pPr>
       <w:r>
         <w:rPr>
-          <w:rFonts w:hint="eastAsia"/>
+          <w:rFonts w:hint="eastAsia" w:eastAsia="黑体"/>
         </w:rPr>
         <w:t xml:space="preserve">集成</w:t>
       </w:r>
       <w:r>
+        <w:rPr>
+          <w:rFonts w:eastAsia="黑体"/>
+        </w:rPr>
         <w:t xml:space="preserve"> PGA </w:t>
       </w:r>
       <w:r>
         <w:rPr>
-          <w:rFonts w:hint="eastAsia"/>
+          <w:rFonts w:hint="eastAsia" w:eastAsia="黑体"/>
         </w:rPr>
         <w:t xml:space="preserve">有增益误差、失调与温漂指标，选型时对齐精度要求。</w:t>
       </w:r>
@@ -2053,7 +2256,7 @@
       </w:pPr>
       <w:r>
         <w:rPr>
-          <w:rFonts w:hint="eastAsia"/>
+          <w:rFonts w:hint="eastAsia" w:eastAsia="黑体"/>
         </w:rPr>
         <w:t xml:space="preserve">参考资料</w:t>
       </w:r>
@@ -2067,15 +2270,21 @@
         </w:numPr>
       </w:pPr>
       <w:r>
+        <w:rPr>
+          <w:rFonts w:eastAsia="黑体"/>
+        </w:rPr>
         <w:t xml:space="preserve">Texas Instruments </w:t>
       </w:r>
       <w:r>
         <w:rPr>
-          <w:rFonts w:hint="eastAsia"/>
+          <w:rFonts w:hint="eastAsia" w:eastAsia="黑体"/>
         </w:rPr>
         <w:t xml:space="preserve">产品页</w:t>
       </w:r>
       <w:r>
+        <w:rPr>
+          <w:rFonts w:eastAsia="黑体"/>
+        </w:rPr>
         <w:t xml:space="preserve"> PGA281。</w:t>
       </w:r>
     </w:p>
@@ -2088,11 +2297,14 @@
         </w:numPr>
       </w:pPr>
       <w:r>
+        <w:rPr>
+          <w:rFonts w:eastAsia="黑体"/>
+        </w:rPr>
         <w:t xml:space="preserve">Analog Devices AD8250 </w:t>
       </w:r>
       <w:r>
         <w:rPr>
-          <w:rFonts w:hint="eastAsia"/>
+          <w:rFonts w:hint="eastAsia" w:eastAsia="黑体"/>
         </w:rPr>
         <w:t xml:space="preserve">数据手册。</w:t>
       </w:r>
@@ -2106,6 +2318,9 @@
         </w:numPr>
       </w:pPr>
       <w:r>
+        <w:rPr>
+          <w:rFonts w:eastAsia="黑体"/>
+        </w:rPr>
         <w:t xml:space="preserve">Wikipedia: Programmable-gain amplifier。</w:t>
       </w:r>
     </w:p>
@@ -2118,11 +2333,11 @@
       </w:pPr>
       <w:r>
         <w:rPr>
-          <w:rFonts w:ascii="Times New Roman" w:hAnsi="Times New Roman"/>
+          <w:rFonts w:ascii="Times New Roman" w:hAnsi="Times New Roman" w:eastAsia="黑体"/>
           <w:color w:val="555555"/>
           <w:sz w:val="21"/>
         </w:rPr>
-        <w:t>材料收集者：杜文杰</w:t>
+        <w:t>材料收集者：杜文杰，WX手机：19519196569，QQ:3478827729</w:t>
       </w:r>
     </w:p>
     <w:sectPr>
@@ -2142,7 +2357,7 @@
 </file>
 
 <file path=word/footer1.xml><?xml version="1.0" encoding="utf-8"?>
-<w:ftr xmlns:m="http://schemas.openxmlformats.org/officeDocument/2006/math" xmlns:mc="http://schemas.openxmlformats.org/markup-compatibility/2006" xmlns:mo="http://schemas.microsoft.com/office/mac/office/2008/main" xmlns:mv="urn:schemas-microsoft-com:mac:vml" xmlns:o="urn:schemas-microsoft-com:office:office" xmlns:r="http://schemas.openxmlformats.org/officeDocument/2006/relationships" xmlns:v="urn:schemas-microsoft-com:vml" xmlns:w10="urn:schemas-microsoft-com:office:word" xmlns:w14="http://schemas.microsoft.com/office/word/2010/wordml" xmlns:w="http://schemas.openxmlformats.org/wordprocessingml/2006/main" xmlns:wne="http://schemas.microsoft.com/office/word/2006/wordml" xmlns:wp14="http://schemas.microsoft.com/office/word/2010/wordprocessingDrawing" xmlns:wp="http://schemas.openxmlformats.org/drawingml/2006/wordprocessingDrawing" xmlns:wpc="http://schemas.microsoft.com/office/word/2010/wordprocessingCanvas" xmlns:wpg="http://schemas.microsoft.com/office/word/2010/wordprocessingGroup" xmlns:wpi="http://schemas.microsoft.com/office/word/2010/wordprocessingInk" xmlns:wps="http://schemas.microsoft.com/office/word/2010/wordprocessingShape" mc:Ignorable="w14 wp14">
+<w:ftr xmlns:mc="http://schemas.openxmlformats.org/markup-compatibility/2006" xmlns:w="http://schemas.openxmlformats.org/wordprocessingml/2006/main" xmlns:m="http://schemas.openxmlformats.org/officeDocument/2006/math" xmlns:mo="http://schemas.microsoft.com/office/mac/office/2008/main" xmlns:mv="urn:schemas-microsoft-com:mac:vml" xmlns:o="urn:schemas-microsoft-com:office:office" xmlns:r="http://schemas.openxmlformats.org/officeDocument/2006/relationships" xmlns:v="urn:schemas-microsoft-com:vml" xmlns:w10="urn:schemas-microsoft-com:office:word" xmlns:w14="http://schemas.microsoft.com/office/word/2010/wordml" xmlns:wne="http://schemas.microsoft.com/office/word/2006/wordml" xmlns:wp14="http://schemas.microsoft.com/office/word/2010/wordprocessingDrawing" xmlns:wp="http://schemas.openxmlformats.org/drawingml/2006/wordprocessingDrawing" xmlns:wpc="http://schemas.microsoft.com/office/word/2010/wordprocessingCanvas" xmlns:wpg="http://schemas.microsoft.com/office/word/2010/wordprocessingGroup" xmlns:wpi="http://schemas.microsoft.com/office/word/2010/wordprocessingInk" xmlns:wps="http://schemas.microsoft.com/office/word/2010/wordprocessingShape" mc:Ignorable="w14 wp14">
   <w:p>
     <w:pPr>
       <w:pStyle w:val="Footer"/>
@@ -2150,12 +2365,14 @@
     </w:pPr>
     <w:r>
       <w:rPr>
+        <w:rFonts w:eastAsia="黑体"/>
         <w:sz w:val="18"/>
       </w:rPr>
       <w:t xml:space="preserve">第 </w:t>
     </w:r>
     <w:r>
       <w:rPr>
+        <w:rFonts w:eastAsia="黑体"/>
         <w:sz w:val="18"/>
       </w:rPr>
       <w:fldChar w:fldCharType="begin"/>
@@ -2164,6 +2381,7 @@
     </w:r>
     <w:r>
       <w:rPr>
+        <w:rFonts w:eastAsia="黑体"/>
         <w:sz w:val="18"/>
       </w:rPr>
       <w:t xml:space="preserve"> 页</w:t>
@@ -2177,6 +2395,9 @@
   <w:footnote w:type="continuationSeparator" w:id="0">
     <w:p>
       <w:r>
+        <w:rPr>
+          <w:rFonts w:eastAsia="黑体"/>
+        </w:rPr>
         <w:continuationSeparator/>
       </w:r>
     </w:p>
@@ -2184,6 +2405,9 @@
   <w:footnote w:type="separator" w:id="-1">
     <w:p>
       <w:r>
+        <w:rPr>
+          <w:rFonts w:eastAsia="黑体"/>
+        </w:rPr>
         <w:separator/>
       </w:r>
     </w:p>
@@ -2192,7 +2416,7 @@
 </file>
 
 <file path=word/header1.xml><?xml version="1.0" encoding="utf-8"?>
-<w:hdr xmlns:m="http://schemas.openxmlformats.org/officeDocument/2006/math" xmlns:mc="http://schemas.openxmlformats.org/markup-compatibility/2006" xmlns:mo="http://schemas.microsoft.com/office/mac/office/2008/main" xmlns:mv="urn:schemas-microsoft-com:mac:vml" xmlns:o="urn:schemas-microsoft-com:office:office" xmlns:r="http://schemas.openxmlformats.org/officeDocument/2006/relationships" xmlns:v="urn:schemas-microsoft-com:vml" xmlns:w10="urn:schemas-microsoft-com:office:word" xmlns:w14="http://schemas.microsoft.com/office/word/2010/wordml" xmlns:w="http://schemas.openxmlformats.org/wordprocessingml/2006/main" xmlns:wne="http://schemas.microsoft.com/office/word/2006/wordml" xmlns:wp14="http://schemas.microsoft.com/office/word/2010/wordprocessingDrawing" xmlns:wp="http://schemas.openxmlformats.org/drawingml/2006/wordprocessingDrawing" xmlns:wpc="http://schemas.microsoft.com/office/word/2010/wordprocessingCanvas" xmlns:wpg="http://schemas.microsoft.com/office/word/2010/wordprocessingGroup" xmlns:wpi="http://schemas.microsoft.com/office/word/2010/wordprocessingInk" xmlns:wps="http://schemas.microsoft.com/office/word/2010/wordprocessingShape" mc:Ignorable="w14 wp14">
+<w:hdr xmlns:mc="http://schemas.openxmlformats.org/markup-compatibility/2006" xmlns:w="http://schemas.openxmlformats.org/wordprocessingml/2006/main" xmlns:m="http://schemas.openxmlformats.org/officeDocument/2006/math" xmlns:mo="http://schemas.microsoft.com/office/mac/office/2008/main" xmlns:mv="urn:schemas-microsoft-com:mac:vml" xmlns:o="urn:schemas-microsoft-com:office:office" xmlns:r="http://schemas.openxmlformats.org/officeDocument/2006/relationships" xmlns:v="urn:schemas-microsoft-com:vml" xmlns:w10="urn:schemas-microsoft-com:office:word" xmlns:w14="http://schemas.microsoft.com/office/word/2010/wordml" xmlns:wne="http://schemas.microsoft.com/office/word/2006/wordml" xmlns:wp14="http://schemas.microsoft.com/office/word/2010/wordprocessingDrawing" xmlns:wp="http://schemas.openxmlformats.org/drawingml/2006/wordprocessingDrawing" xmlns:wpc="http://schemas.microsoft.com/office/word/2010/wordprocessingCanvas" xmlns:wpg="http://schemas.microsoft.com/office/word/2010/wordprocessingGroup" xmlns:wpi="http://schemas.microsoft.com/office/word/2010/wordprocessingInk" xmlns:wps="http://schemas.microsoft.com/office/word/2010/wordprocessingShape" mc:Ignorable="w14 wp14">
   <w:p>
     <w:pPr>
       <w:pStyle w:val="Header"/>
@@ -2200,7 +2424,7 @@
     </w:pPr>
     <w:r>
       <w:rPr>
-        <w:rFonts w:ascii="Times New Roman" w:hAnsi="Times New Roman"/>
+        <w:rFonts w:ascii="Times New Roman" w:hAnsi="Times New Roman" w:eastAsia="黑体"/>
         <w:sz w:val="18"/>
         <w:rFonts w:eastAsia="黑体"/>
         <w:rFonts w:eastAsia="黑体"/>
@@ -2212,7 +2436,7 @@
 </file>
 
 <file path=word/numbering.xml><?xml version="1.0" encoding="utf-8"?>
-<w:numbering xmlns:m="http://schemas.openxmlformats.org/officeDocument/2006/math" xmlns:mc="http://schemas.openxmlformats.org/markup-compatibility/2006" xmlns:mo="http://schemas.microsoft.com/office/mac/office/2008/main" xmlns:mv="urn:schemas-microsoft-com:mac:vml" xmlns:o="urn:schemas-microsoft-com:office:office" xmlns:r="http://schemas.openxmlformats.org/officeDocument/2006/relationships" xmlns:v="urn:schemas-microsoft-com:vml" xmlns:w="http://schemas.openxmlformats.org/wordprocessingml/2006/main" xmlns:w10="urn:schemas-microsoft-com:office:word" xmlns:w14="http://schemas.microsoft.com/office/word/2010/wordml" xmlns:wne="http://schemas.microsoft.com/office/word/2006/wordml" xmlns:wp="http://schemas.openxmlformats.org/drawingml/2006/wordprocessingDrawing" xmlns:wp14="http://schemas.microsoft.com/office/word/2010/wordprocessingDrawing" xmlns:wpc="http://schemas.microsoft.com/office/word/2010/wordprocessingCanvas" xmlns:wpg="http://schemas.microsoft.com/office/word/2010/wordprocessingGroup" xmlns:wpi="http://schemas.microsoft.com/office/word/2010/wordprocessingInk" xmlns:wps="http://schemas.microsoft.com/office/word/2010/wordprocessingShape" mc:Ignorable="w14 wp14">
+<w:numbering xmlns:mc="http://schemas.openxmlformats.org/markup-compatibility/2006" xmlns:w="http://schemas.openxmlformats.org/wordprocessingml/2006/main" xmlns:m="http://schemas.openxmlformats.org/officeDocument/2006/math" xmlns:mo="http://schemas.microsoft.com/office/mac/office/2008/main" xmlns:mv="urn:schemas-microsoft-com:mac:vml" xmlns:o="urn:schemas-microsoft-com:office:office" xmlns:r="http://schemas.openxmlformats.org/officeDocument/2006/relationships" xmlns:v="urn:schemas-microsoft-com:vml" xmlns:w10="urn:schemas-microsoft-com:office:word" xmlns:w14="http://schemas.microsoft.com/office/word/2010/wordml" xmlns:wne="http://schemas.microsoft.com/office/word/2006/wordml" xmlns:wp="http://schemas.openxmlformats.org/drawingml/2006/wordprocessingDrawing" xmlns:wp14="http://schemas.microsoft.com/office/word/2010/wordprocessingDrawing" xmlns:wpc="http://schemas.microsoft.com/office/word/2010/wordprocessingCanvas" xmlns:wpg="http://schemas.microsoft.com/office/word/2010/wordprocessingGroup" xmlns:wpi="http://schemas.microsoft.com/office/word/2010/wordprocessingInk" xmlns:wps="http://schemas.microsoft.com/office/word/2010/wordprocessingShape" mc:Ignorable="w14 wp14">
   <w:abstractNum w:abstractNumId="0">
     <w:nsid w:val="FFFFFF7C"/>
     <w:multiLevelType w:val="singleLevel"/>
@@ -2299,7 +2523,7 @@
         <w:ind w:hanging="360" w:left="1440"/>
       </w:pPr>
       <w:rPr>
-        <w:rFonts w:ascii="Symbol" w:hAnsi="Symbol" w:hint="default"/>
+        <w:rFonts w:ascii="Symbol" w:hAnsi="Symbol" w:hint="default" w:eastAsia="黑体"/>
       </w:rPr>
     </w:lvl>
   </w:abstractNum>
@@ -2320,7 +2544,7 @@
         <w:ind w:hanging="360" w:left="1080"/>
       </w:pPr>
       <w:rPr>
-        <w:rFonts w:ascii="Symbol" w:hAnsi="Symbol" w:hint="default"/>
+        <w:rFonts w:ascii="Symbol" w:hAnsi="Symbol" w:hint="default" w:eastAsia="黑体"/>
       </w:rPr>
     </w:lvl>
   </w:abstractNum>
@@ -2341,7 +2565,7 @@
         <w:ind w:hanging="360" w:left="720"/>
       </w:pPr>
       <w:rPr>
-        <w:rFonts w:ascii="Symbol" w:hAnsi="Symbol" w:hint="default"/>
+        <w:rFonts w:ascii="Symbol" w:hAnsi="Symbol" w:hint="default" w:eastAsia="黑体"/>
       </w:rPr>
     </w:lvl>
   </w:abstractNum>
@@ -2380,7 +2604,7 @@
         <w:ind w:hanging="360" w:left="360"/>
       </w:pPr>
       <w:rPr>
-        <w:rFonts w:ascii="Symbol" w:hAnsi="Symbol" w:hint="default"/>
+        <w:rFonts w:ascii="Symbol" w:hAnsi="Symbol" w:hint="default" w:eastAsia="黑体"/>
       </w:rPr>
     </w:lvl>
   </w:abstractNum>
@@ -2471,7 +2695,7 @@
         <w:ind w:left="720" w:hanging="360"/>
       </w:pPr>
       <w:rPr>
-        <w:rFonts w:ascii="Symbol" w:hAnsi="Symbol" w:cs="Symbol" w:hint="default"/>
+        <w:rFonts w:ascii="Symbol" w:hAnsi="Symbol" w:cs="Symbol" w:hint="default" w:eastAsia="黑体"/>
       </w:rPr>
     </w:lvl>
     <w:lvl w:ilvl="1">
@@ -2482,7 +2706,7 @@
         <w:ind w:left="1440" w:hanging="360"/>
       </w:pPr>
       <w:rPr>
-        <w:rFonts w:ascii="Courier New" w:hAnsi="Courier New" w:cs="Courier New" w:hint="default"/>
+        <w:rFonts w:ascii="Courier New" w:hAnsi="Courier New" w:cs="Courier New" w:hint="default" w:eastAsia="黑体"/>
       </w:rPr>
     </w:lvl>
     <w:lvl w:ilvl="2">
@@ -2493,7 +2717,7 @@
         <w:ind w:left="2160" w:hanging="360"/>
       </w:pPr>
       <w:rPr>
-        <w:rFonts w:ascii="Wingdings" w:hAnsi="Wingdings" w:cs="Wingdings" w:hint="default"/>
+        <w:rFonts w:ascii="Wingdings" w:hAnsi="Wingdings" w:cs="Wingdings" w:hint="default" w:eastAsia="黑体"/>
       </w:rPr>
     </w:lvl>
     <w:lvl w:ilvl="3">
@@ -2504,7 +2728,7 @@
         <w:ind w:left="2880" w:hanging="360"/>
       </w:pPr>
       <w:rPr>
-        <w:rFonts w:ascii="Symbol" w:hAnsi="Symbol" w:cs="Symbol" w:hint="default"/>
+        <w:rFonts w:ascii="Symbol" w:hAnsi="Symbol" w:cs="Symbol" w:hint="default" w:eastAsia="黑体"/>
       </w:rPr>
     </w:lvl>
     <w:lvl w:ilvl="4">
@@ -2515,7 +2739,7 @@
         <w:ind w:left="3600" w:hanging="360"/>
       </w:pPr>
       <w:rPr>
-        <w:rFonts w:ascii="Courier New" w:hAnsi="Courier New" w:cs="Courier New" w:hint="default"/>
+        <w:rFonts w:ascii="Courier New" w:hAnsi="Courier New" w:cs="Courier New" w:hint="default" w:eastAsia="黑体"/>
       </w:rPr>
     </w:lvl>
     <w:lvl w:ilvl="5">
@@ -2526,7 +2750,7 @@
         <w:ind w:left="4320" w:hanging="360"/>
       </w:pPr>
       <w:rPr>
-        <w:rFonts w:ascii="Wingdings" w:hAnsi="Wingdings" w:cs="Wingdings" w:hint="default"/>
+        <w:rFonts w:ascii="Wingdings" w:hAnsi="Wingdings" w:cs="Wingdings" w:hint="default" w:eastAsia="黑体"/>
       </w:rPr>
     </w:lvl>
     <w:lvl w:ilvl="6">
@@ -2537,7 +2761,7 @@
         <w:ind w:left="5040" w:hanging="360"/>
       </w:pPr>
       <w:rPr>
-        <w:rFonts w:ascii="Symbol" w:hAnsi="Symbol" w:cs="Symbol" w:hint="default"/>
+        <w:rFonts w:ascii="Symbol" w:hAnsi="Symbol" w:cs="Symbol" w:hint="default" w:eastAsia="黑体"/>
       </w:rPr>
     </w:lvl>
     <w:lvl w:ilvl="7">
@@ -2548,7 +2772,7 @@
         <w:ind w:left="5760" w:hanging="360"/>
       </w:pPr>
       <w:rPr>
-        <w:rFonts w:ascii="Courier New" w:hAnsi="Courier New" w:cs="Courier New" w:hint="default"/>
+        <w:rFonts w:ascii="Courier New" w:hAnsi="Courier New" w:cs="Courier New" w:hint="default" w:eastAsia="黑体"/>
       </w:rPr>
     </w:lvl>
     <w:lvl w:ilvl="8">
@@ -2559,7 +2783,7 @@
         <w:ind w:left="6480" w:hanging="360"/>
       </w:pPr>
       <w:rPr>
-        <w:rFonts w:ascii="Wingdings" w:hAnsi="Wingdings" w:cs="Wingdings" w:hint="default"/>
+        <w:rFonts w:ascii="Wingdings" w:hAnsi="Wingdings" w:cs="Wingdings" w:hint="default" w:eastAsia="黑体"/>
       </w:rPr>
     </w:lvl>
   </w:abstractNum>
@@ -2615,11 +2839,11 @@
 </file>
 
 <file path=word/styles.xml><?xml version="1.0" encoding="utf-8"?>
-<w:styles xmlns:mc="http://schemas.openxmlformats.org/markup-compatibility/2006" xmlns:r="http://schemas.openxmlformats.org/officeDocument/2006/relationships" xmlns:w="http://schemas.openxmlformats.org/wordprocessingml/2006/main" xmlns:w14="http://schemas.microsoft.com/office/word/2010/wordml" mc:Ignorable="w14">
+<w:styles xmlns:mc="http://schemas.openxmlformats.org/markup-compatibility/2006" xmlns:w="http://schemas.openxmlformats.org/wordprocessingml/2006/main" xmlns:r="http://schemas.openxmlformats.org/officeDocument/2006/relationships" xmlns:w14="http://schemas.microsoft.com/office/word/2010/wordml" mc:Ignorable="w14">
   <w:docDefaults>
     <w:rPrDefault>
       <w:rPr>
-        <w:rFonts w:asciiTheme="minorHAnsi" w:cstheme="minorBidi" w:eastAsiaTheme="minorEastAsia" w:hAnsiTheme="minorHAnsi"/>
+        <w:rFonts w:asciiTheme="minorHAnsi" w:cstheme="minorBidi" w:hAnsiTheme="minorHAnsi" w:eastAsia="黑体"/>
         <w:sz w:val="22"/>
         <w:szCs w:val="22"/>
         <w:lang w:bidi="ar-SA" w:eastAsia="en-US" w:val="en-US"/>
@@ -2841,7 +3065,7 @@
       <w:outlineLvl w:val="0"/>
     </w:pPr>
     <w:rPr>
-      <w:rFonts w:ascii="Times New Roman" w:asciiTheme="majorHAnsi" w:cstheme="majorBidi" w:eastAsia="黑体" w:eastAsiaTheme="majorEastAsia" w:hAnsi="Times New Roman" w:hAnsiTheme="majorHAnsi"/>
+      <w:rFonts w:ascii="Times New Roman" w:asciiTheme="majorHAnsi" w:cstheme="majorBidi" w:eastAsia="黑体" w:hAnsi="Times New Roman" w:hAnsiTheme="majorHAnsi"/>
       <w:b/>
       <w:bCs/>
       <w:color w:val="1F3864"/>
@@ -2865,7 +3089,7 @@
       <w:outlineLvl w:val="1"/>
     </w:pPr>
     <w:rPr>
-      <w:rFonts w:ascii="Times New Roman" w:asciiTheme="majorHAnsi" w:cstheme="majorBidi" w:eastAsia="黑体" w:eastAsiaTheme="majorEastAsia" w:hAnsi="Times New Roman" w:hAnsiTheme="majorHAnsi"/>
+      <w:rFonts w:ascii="Times New Roman" w:asciiTheme="majorHAnsi" w:cstheme="majorBidi" w:eastAsia="黑体" w:hAnsi="Times New Roman" w:hAnsiTheme="majorHAnsi"/>
       <w:b/>
       <w:bCs/>
       <w:color w:val="2E4E7E"/>
@@ -2889,7 +3113,7 @@
       <w:outlineLvl w:val="2"/>
     </w:pPr>
     <w:rPr>
-      <w:rFonts w:ascii="Times New Roman" w:asciiTheme="majorHAnsi" w:cstheme="majorBidi" w:eastAsia="黑体" w:eastAsiaTheme="majorEastAsia" w:hAnsi="Times New Roman" w:hAnsiTheme="majorHAnsi"/>
+      <w:rFonts w:ascii="Times New Roman" w:asciiTheme="majorHAnsi" w:cstheme="majorBidi" w:eastAsia="黑体" w:hAnsi="Times New Roman" w:hAnsiTheme="majorHAnsi"/>
       <w:b/>
       <w:bCs/>
       <w:color w:val="2E4E7E"/>
@@ -2913,7 +3137,7 @@
       <w:outlineLvl w:val="3"/>
     </w:pPr>
     <w:rPr>
-      <w:rFonts w:ascii="Times New Roman" w:asciiTheme="majorHAnsi" w:cstheme="majorBidi" w:eastAsia="黑体" w:eastAsiaTheme="majorEastAsia" w:hAnsi="Times New Roman" w:hAnsiTheme="majorHAnsi"/>
+      <w:rFonts w:ascii="Times New Roman" w:asciiTheme="majorHAnsi" w:cstheme="majorBidi" w:eastAsia="黑体" w:hAnsi="Times New Roman" w:hAnsiTheme="majorHAnsi"/>
       <w:b/>
       <w:bCs/>
       <w:i/>
@@ -2939,7 +3163,7 @@
       <w:outlineLvl w:val="4"/>
     </w:pPr>
     <w:rPr>
-      <w:rFonts w:ascii="Times New Roman" w:asciiTheme="majorHAnsi" w:cstheme="majorBidi" w:eastAsia="黑体" w:eastAsiaTheme="majorEastAsia" w:hAnsi="Times New Roman" w:hAnsiTheme="majorHAnsi"/>
+      <w:rFonts w:ascii="Times New Roman" w:asciiTheme="majorHAnsi" w:cstheme="majorBidi" w:eastAsia="黑体" w:hAnsi="Times New Roman" w:hAnsiTheme="majorHAnsi"/>
       <w:b/>
       <w:color w:val="333333"/>
       <w:sz w:val="22"/>
@@ -2962,7 +3186,7 @@
       <w:outlineLvl w:val="5"/>
     </w:pPr>
     <w:rPr>
-      <w:rFonts w:asciiTheme="majorHAnsi" w:cstheme="majorBidi" w:eastAsiaTheme="majorEastAsia" w:hAnsiTheme="majorHAnsi"/>
+      <w:rFonts w:asciiTheme="majorHAnsi" w:cstheme="majorBidi" w:hAnsiTheme="majorHAnsi" w:eastAsia="黑体"/>
       <w:i/>
       <w:iCs/>
       <w:color w:themeColor="accent1" w:themeShade="7F" w:val="243F60"/>
@@ -2985,7 +3209,7 @@
       <w:outlineLvl w:val="6"/>
     </w:pPr>
     <w:rPr>
-      <w:rFonts w:asciiTheme="majorHAnsi" w:cstheme="majorBidi" w:eastAsiaTheme="majorEastAsia" w:hAnsiTheme="majorHAnsi"/>
+      <w:rFonts w:asciiTheme="majorHAnsi" w:cstheme="majorBidi" w:hAnsiTheme="majorHAnsi" w:eastAsia="黑体"/>
       <w:i/>
       <w:iCs/>
       <w:color w:themeColor="text1" w:themeTint="BF" w:val="404040"/>
@@ -3008,7 +3232,7 @@
       <w:outlineLvl w:val="7"/>
     </w:pPr>
     <w:rPr>
-      <w:rFonts w:asciiTheme="majorHAnsi" w:cstheme="majorBidi" w:eastAsiaTheme="majorEastAsia" w:hAnsiTheme="majorHAnsi"/>
+      <w:rFonts w:asciiTheme="majorHAnsi" w:cstheme="majorBidi" w:hAnsiTheme="majorHAnsi" w:eastAsia="黑体"/>
       <w:color w:themeColor="accent1" w:val="4F81BD"/>
       <w:sz w:val="20"/>
       <w:szCs w:val="20"/>
@@ -3031,7 +3255,7 @@
       <w:outlineLvl w:val="8"/>
     </w:pPr>
     <w:rPr>
-      <w:rFonts w:asciiTheme="majorHAnsi" w:cstheme="majorBidi" w:eastAsiaTheme="majorEastAsia" w:hAnsiTheme="majorHAnsi"/>
+      <w:rFonts w:asciiTheme="majorHAnsi" w:cstheme="majorBidi" w:hAnsiTheme="majorHAnsi" w:eastAsia="黑体"/>
       <w:i/>
       <w:iCs/>
       <w:color w:themeColor="text1" w:themeTint="BF" w:val="404040"/>
@@ -3082,7 +3306,7 @@
     <w:uiPriority w:val="9"/>
     <w:rsid w:val="00FC693F"/>
     <w:rPr>
-      <w:rFonts w:asciiTheme="majorHAnsi" w:cstheme="majorBidi" w:eastAsiaTheme="majorEastAsia" w:hAnsiTheme="majorHAnsi"/>
+      <w:rFonts w:asciiTheme="majorHAnsi" w:cstheme="majorBidi" w:hAnsiTheme="majorHAnsi" w:eastAsia="黑体"/>
       <w:b/>
       <w:bCs/>
       <w:color w:themeColor="accent1" w:themeShade="BF" w:val="365F91"/>
@@ -3097,7 +3321,7 @@
     <w:uiPriority w:val="9"/>
     <w:rsid w:val="00FC693F"/>
     <w:rPr>
-      <w:rFonts w:asciiTheme="majorHAnsi" w:cstheme="majorBidi" w:eastAsiaTheme="majorEastAsia" w:hAnsiTheme="majorHAnsi"/>
+      <w:rFonts w:asciiTheme="majorHAnsi" w:cstheme="majorBidi" w:hAnsiTheme="majorHAnsi" w:eastAsia="黑体"/>
       <w:b/>
       <w:bCs/>
       <w:color w:themeColor="accent1" w:val="4F81BD"/>
@@ -3112,7 +3336,7 @@
     <w:uiPriority w:val="9"/>
     <w:rsid w:val="00FC693F"/>
     <w:rPr>
-      <w:rFonts w:asciiTheme="majorHAnsi" w:cstheme="majorBidi" w:eastAsiaTheme="majorEastAsia" w:hAnsiTheme="majorHAnsi"/>
+      <w:rFonts w:asciiTheme="majorHAnsi" w:cstheme="majorBidi" w:hAnsiTheme="majorHAnsi" w:eastAsia="黑体"/>
       <w:b/>
       <w:bCs/>
       <w:color w:themeColor="accent1" w:val="4F81BD"/>
@@ -3135,7 +3359,7 @@
       <w:contextualSpacing/>
     </w:pPr>
     <w:rPr>
-      <w:rFonts w:ascii="Times New Roman" w:asciiTheme="majorHAnsi" w:cstheme="majorBidi" w:eastAsia="黑体" w:eastAsiaTheme="majorEastAsia" w:hAnsi="Times New Roman" w:hAnsiTheme="majorHAnsi"/>
+      <w:rFonts w:ascii="Times New Roman" w:asciiTheme="majorHAnsi" w:cstheme="majorBidi" w:eastAsia="黑体" w:hAnsi="Times New Roman" w:hAnsiTheme="majorHAnsi"/>
       <w:b/>
       <w:color w:val="1F3864"/>
       <w:spacing w:val="5"/>
@@ -3151,7 +3375,7 @@
     <w:uiPriority w:val="10"/>
     <w:rsid w:val="00FC693F"/>
     <w:rPr>
-      <w:rFonts w:asciiTheme="majorHAnsi" w:cstheme="majorBidi" w:eastAsiaTheme="majorEastAsia" w:hAnsiTheme="majorHAnsi"/>
+      <w:rFonts w:asciiTheme="majorHAnsi" w:cstheme="majorBidi" w:hAnsiTheme="majorHAnsi" w:eastAsia="黑体"/>
       <w:color w:themeColor="text2" w:themeShade="BF" w:val="17365D"/>
       <w:spacing w:val="5"/>
       <w:kern w:val="28"/>
@@ -3173,7 +3397,7 @@
       </w:numPr>
     </w:pPr>
     <w:rPr>
-      <w:rFonts w:asciiTheme="majorHAnsi" w:cstheme="majorBidi" w:eastAsiaTheme="majorEastAsia" w:hAnsiTheme="majorHAnsi"/>
+      <w:rFonts w:asciiTheme="majorHAnsi" w:cstheme="majorBidi" w:hAnsiTheme="majorHAnsi" w:eastAsia="黑体"/>
       <w:i/>
       <w:iCs/>
       <w:color w:themeColor="accent1" w:val="4F81BD"/>
@@ -3189,7 +3413,7 @@
     <w:uiPriority w:val="11"/>
     <w:rsid w:val="00FC693F"/>
     <w:rPr>
-      <w:rFonts w:asciiTheme="majorHAnsi" w:cstheme="majorBidi" w:eastAsiaTheme="majorEastAsia" w:hAnsiTheme="majorHAnsi"/>
+      <w:rFonts w:asciiTheme="majorHAnsi" w:cstheme="majorBidi" w:hAnsiTheme="majorHAnsi" w:eastAsia="黑体"/>
       <w:i/>
       <w:iCs/>
       <w:color w:themeColor="accent1" w:val="4F81BD"/>
@@ -3256,6 +3480,7 @@
       <w:spacing w:after="120"/>
     </w:pPr>
     <w:rPr>
+      <w:rFonts w:eastAsia="黑体"/>
       <w:sz w:val="16"/>
       <w:szCs w:val="16"/>
     </w:rPr>
@@ -3267,6 +3492,7 @@
     <w:uiPriority w:val="99"/>
     <w:rsid w:val="00AA1D8D"/>
     <w:rPr>
+      <w:rFonts w:eastAsia="黑体"/>
       <w:sz w:val="16"/>
       <w:szCs w:val="16"/>
     </w:rPr>
@@ -3436,7 +3662,7 @@
       </w:tabs>
     </w:pPr>
     <w:rPr>
-      <w:rFonts w:ascii="Courier" w:hAnsi="Courier"/>
+      <w:rFonts w:ascii="Courier" w:hAnsi="Courier" w:eastAsia="黑体"/>
       <w:sz w:val="20"/>
       <w:szCs w:val="20"/>
     </w:rPr>
@@ -3448,7 +3674,7 @@
     <w:uiPriority w:val="99"/>
     <w:rsid w:val="0029639D"/>
     <w:rPr>
-      <w:rFonts w:ascii="Courier" w:hAnsi="Courier"/>
+      <w:rFonts w:ascii="Courier" w:hAnsi="Courier" w:eastAsia="黑体"/>
       <w:sz w:val="20"/>
       <w:szCs w:val="20"/>
     </w:rPr>
@@ -3484,6 +3710,7 @@
     <w:uiPriority w:val="29"/>
     <w:rsid w:val="00FC693F"/>
     <w:rPr>
+      <w:rFonts w:eastAsia="黑体"/>
       <w:i/>
       <w:iCs/>
       <w:color w:themeColor="text1" w:val="000000"/>
@@ -3497,7 +3724,7 @@
     <w:semiHidden/>
     <w:rsid w:val="00FC693F"/>
     <w:rPr>
-      <w:rFonts w:asciiTheme="majorHAnsi" w:cstheme="majorBidi" w:eastAsiaTheme="majorEastAsia" w:hAnsiTheme="majorHAnsi"/>
+      <w:rFonts w:asciiTheme="majorHAnsi" w:cstheme="majorBidi" w:hAnsiTheme="majorHAnsi" w:eastAsia="黑体"/>
       <w:b/>
       <w:bCs/>
       <w:i/>
@@ -3513,7 +3740,7 @@
     <w:semiHidden/>
     <w:rsid w:val="00FC693F"/>
     <w:rPr>
-      <w:rFonts w:asciiTheme="majorHAnsi" w:cstheme="majorBidi" w:eastAsiaTheme="majorEastAsia" w:hAnsiTheme="majorHAnsi"/>
+      <w:rFonts w:asciiTheme="majorHAnsi" w:cstheme="majorBidi" w:hAnsiTheme="majorHAnsi" w:eastAsia="黑体"/>
       <w:color w:themeColor="accent1" w:themeShade="7F" w:val="243F60"/>
     </w:rPr>
   </w:style>
@@ -3525,7 +3752,7 @@
     <w:semiHidden/>
     <w:rsid w:val="00FC693F"/>
     <w:rPr>
-      <w:rFonts w:asciiTheme="majorHAnsi" w:cstheme="majorBidi" w:eastAsiaTheme="majorEastAsia" w:hAnsiTheme="majorHAnsi"/>
+      <w:rFonts w:asciiTheme="majorHAnsi" w:cstheme="majorBidi" w:hAnsiTheme="majorHAnsi" w:eastAsia="黑体"/>
       <w:i/>
       <w:iCs/>
       <w:color w:themeColor="accent1" w:themeShade="7F" w:val="243F60"/>
@@ -3539,7 +3766,7 @@
     <w:semiHidden/>
     <w:rsid w:val="00FC693F"/>
     <w:rPr>
-      <w:rFonts w:asciiTheme="majorHAnsi" w:cstheme="majorBidi" w:eastAsiaTheme="majorEastAsia" w:hAnsiTheme="majorHAnsi"/>
+      <w:rFonts w:asciiTheme="majorHAnsi" w:cstheme="majorBidi" w:hAnsiTheme="majorHAnsi" w:eastAsia="黑体"/>
       <w:i/>
       <w:iCs/>
       <w:color w:themeColor="text1" w:themeTint="BF" w:val="404040"/>
@@ -3553,7 +3780,7 @@
     <w:semiHidden/>
     <w:rsid w:val="00FC693F"/>
     <w:rPr>
-      <w:rFonts w:asciiTheme="majorHAnsi" w:cstheme="majorBidi" w:eastAsiaTheme="majorEastAsia" w:hAnsiTheme="majorHAnsi"/>
+      <w:rFonts w:asciiTheme="majorHAnsi" w:cstheme="majorBidi" w:hAnsiTheme="majorHAnsi" w:eastAsia="黑体"/>
       <w:color w:themeColor="accent1" w:val="4F81BD"/>
       <w:sz w:val="20"/>
       <w:szCs w:val="20"/>
@@ -3567,7 +3794,7 @@
     <w:semiHidden/>
     <w:rsid w:val="00FC693F"/>
     <w:rPr>
-      <w:rFonts w:asciiTheme="majorHAnsi" w:cstheme="majorBidi" w:eastAsiaTheme="majorEastAsia" w:hAnsiTheme="majorHAnsi"/>
+      <w:rFonts w:asciiTheme="majorHAnsi" w:cstheme="majorBidi" w:hAnsiTheme="majorHAnsi" w:eastAsia="黑体"/>
       <w:i/>
       <w:iCs/>
       <w:color w:themeColor="text1" w:themeTint="BF" w:val="404040"/>
@@ -3588,6 +3815,7 @@
       <w:spacing w:line="240" w:lineRule="auto"/>
     </w:pPr>
     <w:rPr>
+      <w:rFonts w:eastAsia="黑体"/>
       <w:b/>
       <w:bCs/>
       <w:color w:themeColor="accent1" w:val="4F81BD"/>
@@ -3602,6 +3830,7 @@
     <w:qFormat/>
     <w:rsid w:val="00FC693F"/>
     <w:rPr>
+      <w:rFonts w:eastAsia="黑体"/>
       <w:b/>
       <w:bCs/>
     </w:rPr>
@@ -3613,6 +3842,7 @@
     <w:qFormat/>
     <w:rsid w:val="00FC693F"/>
     <w:rPr>
+      <w:rFonts w:eastAsia="黑体"/>
       <w:i/>
       <w:iCs/>
     </w:rPr>
@@ -3633,6 +3863,7 @@
       <w:ind w:left="936" w:right="936"/>
     </w:pPr>
     <w:rPr>
+      <w:rFonts w:eastAsia="黑体"/>
       <w:b/>
       <w:bCs/>
       <w:i/>
@@ -3647,6 +3878,7 @@
     <w:uiPriority w:val="30"/>
     <w:rsid w:val="00FC693F"/>
     <w:rPr>
+      <w:rFonts w:eastAsia="黑体"/>
       <w:b/>
       <w:bCs/>
       <w:i/>
@@ -3661,6 +3893,7 @@
     <w:qFormat/>
     <w:rsid w:val="00FC693F"/>
     <w:rPr>
+      <w:rFonts w:eastAsia="黑体"/>
       <w:i/>
       <w:iCs/>
       <w:color w:themeColor="text1" w:themeTint="7F" w:val="808080"/>
@@ -3673,6 +3906,7 @@
     <w:qFormat/>
     <w:rsid w:val="00FC693F"/>
     <w:rPr>
+      <w:rFonts w:eastAsia="黑体"/>
       <w:b/>
       <w:bCs/>
       <w:i/>
@@ -3687,6 +3921,7 @@
     <w:qFormat/>
     <w:rsid w:val="00FC693F"/>
     <w:rPr>
+      <w:rFonts w:eastAsia="黑体"/>
       <w:smallCaps/>
       <w:color w:themeColor="accent2" w:val="C0504D"/>
       <w:u w:val="single"/>
@@ -3699,6 +3934,7 @@
     <w:qFormat/>
     <w:rsid w:val="00FC693F"/>
     <w:rPr>
+      <w:rFonts w:eastAsia="黑体"/>
       <w:b/>
       <w:bCs/>
       <w:smallCaps/>
@@ -3714,6 +3950,7 @@
     <w:qFormat/>
     <w:rsid w:val="00FC693F"/>
     <w:rPr>
+      <w:rFonts w:eastAsia="黑体"/>
       <w:b/>
       <w:bCs/>
       <w:smallCaps/>
@@ -3768,6 +4005,7 @@
       <w:spacing w:after="0" w:line="240" w:lineRule="auto"/>
     </w:pPr>
     <w:rPr>
+      <w:rFonts w:eastAsia="黑体"/>
       <w:color w:themeColor="text1" w:themeShade="BF" w:val="000000"/>
     </w:rPr>
     <w:tblPr>
@@ -3790,6 +4028,7 @@
         <w:spacing w:after="0" w:before="0" w:line="240" w:lineRule="auto"/>
       </w:pPr>
       <w:rPr>
+        <w:rFonts w:eastAsia="黑体"/>
         <w:b/>
         <w:bCs/>
       </w:rPr>
@@ -3810,6 +4049,7 @@
         <w:spacing w:after="0" w:before="0" w:line="240" w:lineRule="auto"/>
       </w:pPr>
       <w:rPr>
+        <w:rFonts w:eastAsia="黑体"/>
         <w:b/>
         <w:bCs/>
       </w:rPr>
@@ -3827,12 +4067,14 @@
     </w:tblStylePr>
     <w:tblStylePr w:type="firstCol">
       <w:rPr>
+        <w:rFonts w:eastAsia="黑体"/>
         <w:b/>
         <w:bCs/>
       </w:rPr>
     </w:tblStylePr>
     <w:tblStylePr w:type="lastCol">
       <w:rPr>
+        <w:rFonts w:eastAsia="黑体"/>
         <w:b/>
         <w:bCs/>
       </w:rPr>
@@ -3871,6 +4113,7 @@
       <w:spacing w:after="0" w:line="240" w:lineRule="auto"/>
     </w:pPr>
     <w:rPr>
+      <w:rFonts w:eastAsia="黑体"/>
       <w:color w:themeColor="accent1" w:themeShade="BF" w:val="365F91"/>
     </w:rPr>
     <w:tblPr>
@@ -3893,6 +4136,7 @@
         <w:spacing w:after="0" w:before="0" w:line="240" w:lineRule="auto"/>
       </w:pPr>
       <w:rPr>
+        <w:rFonts w:eastAsia="黑体"/>
         <w:b/>
         <w:bCs/>
       </w:rPr>
@@ -3913,6 +4157,7 @@
         <w:spacing w:after="0" w:before="0" w:line="240" w:lineRule="auto"/>
       </w:pPr>
       <w:rPr>
+        <w:rFonts w:eastAsia="黑体"/>
         <w:b/>
         <w:bCs/>
       </w:rPr>
@@ -3930,12 +4175,14 @@
     </w:tblStylePr>
     <w:tblStylePr w:type="firstCol">
       <w:rPr>
+        <w:rFonts w:eastAsia="黑体"/>
         <w:b/>
         <w:bCs/>
       </w:rPr>
     </w:tblStylePr>
     <w:tblStylePr w:type="lastCol">
       <w:rPr>
+        <w:rFonts w:eastAsia="黑体"/>
         <w:b/>
         <w:bCs/>
       </w:rPr>
@@ -3974,6 +4221,7 @@
       <w:spacing w:after="0" w:line="240" w:lineRule="auto"/>
     </w:pPr>
     <w:rPr>
+      <w:rFonts w:eastAsia="黑体"/>
       <w:color w:themeColor="accent2" w:themeShade="BF" w:val="943634"/>
     </w:rPr>
     <w:tblPr>
@@ -3996,6 +4244,7 @@
         <w:spacing w:after="0" w:before="0" w:line="240" w:lineRule="auto"/>
       </w:pPr>
       <w:rPr>
+        <w:rFonts w:eastAsia="黑体"/>
         <w:b/>
         <w:bCs/>
       </w:rPr>
@@ -4016,6 +4265,7 @@
         <w:spacing w:after="0" w:before="0" w:line="240" w:lineRule="auto"/>
       </w:pPr>
       <w:rPr>
+        <w:rFonts w:eastAsia="黑体"/>
         <w:b/>
         <w:bCs/>
       </w:rPr>
@@ -4033,12 +4283,14 @@
     </w:tblStylePr>
     <w:tblStylePr w:type="firstCol">
       <w:rPr>
+        <w:rFonts w:eastAsia="黑体"/>
         <w:b/>
         <w:bCs/>
       </w:rPr>
     </w:tblStylePr>
     <w:tblStylePr w:type="lastCol">
       <w:rPr>
+        <w:rFonts w:eastAsia="黑体"/>
         <w:b/>
         <w:bCs/>
       </w:rPr>
@@ -4077,6 +4329,7 @@
       <w:spacing w:after="0" w:line="240" w:lineRule="auto"/>
     </w:pPr>
     <w:rPr>
+      <w:rFonts w:eastAsia="黑体"/>
       <w:color w:themeColor="accent3" w:themeShade="BF" w:val="76923C"/>
     </w:rPr>
     <w:tblPr>
@@ -4099,6 +4352,7 @@
         <w:spacing w:after="0" w:before="0" w:line="240" w:lineRule="auto"/>
       </w:pPr>
       <w:rPr>
+        <w:rFonts w:eastAsia="黑体"/>
         <w:b/>
         <w:bCs/>
       </w:rPr>
@@ -4119,6 +4373,7 @@
         <w:spacing w:after="0" w:before="0" w:line="240" w:lineRule="auto"/>
       </w:pPr>
       <w:rPr>
+        <w:rFonts w:eastAsia="黑体"/>
         <w:b/>
         <w:bCs/>
       </w:rPr>
@@ -4136,12 +4391,14 @@
     </w:tblStylePr>
     <w:tblStylePr w:type="firstCol">
       <w:rPr>
+        <w:rFonts w:eastAsia="黑体"/>
         <w:b/>
         <w:bCs/>
       </w:rPr>
     </w:tblStylePr>
     <w:tblStylePr w:type="lastCol">
       <w:rPr>
+        <w:rFonts w:eastAsia="黑体"/>
         <w:b/>
         <w:bCs/>
       </w:rPr>
@@ -4180,6 +4437,7 @@
       <w:spacing w:after="0" w:line="240" w:lineRule="auto"/>
     </w:pPr>
     <w:rPr>
+      <w:rFonts w:eastAsia="黑体"/>
       <w:color w:themeColor="accent4" w:themeShade="BF" w:val="5F497A"/>
     </w:rPr>
     <w:tblPr>
@@ -4202,6 +4460,7 @@
         <w:spacing w:after="0" w:before="0" w:line="240" w:lineRule="auto"/>
       </w:pPr>
       <w:rPr>
+        <w:rFonts w:eastAsia="黑体"/>
         <w:b/>
         <w:bCs/>
       </w:rPr>
@@ -4222,6 +4481,7 @@
         <w:spacing w:after="0" w:before="0" w:line="240" w:lineRule="auto"/>
       </w:pPr>
       <w:rPr>
+        <w:rFonts w:eastAsia="黑体"/>
         <w:b/>
         <w:bCs/>
       </w:rPr>
@@ -4239,12 +4499,14 @@
     </w:tblStylePr>
     <w:tblStylePr w:type="firstCol">
       <w:rPr>
+        <w:rFonts w:eastAsia="黑体"/>
         <w:b/>
         <w:bCs/>
       </w:rPr>
     </w:tblStylePr>
     <w:tblStylePr w:type="lastCol">
       <w:rPr>
+        <w:rFonts w:eastAsia="黑体"/>
         <w:b/>
         <w:bCs/>
       </w:rPr>
@@ -4283,6 +4545,7 @@
       <w:spacing w:after="0" w:line="240" w:lineRule="auto"/>
     </w:pPr>
     <w:rPr>
+      <w:rFonts w:eastAsia="黑体"/>
       <w:color w:themeColor="accent5" w:themeShade="BF" w:val="31849B"/>
     </w:rPr>
     <w:tblPr>
@@ -4305,6 +4568,7 @@
         <w:spacing w:after="0" w:before="0" w:line="240" w:lineRule="auto"/>
       </w:pPr>
       <w:rPr>
+        <w:rFonts w:eastAsia="黑体"/>
         <w:b/>
         <w:bCs/>
       </w:rPr>
@@ -4325,6 +4589,7 @@
         <w:spacing w:after="0" w:before="0" w:line="240" w:lineRule="auto"/>
       </w:pPr>
       <w:rPr>
+        <w:rFonts w:eastAsia="黑体"/>
         <w:b/>
         <w:bCs/>
       </w:rPr>
@@ -4342,12 +4607,14 @@
     </w:tblStylePr>
     <w:tblStylePr w:type="firstCol">
       <w:rPr>
+        <w:rFonts w:eastAsia="黑体"/>
         <w:b/>
         <w:bCs/>
       </w:rPr>
     </w:tblStylePr>
     <w:tblStylePr w:type="lastCol">
       <w:rPr>
+        <w:rFonts w:eastAsia="黑体"/>
         <w:b/>
         <w:bCs/>
       </w:rPr>
@@ -4386,6 +4653,7 @@
       <w:spacing w:after="0" w:line="240" w:lineRule="auto"/>
     </w:pPr>
     <w:rPr>
+      <w:rFonts w:eastAsia="黑体"/>
       <w:color w:themeColor="accent6" w:themeShade="BF" w:val="E36C0A"/>
     </w:rPr>
     <w:tblPr>
@@ -4408,6 +4676,7 @@
         <w:spacing w:after="0" w:before="0" w:line="240" w:lineRule="auto"/>
       </w:pPr>
       <w:rPr>
+        <w:rFonts w:eastAsia="黑体"/>
         <w:b/>
         <w:bCs/>
       </w:rPr>
@@ -4428,6 +4697,7 @@
         <w:spacing w:after="0" w:before="0" w:line="240" w:lineRule="auto"/>
       </w:pPr>
       <w:rPr>
+        <w:rFonts w:eastAsia="黑体"/>
         <w:b/>
         <w:bCs/>
       </w:rPr>
@@ -4445,12 +4715,14 @@
     </w:tblStylePr>
     <w:tblStylePr w:type="firstCol">
       <w:rPr>
+        <w:rFonts w:eastAsia="黑体"/>
         <w:b/>
         <w:bCs/>
       </w:rPr>
     </w:tblStylePr>
     <w:tblStylePr w:type="lastCol">
       <w:rPr>
+        <w:rFonts w:eastAsia="黑体"/>
         <w:b/>
         <w:bCs/>
       </w:rPr>
@@ -4510,6 +4782,7 @@
         <w:spacing w:after="0" w:before="0" w:line="240" w:lineRule="auto"/>
       </w:pPr>
       <w:rPr>
+        <w:rFonts w:eastAsia="黑体"/>
         <w:b/>
         <w:bCs/>
         <w:color w:themeColor="background1" w:val="FFFFFF"/>
@@ -4524,6 +4797,7 @@
         <w:spacing w:after="0" w:before="0" w:line="240" w:lineRule="auto"/>
       </w:pPr>
       <w:rPr>
+        <w:rFonts w:eastAsia="黑体"/>
         <w:b/>
         <w:bCs/>
       </w:rPr>
@@ -4539,12 +4813,14 @@
     </w:tblStylePr>
     <w:tblStylePr w:type="firstCol">
       <w:rPr>
+        <w:rFonts w:eastAsia="黑体"/>
         <w:b/>
         <w:bCs/>
       </w:rPr>
     </w:tblStylePr>
     <w:tblStylePr w:type="lastCol">
       <w:rPr>
+        <w:rFonts w:eastAsia="黑体"/>
         <w:b/>
         <w:bCs/>
       </w:rPr>
@@ -4602,6 +4878,7 @@
         <w:spacing w:after="0" w:before="0" w:line="240" w:lineRule="auto"/>
       </w:pPr>
       <w:rPr>
+        <w:rFonts w:eastAsia="黑体"/>
         <w:b/>
         <w:bCs/>
         <w:color w:themeColor="background1" w:val="FFFFFF"/>
@@ -4616,6 +4893,7 @@
         <w:spacing w:after="0" w:before="0" w:line="240" w:lineRule="auto"/>
       </w:pPr>
       <w:rPr>
+        <w:rFonts w:eastAsia="黑体"/>
         <w:b/>
         <w:bCs/>
       </w:rPr>
@@ -4631,12 +4909,14 @@
     </w:tblStylePr>
     <w:tblStylePr w:type="firstCol">
       <w:rPr>
+        <w:rFonts w:eastAsia="黑体"/>
         <w:b/>
         <w:bCs/>
       </w:rPr>
     </w:tblStylePr>
     <w:tblStylePr w:type="lastCol">
       <w:rPr>
+        <w:rFonts w:eastAsia="黑体"/>
         <w:b/>
         <w:bCs/>
       </w:rPr>
@@ -4694,6 +4974,7 @@
         <w:spacing w:after="0" w:before="0" w:line="240" w:lineRule="auto"/>
       </w:pPr>
       <w:rPr>
+        <w:rFonts w:eastAsia="黑体"/>
         <w:b/>
         <w:bCs/>
         <w:color w:themeColor="background1" w:val="FFFFFF"/>
@@ -4708,6 +4989,7 @@
         <w:spacing w:after="0" w:before="0" w:line="240" w:lineRule="auto"/>
       </w:pPr>
       <w:rPr>
+        <w:rFonts w:eastAsia="黑体"/>
         <w:b/>
         <w:bCs/>
       </w:rPr>
@@ -4723,12 +5005,14 @@
     </w:tblStylePr>
     <w:tblStylePr w:type="firstCol">
       <w:rPr>
+        <w:rFonts w:eastAsia="黑体"/>
         <w:b/>
         <w:bCs/>
       </w:rPr>
     </w:tblStylePr>
     <w:tblStylePr w:type="lastCol">
       <w:rPr>
+        <w:rFonts w:eastAsia="黑体"/>
         <w:b/>
         <w:bCs/>
       </w:rPr>
@@ -4786,6 +5070,7 @@
         <w:spacing w:after="0" w:before="0" w:line="240" w:lineRule="auto"/>
       </w:pPr>
       <w:rPr>
+        <w:rFonts w:eastAsia="黑体"/>
         <w:b/>
         <w:bCs/>
         <w:color w:themeColor="background1" w:val="FFFFFF"/>
@@ -4800,6 +5085,7 @@
         <w:spacing w:after="0" w:before="0" w:line="240" w:lineRule="auto"/>
       </w:pPr>
       <w:rPr>
+        <w:rFonts w:eastAsia="黑体"/>
         <w:b/>
         <w:bCs/>
       </w:rPr>
@@ -4815,12 +5101,14 @@
     </w:tblStylePr>
     <w:tblStylePr w:type="firstCol">
       <w:rPr>
+        <w:rFonts w:eastAsia="黑体"/>
         <w:b/>
         <w:bCs/>
       </w:rPr>
     </w:tblStylePr>
     <w:tblStylePr w:type="lastCol">
       <w:rPr>
+        <w:rFonts w:eastAsia="黑体"/>
         <w:b/>
         <w:bCs/>
       </w:rPr>
@@ -4878,6 +5166,7 @@
         <w:spacing w:after="0" w:before="0" w:line="240" w:lineRule="auto"/>
       </w:pPr>
       <w:rPr>
+        <w:rFonts w:eastAsia="黑体"/>
         <w:b/>
         <w:bCs/>
         <w:color w:themeColor="background1" w:val="FFFFFF"/>
@@ -4892,6 +5181,7 @@
         <w:spacing w:after="0" w:before="0" w:line="240" w:lineRule="auto"/>
       </w:pPr>
       <w:rPr>
+        <w:rFonts w:eastAsia="黑体"/>
         <w:b/>
         <w:bCs/>
       </w:rPr>
@@ -4907,12 +5197,14 @@
     </w:tblStylePr>
     <w:tblStylePr w:type="firstCol">
       <w:rPr>
+        <w:rFonts w:eastAsia="黑体"/>
         <w:b/>
         <w:bCs/>
       </w:rPr>
     </w:tblStylePr>
     <w:tblStylePr w:type="lastCol">
       <w:rPr>
+        <w:rFonts w:eastAsia="黑体"/>
         <w:b/>
         <w:bCs/>
       </w:rPr>
@@ -4970,6 +5262,7 @@
         <w:spacing w:after="0" w:before="0" w:line="240" w:lineRule="auto"/>
       </w:pPr>
       <w:rPr>
+        <w:rFonts w:eastAsia="黑体"/>
         <w:b/>
         <w:bCs/>
         <w:color w:themeColor="background1" w:val="FFFFFF"/>
@@ -4984,6 +5277,7 @@
         <w:spacing w:after="0" w:before="0" w:line="240" w:lineRule="auto"/>
       </w:pPr>
       <w:rPr>
+        <w:rFonts w:eastAsia="黑体"/>
         <w:b/>
         <w:bCs/>
       </w:rPr>
@@ -4999,12 +5293,14 @@
     </w:tblStylePr>
     <w:tblStylePr w:type="firstCol">
       <w:rPr>
+        <w:rFonts w:eastAsia="黑体"/>
         <w:b/>
         <w:bCs/>
       </w:rPr>
     </w:tblStylePr>
     <w:tblStylePr w:type="lastCol">
       <w:rPr>
+        <w:rFonts w:eastAsia="黑体"/>
         <w:b/>
         <w:bCs/>
       </w:rPr>
@@ -5062,6 +5358,7 @@
         <w:spacing w:after="0" w:before="0" w:line="240" w:lineRule="auto"/>
       </w:pPr>
       <w:rPr>
+        <w:rFonts w:eastAsia="黑体"/>
         <w:b/>
         <w:bCs/>
         <w:color w:themeColor="background1" w:val="FFFFFF"/>
@@ -5076,6 +5373,7 @@
         <w:spacing w:after="0" w:before="0" w:line="240" w:lineRule="auto"/>
       </w:pPr>
       <w:rPr>
+        <w:rFonts w:eastAsia="黑体"/>
         <w:b/>
         <w:bCs/>
       </w:rPr>
@@ -5091,12 +5389,14 @@
     </w:tblStylePr>
     <w:tblStylePr w:type="firstCol">
       <w:rPr>
+        <w:rFonts w:eastAsia="黑体"/>
         <w:b/>
         <w:bCs/>
       </w:rPr>
     </w:tblStylePr>
     <w:tblStylePr w:type="lastCol">
       <w:rPr>
+        <w:rFonts w:eastAsia="黑体"/>
         <w:b/>
         <w:bCs/>
       </w:rPr>
@@ -5156,7 +5456,7 @@
         <w:spacing w:after="0" w:before="0" w:line="240" w:lineRule="auto"/>
       </w:pPr>
       <w:rPr>
-        <w:rFonts w:asciiTheme="majorHAnsi" w:cstheme="majorBidi" w:eastAsiaTheme="majorEastAsia" w:hAnsiTheme="majorHAnsi"/>
+        <w:rFonts w:asciiTheme="majorHAnsi" w:cstheme="majorBidi" w:hAnsiTheme="majorHAnsi" w:eastAsia="黑体"/>
         <w:b/>
         <w:bCs/>
       </w:rPr>
@@ -5177,7 +5477,7 @@
         <w:spacing w:after="0" w:before="0" w:line="240" w:lineRule="auto"/>
       </w:pPr>
       <w:rPr>
-        <w:rFonts w:asciiTheme="majorHAnsi" w:cstheme="majorBidi" w:eastAsiaTheme="majorEastAsia" w:hAnsiTheme="majorHAnsi"/>
+        <w:rFonts w:asciiTheme="majorHAnsi" w:cstheme="majorBidi" w:hAnsiTheme="majorHAnsi" w:eastAsia="黑体"/>
         <w:b/>
         <w:bCs/>
       </w:rPr>
@@ -5195,14 +5495,14 @@
     </w:tblStylePr>
     <w:tblStylePr w:type="firstCol">
       <w:rPr>
-        <w:rFonts w:asciiTheme="majorHAnsi" w:cstheme="majorBidi" w:eastAsiaTheme="majorEastAsia" w:hAnsiTheme="majorHAnsi"/>
+        <w:rFonts w:asciiTheme="majorHAnsi" w:cstheme="majorBidi" w:hAnsiTheme="majorHAnsi" w:eastAsia="黑体"/>
         <w:b/>
         <w:bCs/>
       </w:rPr>
     </w:tblStylePr>
     <w:tblStylePr w:type="lastCol">
       <w:rPr>
-        <w:rFonts w:asciiTheme="majorHAnsi" w:cstheme="majorBidi" w:eastAsiaTheme="majorEastAsia" w:hAnsiTheme="majorHAnsi"/>
+        <w:rFonts w:asciiTheme="majorHAnsi" w:cstheme="majorBidi" w:hAnsiTheme="majorHAnsi" w:eastAsia="黑体"/>
         <w:b/>
         <w:bCs/>
       </w:rPr>
@@ -5286,7 +5586,7 @@
         <w:spacing w:after="0" w:before="0" w:line="240" w:lineRule="auto"/>
       </w:pPr>
       <w:rPr>
-        <w:rFonts w:asciiTheme="majorHAnsi" w:cstheme="majorBidi" w:eastAsiaTheme="majorEastAsia" w:hAnsiTheme="majorHAnsi"/>
+        <w:rFonts w:asciiTheme="majorHAnsi" w:cstheme="majorBidi" w:hAnsiTheme="majorHAnsi" w:eastAsia="黑体"/>
         <w:b/>
         <w:bCs/>
       </w:rPr>
@@ -5307,7 +5607,7 @@
         <w:spacing w:after="0" w:before="0" w:line="240" w:lineRule="auto"/>
       </w:pPr>
       <w:rPr>
-        <w:rFonts w:asciiTheme="majorHAnsi" w:cstheme="majorBidi" w:eastAsiaTheme="majorEastAsia" w:hAnsiTheme="majorHAnsi"/>
+        <w:rFonts w:asciiTheme="majorHAnsi" w:cstheme="majorBidi" w:hAnsiTheme="majorHAnsi" w:eastAsia="黑体"/>
         <w:b/>
         <w:bCs/>
       </w:rPr>
@@ -5325,14 +5625,14 @@
     </w:tblStylePr>
     <w:tblStylePr w:type="firstCol">
       <w:rPr>
-        <w:rFonts w:asciiTheme="majorHAnsi" w:cstheme="majorBidi" w:eastAsiaTheme="majorEastAsia" w:hAnsiTheme="majorHAnsi"/>
+        <w:rFonts w:asciiTheme="majorHAnsi" w:cstheme="majorBidi" w:hAnsiTheme="majorHAnsi" w:eastAsia="黑体"/>
         <w:b/>
         <w:bCs/>
       </w:rPr>
     </w:tblStylePr>
     <w:tblStylePr w:type="lastCol">
       <w:rPr>
-        <w:rFonts w:asciiTheme="majorHAnsi" w:cstheme="majorBidi" w:eastAsiaTheme="majorEastAsia" w:hAnsiTheme="majorHAnsi"/>
+        <w:rFonts w:asciiTheme="majorHAnsi" w:cstheme="majorBidi" w:hAnsiTheme="majorHAnsi" w:eastAsia="黑体"/>
         <w:b/>
         <w:bCs/>
       </w:rPr>
@@ -5416,7 +5716,7 @@
         <w:spacing w:after="0" w:before="0" w:line="240" w:lineRule="auto"/>
       </w:pPr>
       <w:rPr>
-        <w:rFonts w:asciiTheme="majorHAnsi" w:cstheme="majorBidi" w:eastAsiaTheme="majorEastAsia" w:hAnsiTheme="majorHAnsi"/>
+        <w:rFonts w:asciiTheme="majorHAnsi" w:cstheme="majorBidi" w:hAnsiTheme="majorHAnsi" w:eastAsia="黑体"/>
         <w:b/>
         <w:bCs/>
       </w:rPr>
@@ -5437,7 +5737,7 @@
         <w:spacing w:after="0" w:before="0" w:line="240" w:lineRule="auto"/>
       </w:pPr>
       <w:rPr>
-        <w:rFonts w:asciiTheme="majorHAnsi" w:cstheme="majorBidi" w:eastAsiaTheme="majorEastAsia" w:hAnsiTheme="majorHAnsi"/>
+        <w:rFonts w:asciiTheme="majorHAnsi" w:cstheme="majorBidi" w:hAnsiTheme="majorHAnsi" w:eastAsia="黑体"/>
         <w:b/>
         <w:bCs/>
       </w:rPr>
@@ -5455,14 +5755,14 @@
     </w:tblStylePr>
     <w:tblStylePr w:type="firstCol">
       <w:rPr>
-        <w:rFonts w:asciiTheme="majorHAnsi" w:cstheme="majorBidi" w:eastAsiaTheme="majorEastAsia" w:hAnsiTheme="majorHAnsi"/>
+        <w:rFonts w:asciiTheme="majorHAnsi" w:cstheme="majorBidi" w:hAnsiTheme="majorHAnsi" w:eastAsia="黑体"/>
         <w:b/>
         <w:bCs/>
       </w:rPr>
     </w:tblStylePr>
     <w:tblStylePr w:type="lastCol">
       <w:rPr>
-        <w:rFonts w:asciiTheme="majorHAnsi" w:cstheme="majorBidi" w:eastAsiaTheme="majorEastAsia" w:hAnsiTheme="majorHAnsi"/>
+        <w:rFonts w:asciiTheme="majorHAnsi" w:cstheme="majorBidi" w:hAnsiTheme="majorHAnsi" w:eastAsia="黑体"/>
         <w:b/>
         <w:bCs/>
       </w:rPr>
@@ -5546,7 +5846,7 @@
         <w:spacing w:after="0" w:before="0" w:line="240" w:lineRule="auto"/>
       </w:pPr>
       <w:rPr>
-        <w:rFonts w:asciiTheme="majorHAnsi" w:cstheme="majorBidi" w:eastAsiaTheme="majorEastAsia" w:hAnsiTheme="majorHAnsi"/>
+        <w:rFonts w:asciiTheme="majorHAnsi" w:cstheme="majorBidi" w:hAnsiTheme="majorHAnsi" w:eastAsia="黑体"/>
         <w:b/>
         <w:bCs/>
       </w:rPr>
@@ -5567,7 +5867,7 @@
         <w:spacing w:after="0" w:before="0" w:line="240" w:lineRule="auto"/>
       </w:pPr>
       <w:rPr>
-        <w:rFonts w:asciiTheme="majorHAnsi" w:cstheme="majorBidi" w:eastAsiaTheme="majorEastAsia" w:hAnsiTheme="majorHAnsi"/>
+        <w:rFonts w:asciiTheme="majorHAnsi" w:cstheme="majorBidi" w:hAnsiTheme="majorHAnsi" w:eastAsia="黑体"/>
         <w:b/>
         <w:bCs/>
       </w:rPr>
@@ -5585,14 +5885,14 @@
     </w:tblStylePr>
     <w:tblStylePr w:type="firstCol">
       <w:rPr>
-        <w:rFonts w:asciiTheme="majorHAnsi" w:cstheme="majorBidi" w:eastAsiaTheme="majorEastAsia" w:hAnsiTheme="majorHAnsi"/>
+        <w:rFonts w:asciiTheme="majorHAnsi" w:cstheme="majorBidi" w:hAnsiTheme="majorHAnsi" w:eastAsia="黑体"/>
         <w:b/>
         <w:bCs/>
       </w:rPr>
     </w:tblStylePr>
     <w:tblStylePr w:type="lastCol">
       <w:rPr>
-        <w:rFonts w:asciiTheme="majorHAnsi" w:cstheme="majorBidi" w:eastAsiaTheme="majorEastAsia" w:hAnsiTheme="majorHAnsi"/>
+        <w:rFonts w:asciiTheme="majorHAnsi" w:cstheme="majorBidi" w:hAnsiTheme="majorHAnsi" w:eastAsia="黑体"/>
         <w:b/>
         <w:bCs/>
       </w:rPr>
@@ -5676,7 +5976,7 @@
         <w:spacing w:after="0" w:before="0" w:line="240" w:lineRule="auto"/>
       </w:pPr>
       <w:rPr>
-        <w:rFonts w:asciiTheme="majorHAnsi" w:cstheme="majorBidi" w:eastAsiaTheme="majorEastAsia" w:hAnsiTheme="majorHAnsi"/>
+        <w:rFonts w:asciiTheme="majorHAnsi" w:cstheme="majorBidi" w:hAnsiTheme="majorHAnsi" w:eastAsia="黑体"/>
         <w:b/>
         <w:bCs/>
       </w:rPr>
@@ -5697,7 +5997,7 @@
         <w:spacing w:after="0" w:before="0" w:line="240" w:lineRule="auto"/>
       </w:pPr>
       <w:rPr>
-        <w:rFonts w:asciiTheme="majorHAnsi" w:cstheme="majorBidi" w:eastAsiaTheme="majorEastAsia" w:hAnsiTheme="majorHAnsi"/>
+        <w:rFonts w:asciiTheme="majorHAnsi" w:cstheme="majorBidi" w:hAnsiTheme="majorHAnsi" w:eastAsia="黑体"/>
         <w:b/>
         <w:bCs/>
       </w:rPr>
@@ -5715,14 +6015,14 @@
     </w:tblStylePr>
     <w:tblStylePr w:type="firstCol">
       <w:rPr>
-        <w:rFonts w:asciiTheme="majorHAnsi" w:cstheme="majorBidi" w:eastAsiaTheme="majorEastAsia" w:hAnsiTheme="majorHAnsi"/>
+        <w:rFonts w:asciiTheme="majorHAnsi" w:cstheme="majorBidi" w:hAnsiTheme="majorHAnsi" w:eastAsia="黑体"/>
         <w:b/>
         <w:bCs/>
       </w:rPr>
     </w:tblStylePr>
     <w:tblStylePr w:type="lastCol">
       <w:rPr>
-        <w:rFonts w:asciiTheme="majorHAnsi" w:cstheme="majorBidi" w:eastAsiaTheme="majorEastAsia" w:hAnsiTheme="majorHAnsi"/>
+        <w:rFonts w:asciiTheme="majorHAnsi" w:cstheme="majorBidi" w:hAnsiTheme="majorHAnsi" w:eastAsia="黑体"/>
         <w:b/>
         <w:bCs/>
       </w:rPr>
@@ -5806,7 +6106,7 @@
         <w:spacing w:after="0" w:before="0" w:line="240" w:lineRule="auto"/>
       </w:pPr>
       <w:rPr>
-        <w:rFonts w:asciiTheme="majorHAnsi" w:cstheme="majorBidi" w:eastAsiaTheme="majorEastAsia" w:hAnsiTheme="majorHAnsi"/>
+        <w:rFonts w:asciiTheme="majorHAnsi" w:cstheme="majorBidi" w:hAnsiTheme="majorHAnsi" w:eastAsia="黑体"/>
         <w:b/>
         <w:bCs/>
       </w:rPr>
@@ -5827,7 +6127,7 @@
         <w:spacing w:after="0" w:before="0" w:line="240" w:lineRule="auto"/>
       </w:pPr>
       <w:rPr>
-        <w:rFonts w:asciiTheme="majorHAnsi" w:cstheme="majorBidi" w:eastAsiaTheme="majorEastAsia" w:hAnsiTheme="majorHAnsi"/>
+        <w:rFonts w:asciiTheme="majorHAnsi" w:cstheme="majorBidi" w:hAnsiTheme="majorHAnsi" w:eastAsia="黑体"/>
         <w:b/>
         <w:bCs/>
       </w:rPr>
@@ -5845,14 +6145,14 @@
     </w:tblStylePr>
     <w:tblStylePr w:type="firstCol">
       <w:rPr>
-        <w:rFonts w:asciiTheme="majorHAnsi" w:cstheme="majorBidi" w:eastAsiaTheme="majorEastAsia" w:hAnsiTheme="majorHAnsi"/>
+        <w:rFonts w:asciiTheme="majorHAnsi" w:cstheme="majorBidi" w:hAnsiTheme="majorHAnsi" w:eastAsia="黑体"/>
         <w:b/>
         <w:bCs/>
       </w:rPr>
     </w:tblStylePr>
     <w:tblStylePr w:type="lastCol">
       <w:rPr>
-        <w:rFonts w:asciiTheme="majorHAnsi" w:cstheme="majorBidi" w:eastAsiaTheme="majorEastAsia" w:hAnsiTheme="majorHAnsi"/>
+        <w:rFonts w:asciiTheme="majorHAnsi" w:cstheme="majorBidi" w:hAnsiTheme="majorHAnsi" w:eastAsia="黑体"/>
         <w:b/>
         <w:bCs/>
       </w:rPr>
@@ -5936,7 +6236,7 @@
         <w:spacing w:after="0" w:before="0" w:line="240" w:lineRule="auto"/>
       </w:pPr>
       <w:rPr>
-        <w:rFonts w:asciiTheme="majorHAnsi" w:cstheme="majorBidi" w:eastAsiaTheme="majorEastAsia" w:hAnsiTheme="majorHAnsi"/>
+        <w:rFonts w:asciiTheme="majorHAnsi" w:cstheme="majorBidi" w:hAnsiTheme="majorHAnsi" w:eastAsia="黑体"/>
         <w:b/>
         <w:bCs/>
       </w:rPr>
@@ -5957,7 +6257,7 @@
         <w:spacing w:after="0" w:before="0" w:line="240" w:lineRule="auto"/>
       </w:pPr>
       <w:rPr>
-        <w:rFonts w:asciiTheme="majorHAnsi" w:cstheme="majorBidi" w:eastAsiaTheme="majorEastAsia" w:hAnsiTheme="majorHAnsi"/>
+        <w:rFonts w:asciiTheme="majorHAnsi" w:cstheme="majorBidi" w:hAnsiTheme="majorHAnsi" w:eastAsia="黑体"/>
         <w:b/>
         <w:bCs/>
       </w:rPr>
@@ -5975,14 +6275,14 @@
     </w:tblStylePr>
     <w:tblStylePr w:type="firstCol">
       <w:rPr>
-        <w:rFonts w:asciiTheme="majorHAnsi" w:cstheme="majorBidi" w:eastAsiaTheme="majorEastAsia" w:hAnsiTheme="majorHAnsi"/>
+        <w:rFonts w:asciiTheme="majorHAnsi" w:cstheme="majorBidi" w:hAnsiTheme="majorHAnsi" w:eastAsia="黑体"/>
         <w:b/>
         <w:bCs/>
       </w:rPr>
     </w:tblStylePr>
     <w:tblStylePr w:type="lastCol">
       <w:rPr>
-        <w:rFonts w:asciiTheme="majorHAnsi" w:cstheme="majorBidi" w:eastAsiaTheme="majorEastAsia" w:hAnsiTheme="majorHAnsi"/>
+        <w:rFonts w:asciiTheme="majorHAnsi" w:cstheme="majorBidi" w:hAnsiTheme="majorHAnsi" w:eastAsia="黑体"/>
         <w:b/>
         <w:bCs/>
       </w:rPr>
@@ -6065,6 +6365,7 @@
         <w:spacing w:after="0" w:before="0" w:line="240" w:lineRule="auto"/>
       </w:pPr>
       <w:rPr>
+        <w:rFonts w:eastAsia="黑体"/>
         <w:b/>
         <w:bCs/>
         <w:color w:themeColor="background1" w:val="FFFFFF"/>
@@ -6087,6 +6388,7 @@
         <w:spacing w:after="0" w:before="0" w:line="240" w:lineRule="auto"/>
       </w:pPr>
       <w:rPr>
+        <w:rFonts w:eastAsia="黑体"/>
         <w:b/>
         <w:bCs/>
       </w:rPr>
@@ -6104,12 +6406,14 @@
     </w:tblStylePr>
     <w:tblStylePr w:type="firstCol">
       <w:rPr>
+        <w:rFonts w:eastAsia="黑体"/>
         <w:b/>
         <w:bCs/>
       </w:rPr>
     </w:tblStylePr>
     <w:tblStylePr w:type="lastCol">
       <w:rPr>
+        <w:rFonts w:eastAsia="黑体"/>
         <w:b/>
         <w:bCs/>
       </w:rPr>
@@ -6171,6 +6475,7 @@
         <w:spacing w:after="0" w:before="0" w:line="240" w:lineRule="auto"/>
       </w:pPr>
       <w:rPr>
+        <w:rFonts w:eastAsia="黑体"/>
         <w:b/>
         <w:bCs/>
         <w:color w:themeColor="background1" w:val="FFFFFF"/>
@@ -6193,6 +6498,7 @@
         <w:spacing w:after="0" w:before="0" w:line="240" w:lineRule="auto"/>
       </w:pPr>
       <w:rPr>
+        <w:rFonts w:eastAsia="黑体"/>
         <w:b/>
         <w:bCs/>
       </w:rPr>
@@ -6210,12 +6516,14 @@
     </w:tblStylePr>
     <w:tblStylePr w:type="firstCol">
       <w:rPr>
+        <w:rFonts w:eastAsia="黑体"/>
         <w:b/>
         <w:bCs/>
       </w:rPr>
     </w:tblStylePr>
     <w:tblStylePr w:type="lastCol">
       <w:rPr>
+        <w:rFonts w:eastAsia="黑体"/>
         <w:b/>
         <w:bCs/>
       </w:rPr>
@@ -6277,6 +6585,7 @@
         <w:spacing w:after="0" w:before="0" w:line="240" w:lineRule="auto"/>
       </w:pPr>
       <w:rPr>
+        <w:rFonts w:eastAsia="黑体"/>
         <w:b/>
         <w:bCs/>
         <w:color w:themeColor="background1" w:val="FFFFFF"/>
@@ -6299,6 +6608,7 @@
         <w:spacing w:after="0" w:before="0" w:line="240" w:lineRule="auto"/>
       </w:pPr>
       <w:rPr>
+        <w:rFonts w:eastAsia="黑体"/>
         <w:b/>
         <w:bCs/>
       </w:rPr>
@@ -6316,12 +6626,14 @@
     </w:tblStylePr>
     <w:tblStylePr w:type="firstCol">
       <w:rPr>
+        <w:rFonts w:eastAsia="黑体"/>
         <w:b/>
         <w:bCs/>
       </w:rPr>
     </w:tblStylePr>
     <w:tblStylePr w:type="lastCol">
       <w:rPr>
+        <w:rFonts w:eastAsia="黑体"/>
         <w:b/>
         <w:bCs/>
       </w:rPr>
@@ -6383,6 +6695,7 @@
         <w:spacing w:after="0" w:before="0" w:line="240" w:lineRule="auto"/>
       </w:pPr>
       <w:rPr>
+        <w:rFonts w:eastAsia="黑体"/>
         <w:b/>
         <w:bCs/>
         <w:color w:themeColor="background1" w:val="FFFFFF"/>
@@ -6405,6 +6718,7 @@
         <w:spacing w:after="0" w:before="0" w:line="240" w:lineRule="auto"/>
       </w:pPr>
       <w:rPr>
+        <w:rFonts w:eastAsia="黑体"/>
         <w:b/>
         <w:bCs/>
       </w:rPr>
@@ -6422,12 +6736,14 @@
     </w:tblStylePr>
     <w:tblStylePr w:type="firstCol">
       <w:rPr>
+        <w:rFonts w:eastAsia="黑体"/>
         <w:b/>
         <w:bCs/>
       </w:rPr>
     </w:tblStylePr>
     <w:tblStylePr w:type="lastCol">
       <w:rPr>
+        <w:rFonts w:eastAsia="黑体"/>
         <w:b/>
         <w:bCs/>
       </w:rPr>
@@ -6489,6 +6805,7 @@
         <w:spacing w:after="0" w:before="0" w:line="240" w:lineRule="auto"/>
       </w:pPr>
       <w:rPr>
+        <w:rFonts w:eastAsia="黑体"/>
         <w:b/>
         <w:bCs/>
         <w:color w:themeColor="background1" w:val="FFFFFF"/>
@@ -6511,6 +6828,7 @@
         <w:spacing w:after="0" w:before="0" w:line="240" w:lineRule="auto"/>
       </w:pPr>
       <w:rPr>
+        <w:rFonts w:eastAsia="黑体"/>
         <w:b/>
         <w:bCs/>
       </w:rPr>
@@ -6528,12 +6846,14 @@
     </w:tblStylePr>
     <w:tblStylePr w:type="firstCol">
       <w:rPr>
+        <w:rFonts w:eastAsia="黑体"/>
         <w:b/>
         <w:bCs/>
       </w:rPr>
     </w:tblStylePr>
     <w:tblStylePr w:type="lastCol">
       <w:rPr>
+        <w:rFonts w:eastAsia="黑体"/>
         <w:b/>
         <w:bCs/>
       </w:rPr>
@@ -6595,6 +6915,7 @@
         <w:spacing w:after="0" w:before="0" w:line="240" w:lineRule="auto"/>
       </w:pPr>
       <w:rPr>
+        <w:rFonts w:eastAsia="黑体"/>
         <w:b/>
         <w:bCs/>
         <w:color w:themeColor="background1" w:val="FFFFFF"/>
@@ -6617,6 +6938,7 @@
         <w:spacing w:after="0" w:before="0" w:line="240" w:lineRule="auto"/>
       </w:pPr>
       <w:rPr>
+        <w:rFonts w:eastAsia="黑体"/>
         <w:b/>
         <w:bCs/>
       </w:rPr>
@@ -6634,12 +6956,14 @@
     </w:tblStylePr>
     <w:tblStylePr w:type="firstCol">
       <w:rPr>
+        <w:rFonts w:eastAsia="黑体"/>
         <w:b/>
         <w:bCs/>
       </w:rPr>
     </w:tblStylePr>
     <w:tblStylePr w:type="lastCol">
       <w:rPr>
+        <w:rFonts w:eastAsia="黑体"/>
         <w:b/>
         <w:bCs/>
       </w:rPr>
@@ -6701,6 +7025,7 @@
         <w:spacing w:after="0" w:before="0" w:line="240" w:lineRule="auto"/>
       </w:pPr>
       <w:rPr>
+        <w:rFonts w:eastAsia="黑体"/>
         <w:b/>
         <w:bCs/>
         <w:color w:themeColor="background1" w:val="FFFFFF"/>
@@ -6723,6 +7048,7 @@
         <w:spacing w:after="0" w:before="0" w:line="240" w:lineRule="auto"/>
       </w:pPr>
       <w:rPr>
+        <w:rFonts w:eastAsia="黑体"/>
         <w:b/>
         <w:bCs/>
       </w:rPr>
@@ -6740,12 +7066,14 @@
     </w:tblStylePr>
     <w:tblStylePr w:type="firstCol">
       <w:rPr>
+        <w:rFonts w:eastAsia="黑体"/>
         <w:b/>
         <w:bCs/>
       </w:rPr>
     </w:tblStylePr>
     <w:tblStylePr w:type="lastCol">
       <w:rPr>
+        <w:rFonts w:eastAsia="黑体"/>
         <w:b/>
         <w:bCs/>
       </w:rPr>
@@ -6804,6 +7132,7 @@
         <w:spacing w:after="0" w:before="0" w:line="240" w:lineRule="auto"/>
       </w:pPr>
       <w:rPr>
+        <w:rFonts w:eastAsia="黑体"/>
         <w:b/>
         <w:bCs/>
         <w:color w:themeColor="background1" w:val="FFFFFF"/>
@@ -6826,6 +7155,7 @@
         <w:spacing w:after="0" w:before="0" w:line="240" w:lineRule="auto"/>
       </w:pPr>
       <w:rPr>
+        <w:rFonts w:eastAsia="黑体"/>
         <w:color w:val="auto"/>
       </w:rPr>
       <w:tblPr/>
@@ -6843,6 +7173,7 @@
     </w:tblStylePr>
     <w:tblStylePr w:type="firstCol">
       <w:rPr>
+        <w:rFonts w:eastAsia="黑体"/>
         <w:b/>
         <w:bCs/>
         <w:color w:themeColor="background1" w:val="FFFFFF"/>
@@ -6862,6 +7193,7 @@
     </w:tblStylePr>
     <w:tblStylePr w:type="lastCol">
       <w:rPr>
+        <w:rFonts w:eastAsia="黑体"/>
         <w:b/>
         <w:bCs/>
         <w:color w:themeColor="background1" w:val="FFFFFF"/>
@@ -6910,6 +7242,7 @@
     </w:tblStylePr>
     <w:tblStylePr w:type="nwCell">
       <w:rPr>
+        <w:rFonts w:eastAsia="黑体"/>
         <w:color w:themeColor="background1" w:val="FFFFFF"/>
       </w:rPr>
       <w:tblPr/>
@@ -6953,6 +7286,7 @@
         <w:spacing w:after="0" w:before="0" w:line="240" w:lineRule="auto"/>
       </w:pPr>
       <w:rPr>
+        <w:rFonts w:eastAsia="黑体"/>
         <w:b/>
         <w:bCs/>
         <w:color w:themeColor="background1" w:val="FFFFFF"/>
@@ -6975,6 +7309,7 @@
         <w:spacing w:after="0" w:before="0" w:line="240" w:lineRule="auto"/>
       </w:pPr>
       <w:rPr>
+        <w:rFonts w:eastAsia="黑体"/>
         <w:color w:val="auto"/>
       </w:rPr>
       <w:tblPr/>
@@ -6992,6 +7327,7 @@
     </w:tblStylePr>
     <w:tblStylePr w:type="firstCol">
       <w:rPr>
+        <w:rFonts w:eastAsia="黑体"/>
         <w:b/>
         <w:bCs/>
         <w:color w:themeColor="background1" w:val="FFFFFF"/>
@@ -7011,6 +7347,7 @@
     </w:tblStylePr>
     <w:tblStylePr w:type="lastCol">
       <w:rPr>
+        <w:rFonts w:eastAsia="黑体"/>
         <w:b/>
         <w:bCs/>
         <w:color w:themeColor="background1" w:val="FFFFFF"/>
@@ -7059,6 +7396,7 @@
     </w:tblStylePr>
     <w:tblStylePr w:type="nwCell">
       <w:rPr>
+        <w:rFonts w:eastAsia="黑体"/>
         <w:color w:themeColor="background1" w:val="FFFFFF"/>
       </w:rPr>
       <w:tblPr/>
@@ -7102,6 +7440,7 @@
         <w:spacing w:after="0" w:before="0" w:line="240" w:lineRule="auto"/>
       </w:pPr>
       <w:rPr>
+        <w:rFonts w:eastAsia="黑体"/>
         <w:b/>
         <w:bCs/>
         <w:color w:themeColor="background1" w:val="FFFFFF"/>
@@ -7124,6 +7463,7 @@
         <w:spacing w:after="0" w:before="0" w:line="240" w:lineRule="auto"/>
       </w:pPr>
       <w:rPr>
+        <w:rFonts w:eastAsia="黑体"/>
         <w:color w:val="auto"/>
       </w:rPr>
       <w:tblPr/>
@@ -7141,6 +7481,7 @@
     </w:tblStylePr>
     <w:tblStylePr w:type="firstCol">
       <w:rPr>
+        <w:rFonts w:eastAsia="黑体"/>
         <w:b/>
         <w:bCs/>
         <w:color w:themeColor="background1" w:val="FFFFFF"/>
@@ -7160,6 +7501,7 @@
     </w:tblStylePr>
     <w:tblStylePr w:type="lastCol">
       <w:rPr>
+        <w:rFonts w:eastAsia="黑体"/>
         <w:b/>
         <w:bCs/>
         <w:color w:themeColor="background1" w:val="FFFFFF"/>
@@ -7208,6 +7550,7 @@
     </w:tblStylePr>
     <w:tblStylePr w:type="nwCell">
       <w:rPr>
+        <w:rFonts w:eastAsia="黑体"/>
         <w:color w:themeColor="background1" w:val="FFFFFF"/>
       </w:rPr>
       <w:tblPr/>
@@ -7251,6 +7594,7 @@
         <w:spacing w:after="0" w:before="0" w:line="240" w:lineRule="auto"/>
       </w:pPr>
       <w:rPr>
+        <w:rFonts w:eastAsia="黑体"/>
         <w:b/>
         <w:bCs/>
         <w:color w:themeColor="background1" w:val="FFFFFF"/>
@@ -7273,6 +7617,7 @@
         <w:spacing w:after="0" w:before="0" w:line="240" w:lineRule="auto"/>
       </w:pPr>
       <w:rPr>
+        <w:rFonts w:eastAsia="黑体"/>
         <w:color w:val="auto"/>
       </w:rPr>
       <w:tblPr/>
@@ -7290,6 +7635,7 @@
     </w:tblStylePr>
     <w:tblStylePr w:type="firstCol">
       <w:rPr>
+        <w:rFonts w:eastAsia="黑体"/>
         <w:b/>
         <w:bCs/>
         <w:color w:themeColor="background1" w:val="FFFFFF"/>
@@ -7309,6 +7655,7 @@
     </w:tblStylePr>
     <w:tblStylePr w:type="lastCol">
       <w:rPr>
+        <w:rFonts w:eastAsia="黑体"/>
         <w:b/>
         <w:bCs/>
         <w:color w:themeColor="background1" w:val="FFFFFF"/>
@@ -7357,6 +7704,7 @@
     </w:tblStylePr>
     <w:tblStylePr w:type="nwCell">
       <w:rPr>
+        <w:rFonts w:eastAsia="黑体"/>
         <w:color w:themeColor="background1" w:val="FFFFFF"/>
       </w:rPr>
       <w:tblPr/>
@@ -7400,6 +7748,7 @@
         <w:spacing w:after="0" w:before="0" w:line="240" w:lineRule="auto"/>
       </w:pPr>
       <w:rPr>
+        <w:rFonts w:eastAsia="黑体"/>
         <w:b/>
         <w:bCs/>
         <w:color w:themeColor="background1" w:val="FFFFFF"/>
@@ -7422,6 +7771,7 @@
         <w:spacing w:after="0" w:before="0" w:line="240" w:lineRule="auto"/>
       </w:pPr>
       <w:rPr>
+        <w:rFonts w:eastAsia="黑体"/>
         <w:color w:val="auto"/>
       </w:rPr>
       <w:tblPr/>
@@ -7439,6 +7789,7 @@
     </w:tblStylePr>
     <w:tblStylePr w:type="firstCol">
       <w:rPr>
+        <w:rFonts w:eastAsia="黑体"/>
         <w:b/>
         <w:bCs/>
         <w:color w:themeColor="background1" w:val="FFFFFF"/>
@@ -7458,6 +7809,7 @@
     </w:tblStylePr>
     <w:tblStylePr w:type="lastCol">
       <w:rPr>
+        <w:rFonts w:eastAsia="黑体"/>
         <w:b/>
         <w:bCs/>
         <w:color w:themeColor="background1" w:val="FFFFFF"/>
@@ -7506,6 +7858,7 @@
     </w:tblStylePr>
     <w:tblStylePr w:type="nwCell">
       <w:rPr>
+        <w:rFonts w:eastAsia="黑体"/>
         <w:color w:themeColor="background1" w:val="FFFFFF"/>
       </w:rPr>
       <w:tblPr/>
@@ -7549,6 +7902,7 @@
         <w:spacing w:after="0" w:before="0" w:line="240" w:lineRule="auto"/>
       </w:pPr>
       <w:rPr>
+        <w:rFonts w:eastAsia="黑体"/>
         <w:b/>
         <w:bCs/>
         <w:color w:themeColor="background1" w:val="FFFFFF"/>
@@ -7571,6 +7925,7 @@
         <w:spacing w:after="0" w:before="0" w:line="240" w:lineRule="auto"/>
       </w:pPr>
       <w:rPr>
+        <w:rFonts w:eastAsia="黑体"/>
         <w:color w:val="auto"/>
       </w:rPr>
       <w:tblPr/>
@@ -7588,6 +7943,7 @@
     </w:tblStylePr>
     <w:tblStylePr w:type="firstCol">
       <w:rPr>
+        <w:rFonts w:eastAsia="黑体"/>
         <w:b/>
         <w:bCs/>
         <w:color w:themeColor="background1" w:val="FFFFFF"/>
@@ -7607,6 +7963,7 @@
     </w:tblStylePr>
     <w:tblStylePr w:type="lastCol">
       <w:rPr>
+        <w:rFonts w:eastAsia="黑体"/>
         <w:b/>
         <w:bCs/>
         <w:color w:themeColor="background1" w:val="FFFFFF"/>
@@ -7655,6 +8012,7 @@
     </w:tblStylePr>
     <w:tblStylePr w:type="nwCell">
       <w:rPr>
+        <w:rFonts w:eastAsia="黑体"/>
         <w:color w:themeColor="background1" w:val="FFFFFF"/>
       </w:rPr>
       <w:tblPr/>
@@ -7698,6 +8056,7 @@
         <w:spacing w:after="0" w:before="0" w:line="240" w:lineRule="auto"/>
       </w:pPr>
       <w:rPr>
+        <w:rFonts w:eastAsia="黑体"/>
         <w:b/>
         <w:bCs/>
         <w:color w:themeColor="background1" w:val="FFFFFF"/>
@@ -7720,6 +8079,7 @@
         <w:spacing w:after="0" w:before="0" w:line="240" w:lineRule="auto"/>
       </w:pPr>
       <w:rPr>
+        <w:rFonts w:eastAsia="黑体"/>
         <w:color w:val="auto"/>
       </w:rPr>
       <w:tblPr/>
@@ -7737,6 +8097,7 @@
     </w:tblStylePr>
     <w:tblStylePr w:type="firstCol">
       <w:rPr>
+        <w:rFonts w:eastAsia="黑体"/>
         <w:b/>
         <w:bCs/>
         <w:color w:themeColor="background1" w:val="FFFFFF"/>
@@ -7756,6 +8117,7 @@
     </w:tblStylePr>
     <w:tblStylePr w:type="lastCol">
       <w:rPr>
+        <w:rFonts w:eastAsia="黑体"/>
         <w:b/>
         <w:bCs/>
         <w:color w:themeColor="background1" w:val="FFFFFF"/>
@@ -7804,6 +8166,7 @@
     </w:tblStylePr>
     <w:tblStylePr w:type="nwCell">
       <w:rPr>
+        <w:rFonts w:eastAsia="黑体"/>
         <w:color w:themeColor="background1" w:val="FFFFFF"/>
       </w:rPr>
       <w:tblPr/>
@@ -7828,6 +8191,7 @@
       <w:spacing w:after="0" w:line="240" w:lineRule="auto"/>
     </w:pPr>
     <w:rPr>
+      <w:rFonts w:eastAsia="黑体"/>
       <w:color w:themeColor="text1" w:val="000000"/>
     </w:rPr>
     <w:tblPr>
@@ -7847,7 +8211,7 @@
     </w:tblPr>
     <w:tblStylePr w:type="firstRow">
       <w:rPr>
-        <w:rFonts w:asciiTheme="majorHAnsi" w:cstheme="majorBidi" w:eastAsiaTheme="majorEastAsia" w:hAnsiTheme="majorHAnsi"/>
+        <w:rFonts w:asciiTheme="majorHAnsi" w:cstheme="majorBidi" w:hAnsiTheme="majorHAnsi" w:eastAsia="黑体"/>
       </w:rPr>
       <w:tblPr/>
       <w:tcPr>
@@ -7859,6 +8223,7 @@
     </w:tblStylePr>
     <w:tblStylePr w:type="lastRow">
       <w:rPr>
+        <w:rFonts w:eastAsia="黑体"/>
         <w:b/>
         <w:bCs/>
         <w:color w:themeColor="text2" w:val="1F497D"/>
@@ -7873,12 +8238,14 @@
     </w:tblStylePr>
     <w:tblStylePr w:type="firstCol">
       <w:rPr>
+        <w:rFonts w:eastAsia="黑体"/>
         <w:b/>
         <w:bCs/>
       </w:rPr>
     </w:tblStylePr>
     <w:tblStylePr w:type="lastCol">
       <w:rPr>
+        <w:rFonts w:eastAsia="黑体"/>
         <w:b/>
         <w:bCs/>
       </w:rPr>
@@ -7912,6 +8279,7 @@
       <w:spacing w:after="0" w:line="240" w:lineRule="auto"/>
     </w:pPr>
     <w:rPr>
+      <w:rFonts w:eastAsia="黑体"/>
       <w:color w:themeColor="text1" w:val="000000"/>
     </w:rPr>
     <w:tblPr>
@@ -7931,7 +8299,7 @@
     </w:tblPr>
     <w:tblStylePr w:type="firstRow">
       <w:rPr>
-        <w:rFonts w:asciiTheme="majorHAnsi" w:cstheme="majorBidi" w:eastAsiaTheme="majorEastAsia" w:hAnsiTheme="majorHAnsi"/>
+        <w:rFonts w:asciiTheme="majorHAnsi" w:cstheme="majorBidi" w:hAnsiTheme="majorHAnsi" w:eastAsia="黑体"/>
       </w:rPr>
       <w:tblPr/>
       <w:tcPr>
@@ -7943,6 +8311,7 @@
     </w:tblStylePr>
     <w:tblStylePr w:type="lastRow">
       <w:rPr>
+        <w:rFonts w:eastAsia="黑体"/>
         <w:b/>
         <w:bCs/>
         <w:color w:themeColor="text2" w:val="1F497D"/>
@@ -7957,12 +8326,14 @@
     </w:tblStylePr>
     <w:tblStylePr w:type="firstCol">
       <w:rPr>
+        <w:rFonts w:eastAsia="黑体"/>
         <w:b/>
         <w:bCs/>
       </w:rPr>
     </w:tblStylePr>
     <w:tblStylePr w:type="lastCol">
       <w:rPr>
+        <w:rFonts w:eastAsia="黑体"/>
         <w:b/>
         <w:bCs/>
       </w:rPr>
@@ -7996,6 +8367,7 @@
       <w:spacing w:after="0" w:line="240" w:lineRule="auto"/>
     </w:pPr>
     <w:rPr>
+      <w:rFonts w:eastAsia="黑体"/>
       <w:color w:themeColor="text1" w:val="000000"/>
     </w:rPr>
     <w:tblPr>
@@ -8015,7 +8387,7 @@
     </w:tblPr>
     <w:tblStylePr w:type="firstRow">
       <w:rPr>
-        <w:rFonts w:asciiTheme="majorHAnsi" w:cstheme="majorBidi" w:eastAsiaTheme="majorEastAsia" w:hAnsiTheme="majorHAnsi"/>
+        <w:rFonts w:asciiTheme="majorHAnsi" w:cstheme="majorBidi" w:hAnsiTheme="majorHAnsi" w:eastAsia="黑体"/>
       </w:rPr>
       <w:tblPr/>
       <w:tcPr>
@@ -8027,6 +8399,7 @@
     </w:tblStylePr>
     <w:tblStylePr w:type="lastRow">
       <w:rPr>
+        <w:rFonts w:eastAsia="黑体"/>
         <w:b/>
         <w:bCs/>
         <w:color w:themeColor="text2" w:val="1F497D"/>
@@ -8041,12 +8414,14 @@
     </w:tblStylePr>
     <w:tblStylePr w:type="firstCol">
       <w:rPr>
+        <w:rFonts w:eastAsia="黑体"/>
         <w:b/>
         <w:bCs/>
       </w:rPr>
     </w:tblStylePr>
     <w:tblStylePr w:type="lastCol">
       <w:rPr>
+        <w:rFonts w:eastAsia="黑体"/>
         <w:b/>
         <w:bCs/>
       </w:rPr>
@@ -8080,6 +8455,7 @@
       <w:spacing w:after="0" w:line="240" w:lineRule="auto"/>
     </w:pPr>
     <w:rPr>
+      <w:rFonts w:eastAsia="黑体"/>
       <w:color w:themeColor="text1" w:val="000000"/>
     </w:rPr>
     <w:tblPr>
@@ -8099,7 +8475,7 @@
     </w:tblPr>
     <w:tblStylePr w:type="firstRow">
       <w:rPr>
-        <w:rFonts w:asciiTheme="majorHAnsi" w:cstheme="majorBidi" w:eastAsiaTheme="majorEastAsia" w:hAnsiTheme="majorHAnsi"/>
+        <w:rFonts w:asciiTheme="majorHAnsi" w:cstheme="majorBidi" w:hAnsiTheme="majorHAnsi" w:eastAsia="黑体"/>
       </w:rPr>
       <w:tblPr/>
       <w:tcPr>
@@ -8111,6 +8487,7 @@
     </w:tblStylePr>
     <w:tblStylePr w:type="lastRow">
       <w:rPr>
+        <w:rFonts w:eastAsia="黑体"/>
         <w:b/>
         <w:bCs/>
         <w:color w:themeColor="text2" w:val="1F497D"/>
@@ -8125,12 +8502,14 @@
     </w:tblStylePr>
     <w:tblStylePr w:type="firstCol">
       <w:rPr>
+        <w:rFonts w:eastAsia="黑体"/>
         <w:b/>
         <w:bCs/>
       </w:rPr>
     </w:tblStylePr>
     <w:tblStylePr w:type="lastCol">
       <w:rPr>
+        <w:rFonts w:eastAsia="黑体"/>
         <w:b/>
         <w:bCs/>
       </w:rPr>
@@ -8164,6 +8543,7 @@
       <w:spacing w:after="0" w:line="240" w:lineRule="auto"/>
     </w:pPr>
     <w:rPr>
+      <w:rFonts w:eastAsia="黑体"/>
       <w:color w:themeColor="text1" w:val="000000"/>
     </w:rPr>
     <w:tblPr>
@@ -8183,7 +8563,7 @@
     </w:tblPr>
     <w:tblStylePr w:type="firstRow">
       <w:rPr>
-        <w:rFonts w:asciiTheme="majorHAnsi" w:cstheme="majorBidi" w:eastAsiaTheme="majorEastAsia" w:hAnsiTheme="majorHAnsi"/>
+        <w:rFonts w:asciiTheme="majorHAnsi" w:cstheme="majorBidi" w:hAnsiTheme="majorHAnsi" w:eastAsia="黑体"/>
       </w:rPr>
       <w:tblPr/>
       <w:tcPr>
@@ -8195,6 +8575,7 @@
     </w:tblStylePr>
     <w:tblStylePr w:type="lastRow">
       <w:rPr>
+        <w:rFonts w:eastAsia="黑体"/>
         <w:b/>
         <w:bCs/>
         <w:color w:themeColor="text2" w:val="1F497D"/>
@@ -8209,12 +8590,14 @@
     </w:tblStylePr>
     <w:tblStylePr w:type="firstCol">
       <w:rPr>
+        <w:rFonts w:eastAsia="黑体"/>
         <w:b/>
         <w:bCs/>
       </w:rPr>
     </w:tblStylePr>
     <w:tblStylePr w:type="lastCol">
       <w:rPr>
+        <w:rFonts w:eastAsia="黑体"/>
         <w:b/>
         <w:bCs/>
       </w:rPr>
@@ -8248,6 +8631,7 @@
       <w:spacing w:after="0" w:line="240" w:lineRule="auto"/>
     </w:pPr>
     <w:rPr>
+      <w:rFonts w:eastAsia="黑体"/>
       <w:color w:themeColor="text1" w:val="000000"/>
     </w:rPr>
     <w:tblPr>
@@ -8267,7 +8651,7 @@
     </w:tblPr>
     <w:tblStylePr w:type="firstRow">
       <w:rPr>
-        <w:rFonts w:asciiTheme="majorHAnsi" w:cstheme="majorBidi" w:eastAsiaTheme="majorEastAsia" w:hAnsiTheme="majorHAnsi"/>
+        <w:rFonts w:asciiTheme="majorHAnsi" w:cstheme="majorBidi" w:hAnsiTheme="majorHAnsi" w:eastAsia="黑体"/>
       </w:rPr>
       <w:tblPr/>
       <w:tcPr>
@@ -8279,6 +8663,7 @@
     </w:tblStylePr>
     <w:tblStylePr w:type="lastRow">
       <w:rPr>
+        <w:rFonts w:eastAsia="黑体"/>
         <w:b/>
         <w:bCs/>
         <w:color w:themeColor="text2" w:val="1F497D"/>
@@ -8293,12 +8678,14 @@
     </w:tblStylePr>
     <w:tblStylePr w:type="firstCol">
       <w:rPr>
+        <w:rFonts w:eastAsia="黑体"/>
         <w:b/>
         <w:bCs/>
       </w:rPr>
     </w:tblStylePr>
     <w:tblStylePr w:type="lastCol">
       <w:rPr>
+        <w:rFonts w:eastAsia="黑体"/>
         <w:b/>
         <w:bCs/>
       </w:rPr>
@@ -8332,6 +8719,7 @@
       <w:spacing w:after="0" w:line="240" w:lineRule="auto"/>
     </w:pPr>
     <w:rPr>
+      <w:rFonts w:eastAsia="黑体"/>
       <w:color w:themeColor="text1" w:val="000000"/>
     </w:rPr>
     <w:tblPr>
@@ -8351,7 +8739,7 @@
     </w:tblPr>
     <w:tblStylePr w:type="firstRow">
       <w:rPr>
-        <w:rFonts w:asciiTheme="majorHAnsi" w:cstheme="majorBidi" w:eastAsiaTheme="majorEastAsia" w:hAnsiTheme="majorHAnsi"/>
+        <w:rFonts w:asciiTheme="majorHAnsi" w:cstheme="majorBidi" w:hAnsiTheme="majorHAnsi" w:eastAsia="黑体"/>
       </w:rPr>
       <w:tblPr/>
       <w:tcPr>
@@ -8363,6 +8751,7 @@
     </w:tblStylePr>
     <w:tblStylePr w:type="lastRow">
       <w:rPr>
+        <w:rFonts w:eastAsia="黑体"/>
         <w:b/>
         <w:bCs/>
         <w:color w:themeColor="text2" w:val="1F497D"/>
@@ -8377,12 +8766,14 @@
     </w:tblStylePr>
     <w:tblStylePr w:type="firstCol">
       <w:rPr>
+        <w:rFonts w:eastAsia="黑体"/>
         <w:b/>
         <w:bCs/>
       </w:rPr>
     </w:tblStylePr>
     <w:tblStylePr w:type="lastCol">
       <w:rPr>
+        <w:rFonts w:eastAsia="黑体"/>
         <w:b/>
         <w:bCs/>
       </w:rPr>
@@ -8416,7 +8807,7 @@
       <w:spacing w:after="0" w:line="240" w:lineRule="auto"/>
     </w:pPr>
     <w:rPr>
-      <w:rFonts w:asciiTheme="majorHAnsi" w:cstheme="majorBidi" w:eastAsiaTheme="majorEastAsia" w:hAnsiTheme="majorHAnsi"/>
+      <w:rFonts w:asciiTheme="majorHAnsi" w:cstheme="majorBidi" w:hAnsiTheme="majorHAnsi" w:eastAsia="黑体"/>
       <w:color w:themeColor="text1" w:val="000000"/>
     </w:rPr>
     <w:tblPr>
@@ -8438,6 +8829,7 @@
     </w:tblPr>
     <w:tblStylePr w:type="firstRow">
       <w:rPr>
+        <w:rFonts w:eastAsia="黑体"/>
         <w:sz w:val="24"/>
         <w:szCs w:val="24"/>
       </w:rPr>
@@ -8544,7 +8936,7 @@
       <w:spacing w:after="0" w:line="240" w:lineRule="auto"/>
     </w:pPr>
     <w:rPr>
-      <w:rFonts w:asciiTheme="majorHAnsi" w:cstheme="majorBidi" w:eastAsiaTheme="majorEastAsia" w:hAnsiTheme="majorHAnsi"/>
+      <w:rFonts w:asciiTheme="majorHAnsi" w:cstheme="majorBidi" w:hAnsiTheme="majorHAnsi" w:eastAsia="黑体"/>
       <w:color w:themeColor="text1" w:val="000000"/>
     </w:rPr>
     <w:tblPr>
@@ -8566,6 +8958,7 @@
     </w:tblPr>
     <w:tblStylePr w:type="firstRow">
       <w:rPr>
+        <w:rFonts w:eastAsia="黑体"/>
         <w:sz w:val="24"/>
         <w:szCs w:val="24"/>
       </w:rPr>
@@ -8672,7 +9065,7 @@
       <w:spacing w:after="0" w:line="240" w:lineRule="auto"/>
     </w:pPr>
     <w:rPr>
-      <w:rFonts w:asciiTheme="majorHAnsi" w:cstheme="majorBidi" w:eastAsiaTheme="majorEastAsia" w:hAnsiTheme="majorHAnsi"/>
+      <w:rFonts w:asciiTheme="majorHAnsi" w:cstheme="majorBidi" w:hAnsiTheme="majorHAnsi" w:eastAsia="黑体"/>
       <w:color w:themeColor="text1" w:val="000000"/>
     </w:rPr>
     <w:tblPr>
@@ -8694,6 +9087,7 @@
     </w:tblPr>
     <w:tblStylePr w:type="firstRow">
       <w:rPr>
+        <w:rFonts w:eastAsia="黑体"/>
         <w:sz w:val="24"/>
         <w:szCs w:val="24"/>
       </w:rPr>
@@ -8800,7 +9194,7 @@
       <w:spacing w:after="0" w:line="240" w:lineRule="auto"/>
     </w:pPr>
     <w:rPr>
-      <w:rFonts w:asciiTheme="majorHAnsi" w:cstheme="majorBidi" w:eastAsiaTheme="majorEastAsia" w:hAnsiTheme="majorHAnsi"/>
+      <w:rFonts w:asciiTheme="majorHAnsi" w:cstheme="majorBidi" w:hAnsiTheme="majorHAnsi" w:eastAsia="黑体"/>
       <w:color w:themeColor="text1" w:val="000000"/>
     </w:rPr>
     <w:tblPr>
@@ -8822,6 +9216,7 @@
     </w:tblPr>
     <w:tblStylePr w:type="firstRow">
       <w:rPr>
+        <w:rFonts w:eastAsia="黑体"/>
         <w:sz w:val="24"/>
         <w:szCs w:val="24"/>
       </w:rPr>
@@ -8928,7 +9323,7 @@
       <w:spacing w:after="0" w:line="240" w:lineRule="auto"/>
     </w:pPr>
     <w:rPr>
-      <w:rFonts w:asciiTheme="majorHAnsi" w:cstheme="majorBidi" w:eastAsiaTheme="majorEastAsia" w:hAnsiTheme="majorHAnsi"/>
+      <w:rFonts w:asciiTheme="majorHAnsi" w:cstheme="majorBidi" w:hAnsiTheme="majorHAnsi" w:eastAsia="黑体"/>
       <w:color w:themeColor="text1" w:val="000000"/>
     </w:rPr>
     <w:tblPr>
@@ -8950,6 +9345,7 @@
     </w:tblPr>
     <w:tblStylePr w:type="firstRow">
       <w:rPr>
+        <w:rFonts w:eastAsia="黑体"/>
         <w:sz w:val="24"/>
         <w:szCs w:val="24"/>
       </w:rPr>
@@ -9056,7 +9452,7 @@
       <w:spacing w:after="0" w:line="240" w:lineRule="auto"/>
     </w:pPr>
     <w:rPr>
-      <w:rFonts w:asciiTheme="majorHAnsi" w:cstheme="majorBidi" w:eastAsiaTheme="majorEastAsia" w:hAnsiTheme="majorHAnsi"/>
+      <w:rFonts w:asciiTheme="majorHAnsi" w:cstheme="majorBidi" w:hAnsiTheme="majorHAnsi" w:eastAsia="黑体"/>
       <w:color w:themeColor="text1" w:val="000000"/>
     </w:rPr>
     <w:tblPr>
@@ -9078,6 +9474,7 @@
     </w:tblPr>
     <w:tblStylePr w:type="firstRow">
       <w:rPr>
+        <w:rFonts w:eastAsia="黑体"/>
         <w:sz w:val="24"/>
         <w:szCs w:val="24"/>
       </w:rPr>
@@ -9184,7 +9581,7 @@
       <w:spacing w:after="0" w:line="240" w:lineRule="auto"/>
     </w:pPr>
     <w:rPr>
-      <w:rFonts w:asciiTheme="majorHAnsi" w:cstheme="majorBidi" w:eastAsiaTheme="majorEastAsia" w:hAnsiTheme="majorHAnsi"/>
+      <w:rFonts w:asciiTheme="majorHAnsi" w:cstheme="majorBidi" w:hAnsiTheme="majorHAnsi" w:eastAsia="黑体"/>
       <w:color w:themeColor="text1" w:val="000000"/>
     </w:rPr>
     <w:tblPr>
@@ -9206,6 +9603,7 @@
     </w:tblPr>
     <w:tblStylePr w:type="firstRow">
       <w:rPr>
+        <w:rFonts w:eastAsia="黑体"/>
         <w:sz w:val="24"/>
         <w:szCs w:val="24"/>
       </w:rPr>
@@ -9335,12 +9733,14 @@
     </w:tcPr>
     <w:tblStylePr w:type="firstRow">
       <w:rPr>
+        <w:rFonts w:eastAsia="黑体"/>
         <w:b/>
         <w:bCs/>
       </w:rPr>
     </w:tblStylePr>
     <w:tblStylePr w:type="lastRow">
       <w:rPr>
+        <w:rFonts w:eastAsia="黑体"/>
         <w:b/>
         <w:bCs/>
       </w:rPr>
@@ -9353,12 +9753,14 @@
     </w:tblStylePr>
     <w:tblStylePr w:type="firstCol">
       <w:rPr>
+        <w:rFonts w:eastAsia="黑体"/>
         <w:b/>
         <w:bCs/>
       </w:rPr>
     </w:tblStylePr>
     <w:tblStylePr w:type="lastCol">
       <w:rPr>
+        <w:rFonts w:eastAsia="黑体"/>
         <w:b/>
         <w:bCs/>
       </w:rPr>
@@ -9408,12 +9810,14 @@
     </w:tcPr>
     <w:tblStylePr w:type="firstRow">
       <w:rPr>
+        <w:rFonts w:eastAsia="黑体"/>
         <w:b/>
         <w:bCs/>
       </w:rPr>
     </w:tblStylePr>
     <w:tblStylePr w:type="lastRow">
       <w:rPr>
+        <w:rFonts w:eastAsia="黑体"/>
         <w:b/>
         <w:bCs/>
       </w:rPr>
@@ -9426,12 +9830,14 @@
     </w:tblStylePr>
     <w:tblStylePr w:type="firstCol">
       <w:rPr>
+        <w:rFonts w:eastAsia="黑体"/>
         <w:b/>
         <w:bCs/>
       </w:rPr>
     </w:tblStylePr>
     <w:tblStylePr w:type="lastCol">
       <w:rPr>
+        <w:rFonts w:eastAsia="黑体"/>
         <w:b/>
         <w:bCs/>
       </w:rPr>
@@ -9481,12 +9887,14 @@
     </w:tcPr>
     <w:tblStylePr w:type="firstRow">
       <w:rPr>
+        <w:rFonts w:eastAsia="黑体"/>
         <w:b/>
         <w:bCs/>
       </w:rPr>
     </w:tblStylePr>
     <w:tblStylePr w:type="lastRow">
       <w:rPr>
+        <w:rFonts w:eastAsia="黑体"/>
         <w:b/>
         <w:bCs/>
       </w:rPr>
@@ -9499,12 +9907,14 @@
     </w:tblStylePr>
     <w:tblStylePr w:type="firstCol">
       <w:rPr>
+        <w:rFonts w:eastAsia="黑体"/>
         <w:b/>
         <w:bCs/>
       </w:rPr>
     </w:tblStylePr>
     <w:tblStylePr w:type="lastCol">
       <w:rPr>
+        <w:rFonts w:eastAsia="黑体"/>
         <w:b/>
         <w:bCs/>
       </w:rPr>
@@ -9554,12 +9964,14 @@
     </w:tcPr>
     <w:tblStylePr w:type="firstRow">
       <w:rPr>
+        <w:rFonts w:eastAsia="黑体"/>
         <w:b/>
         <w:bCs/>
       </w:rPr>
     </w:tblStylePr>
     <w:tblStylePr w:type="lastRow">
       <w:rPr>
+        <w:rFonts w:eastAsia="黑体"/>
         <w:b/>
         <w:bCs/>
       </w:rPr>
@@ -9572,12 +9984,14 @@
     </w:tblStylePr>
     <w:tblStylePr w:type="firstCol">
       <w:rPr>
+        <w:rFonts w:eastAsia="黑体"/>
         <w:b/>
         <w:bCs/>
       </w:rPr>
     </w:tblStylePr>
     <w:tblStylePr w:type="lastCol">
       <w:rPr>
+        <w:rFonts w:eastAsia="黑体"/>
         <w:b/>
         <w:bCs/>
       </w:rPr>
@@ -9627,12 +10041,14 @@
     </w:tcPr>
     <w:tblStylePr w:type="firstRow">
       <w:rPr>
+        <w:rFonts w:eastAsia="黑体"/>
         <w:b/>
         <w:bCs/>
       </w:rPr>
     </w:tblStylePr>
     <w:tblStylePr w:type="lastRow">
       <w:rPr>
+        <w:rFonts w:eastAsia="黑体"/>
         <w:b/>
         <w:bCs/>
       </w:rPr>
@@ -9645,12 +10061,14 @@
     </w:tblStylePr>
     <w:tblStylePr w:type="firstCol">
       <w:rPr>
+        <w:rFonts w:eastAsia="黑体"/>
         <w:b/>
         <w:bCs/>
       </w:rPr>
     </w:tblStylePr>
     <w:tblStylePr w:type="lastCol">
       <w:rPr>
+        <w:rFonts w:eastAsia="黑体"/>
         <w:b/>
         <w:bCs/>
       </w:rPr>
@@ -9700,12 +10118,14 @@
     </w:tcPr>
     <w:tblStylePr w:type="firstRow">
       <w:rPr>
+        <w:rFonts w:eastAsia="黑体"/>
         <w:b/>
         <w:bCs/>
       </w:rPr>
     </w:tblStylePr>
     <w:tblStylePr w:type="lastRow">
       <w:rPr>
+        <w:rFonts w:eastAsia="黑体"/>
         <w:b/>
         <w:bCs/>
       </w:rPr>
@@ -9718,12 +10138,14 @@
     </w:tblStylePr>
     <w:tblStylePr w:type="firstCol">
       <w:rPr>
+        <w:rFonts w:eastAsia="黑体"/>
         <w:b/>
         <w:bCs/>
       </w:rPr>
     </w:tblStylePr>
     <w:tblStylePr w:type="lastCol">
       <w:rPr>
+        <w:rFonts w:eastAsia="黑体"/>
         <w:b/>
         <w:bCs/>
       </w:rPr>
@@ -9773,12 +10195,14 @@
     </w:tcPr>
     <w:tblStylePr w:type="firstRow">
       <w:rPr>
+        <w:rFonts w:eastAsia="黑体"/>
         <w:b/>
         <w:bCs/>
       </w:rPr>
     </w:tblStylePr>
     <w:tblStylePr w:type="lastRow">
       <w:rPr>
+        <w:rFonts w:eastAsia="黑体"/>
         <w:b/>
         <w:bCs/>
       </w:rPr>
@@ -9791,12 +10215,14 @@
     </w:tblStylePr>
     <w:tblStylePr w:type="firstCol">
       <w:rPr>
+        <w:rFonts w:eastAsia="黑体"/>
         <w:b/>
         <w:bCs/>
       </w:rPr>
     </w:tblStylePr>
     <w:tblStylePr w:type="lastCol">
       <w:rPr>
+        <w:rFonts w:eastAsia="黑体"/>
         <w:b/>
         <w:bCs/>
       </w:rPr>
@@ -9823,7 +10249,7 @@
       <w:spacing w:after="0" w:line="240" w:lineRule="auto"/>
     </w:pPr>
     <w:rPr>
-      <w:rFonts w:asciiTheme="majorHAnsi" w:cstheme="majorBidi" w:eastAsiaTheme="majorEastAsia" w:hAnsiTheme="majorHAnsi"/>
+      <w:rFonts w:asciiTheme="majorHAnsi" w:cstheme="majorBidi" w:hAnsiTheme="majorHAnsi" w:eastAsia="黑体"/>
       <w:color w:themeColor="text1" w:val="000000"/>
     </w:rPr>
     <w:tblPr>
@@ -9850,6 +10276,7 @@
     </w:tcPr>
     <w:tblStylePr w:type="firstRow">
       <w:rPr>
+        <w:rFonts w:eastAsia="黑体"/>
         <w:b/>
         <w:bCs/>
         <w:color w:themeColor="text1" w:val="000000"/>
@@ -9861,6 +10288,7 @@
     </w:tblStylePr>
     <w:tblStylePr w:type="lastRow">
       <w:rPr>
+        <w:rFonts w:eastAsia="黑体"/>
         <w:b/>
         <w:bCs/>
         <w:color w:themeColor="text1" w:val="000000"/>
@@ -9880,6 +10308,7 @@
     </w:tblStylePr>
     <w:tblStylePr w:type="firstCol">
       <w:rPr>
+        <w:rFonts w:eastAsia="黑体"/>
         <w:b/>
         <w:bCs/>
         <w:color w:themeColor="text1" w:val="000000"/>
@@ -9899,6 +10328,7 @@
     </w:tblStylePr>
     <w:tblStylePr w:type="lastCol">
       <w:rPr>
+        <w:rFonts w:eastAsia="黑体"/>
         <w:b w:val="0"/>
         <w:bCs w:val="0"/>
         <w:color w:themeColor="text1" w:val="000000"/>
@@ -9948,7 +10378,7 @@
       <w:spacing w:after="0" w:line="240" w:lineRule="auto"/>
     </w:pPr>
     <w:rPr>
-      <w:rFonts w:asciiTheme="majorHAnsi" w:cstheme="majorBidi" w:eastAsiaTheme="majorEastAsia" w:hAnsiTheme="majorHAnsi"/>
+      <w:rFonts w:asciiTheme="majorHAnsi" w:cstheme="majorBidi" w:hAnsiTheme="majorHAnsi" w:eastAsia="黑体"/>
       <w:color w:themeColor="text1" w:val="000000"/>
     </w:rPr>
     <w:tblPr>
@@ -9975,6 +10405,7 @@
     </w:tcPr>
     <w:tblStylePr w:type="firstRow">
       <w:rPr>
+        <w:rFonts w:eastAsia="黑体"/>
         <w:b/>
         <w:bCs/>
         <w:color w:themeColor="text1" w:val="000000"/>
@@ -9986,6 +10417,7 @@
     </w:tblStylePr>
     <w:tblStylePr w:type="lastRow">
       <w:rPr>
+        <w:rFonts w:eastAsia="黑体"/>
         <w:b/>
         <w:bCs/>
         <w:color w:themeColor="text1" w:val="000000"/>
@@ -10005,6 +10437,7 @@
     </w:tblStylePr>
     <w:tblStylePr w:type="firstCol">
       <w:rPr>
+        <w:rFonts w:eastAsia="黑体"/>
         <w:b/>
         <w:bCs/>
         <w:color w:themeColor="text1" w:val="000000"/>
@@ -10024,6 +10457,7 @@
     </w:tblStylePr>
     <w:tblStylePr w:type="lastCol">
       <w:rPr>
+        <w:rFonts w:eastAsia="黑体"/>
         <w:b w:val="0"/>
         <w:bCs w:val="0"/>
         <w:color w:themeColor="text1" w:val="000000"/>
@@ -10073,7 +10507,7 @@
       <w:spacing w:after="0" w:line="240" w:lineRule="auto"/>
     </w:pPr>
     <w:rPr>
-      <w:rFonts w:asciiTheme="majorHAnsi" w:cstheme="majorBidi" w:eastAsiaTheme="majorEastAsia" w:hAnsiTheme="majorHAnsi"/>
+      <w:rFonts w:asciiTheme="majorHAnsi" w:cstheme="majorBidi" w:hAnsiTheme="majorHAnsi" w:eastAsia="黑体"/>
       <w:color w:themeColor="text1" w:val="000000"/>
     </w:rPr>
     <w:tblPr>
@@ -10100,6 +10534,7 @@
     </w:tcPr>
     <w:tblStylePr w:type="firstRow">
       <w:rPr>
+        <w:rFonts w:eastAsia="黑体"/>
         <w:b/>
         <w:bCs/>
         <w:color w:themeColor="text1" w:val="000000"/>
@@ -10111,6 +10546,7 @@
     </w:tblStylePr>
     <w:tblStylePr w:type="lastRow">
       <w:rPr>
+        <w:rFonts w:eastAsia="黑体"/>
         <w:b/>
         <w:bCs/>
         <w:color w:themeColor="text1" w:val="000000"/>
@@ -10130,6 +10566,7 @@
     </w:tblStylePr>
     <w:tblStylePr w:type="firstCol">
       <w:rPr>
+        <w:rFonts w:eastAsia="黑体"/>
         <w:b/>
         <w:bCs/>
         <w:color w:themeColor="text1" w:val="000000"/>
@@ -10149,6 +10586,7 @@
     </w:tblStylePr>
     <w:tblStylePr w:type="lastCol">
       <w:rPr>
+        <w:rFonts w:eastAsia="黑体"/>
         <w:b w:val="0"/>
         <w:bCs w:val="0"/>
         <w:color w:themeColor="text1" w:val="000000"/>
@@ -10198,7 +10636,7 @@
       <w:spacing w:after="0" w:line="240" w:lineRule="auto"/>
     </w:pPr>
     <w:rPr>
-      <w:rFonts w:asciiTheme="majorHAnsi" w:cstheme="majorBidi" w:eastAsiaTheme="majorEastAsia" w:hAnsiTheme="majorHAnsi"/>
+      <w:rFonts w:asciiTheme="majorHAnsi" w:cstheme="majorBidi" w:hAnsiTheme="majorHAnsi" w:eastAsia="黑体"/>
       <w:color w:themeColor="text1" w:val="000000"/>
     </w:rPr>
     <w:tblPr>
@@ -10225,6 +10663,7 @@
     </w:tcPr>
     <w:tblStylePr w:type="firstRow">
       <w:rPr>
+        <w:rFonts w:eastAsia="黑体"/>
         <w:b/>
         <w:bCs/>
         <w:color w:themeColor="text1" w:val="000000"/>
@@ -10236,6 +10675,7 @@
     </w:tblStylePr>
     <w:tblStylePr w:type="lastRow">
       <w:rPr>
+        <w:rFonts w:eastAsia="黑体"/>
         <w:b/>
         <w:bCs/>
         <w:color w:themeColor="text1" w:val="000000"/>
@@ -10255,6 +10695,7 @@
     </w:tblStylePr>
     <w:tblStylePr w:type="firstCol">
       <w:rPr>
+        <w:rFonts w:eastAsia="黑体"/>
         <w:b/>
         <w:bCs/>
         <w:color w:themeColor="text1" w:val="000000"/>
@@ -10274,6 +10715,7 @@
     </w:tblStylePr>
     <w:tblStylePr w:type="lastCol">
       <w:rPr>
+        <w:rFonts w:eastAsia="黑体"/>
         <w:b w:val="0"/>
         <w:bCs w:val="0"/>
         <w:color w:themeColor="text1" w:val="000000"/>
@@ -10323,7 +10765,7 @@
       <w:spacing w:after="0" w:line="240" w:lineRule="auto"/>
     </w:pPr>
     <w:rPr>
-      <w:rFonts w:asciiTheme="majorHAnsi" w:cstheme="majorBidi" w:eastAsiaTheme="majorEastAsia" w:hAnsiTheme="majorHAnsi"/>
+      <w:rFonts w:asciiTheme="majorHAnsi" w:cstheme="majorBidi" w:hAnsiTheme="majorHAnsi" w:eastAsia="黑体"/>
       <w:color w:themeColor="text1" w:val="000000"/>
     </w:rPr>
     <w:tblPr>
@@ -10350,6 +10792,7 @@
     </w:tcPr>
     <w:tblStylePr w:type="firstRow">
       <w:rPr>
+        <w:rFonts w:eastAsia="黑体"/>
         <w:b/>
         <w:bCs/>
         <w:color w:themeColor="text1" w:val="000000"/>
@@ -10361,6 +10804,7 @@
     </w:tblStylePr>
     <w:tblStylePr w:type="lastRow">
       <w:rPr>
+        <w:rFonts w:eastAsia="黑体"/>
         <w:b/>
         <w:bCs/>
         <w:color w:themeColor="text1" w:val="000000"/>
@@ -10380,6 +10824,7 @@
     </w:tblStylePr>
     <w:tblStylePr w:type="firstCol">
       <w:rPr>
+        <w:rFonts w:eastAsia="黑体"/>
         <w:b/>
         <w:bCs/>
         <w:color w:themeColor="text1" w:val="000000"/>
@@ -10399,6 +10844,7 @@
     </w:tblStylePr>
     <w:tblStylePr w:type="lastCol">
       <w:rPr>
+        <w:rFonts w:eastAsia="黑体"/>
         <w:b w:val="0"/>
         <w:bCs w:val="0"/>
         <w:color w:themeColor="text1" w:val="000000"/>
@@ -10448,7 +10894,7 @@
       <w:spacing w:after="0" w:line="240" w:lineRule="auto"/>
     </w:pPr>
     <w:rPr>
-      <w:rFonts w:asciiTheme="majorHAnsi" w:cstheme="majorBidi" w:eastAsiaTheme="majorEastAsia" w:hAnsiTheme="majorHAnsi"/>
+      <w:rFonts w:asciiTheme="majorHAnsi" w:cstheme="majorBidi" w:hAnsiTheme="majorHAnsi" w:eastAsia="黑体"/>
       <w:color w:themeColor="text1" w:val="000000"/>
     </w:rPr>
     <w:tblPr>
@@ -10475,6 +10921,7 @@
     </w:tcPr>
     <w:tblStylePr w:type="firstRow">
       <w:rPr>
+        <w:rFonts w:eastAsia="黑体"/>
         <w:b/>
         <w:bCs/>
         <w:color w:themeColor="text1" w:val="000000"/>
@@ -10486,6 +10933,7 @@
     </w:tblStylePr>
     <w:tblStylePr w:type="lastRow">
       <w:rPr>
+        <w:rFonts w:eastAsia="黑体"/>
         <w:b/>
         <w:bCs/>
         <w:color w:themeColor="text1" w:val="000000"/>
@@ -10505,6 +10953,7 @@
     </w:tblStylePr>
     <w:tblStylePr w:type="firstCol">
       <w:rPr>
+        <w:rFonts w:eastAsia="黑体"/>
         <w:b/>
         <w:bCs/>
         <w:color w:themeColor="text1" w:val="000000"/>
@@ -10524,6 +10973,7 @@
     </w:tblStylePr>
     <w:tblStylePr w:type="lastCol">
       <w:rPr>
+        <w:rFonts w:eastAsia="黑体"/>
         <w:b w:val="0"/>
         <w:bCs w:val="0"/>
         <w:color w:themeColor="text1" w:val="000000"/>
@@ -10573,7 +11023,7 @@
       <w:spacing w:after="0" w:line="240" w:lineRule="auto"/>
     </w:pPr>
     <w:rPr>
-      <w:rFonts w:asciiTheme="majorHAnsi" w:cstheme="majorBidi" w:eastAsiaTheme="majorEastAsia" w:hAnsiTheme="majorHAnsi"/>
+      <w:rFonts w:asciiTheme="majorHAnsi" w:cstheme="majorBidi" w:hAnsiTheme="majorHAnsi" w:eastAsia="黑体"/>
       <w:color w:themeColor="text1" w:val="000000"/>
     </w:rPr>
     <w:tblPr>
@@ -10600,6 +11050,7 @@
     </w:tcPr>
     <w:tblStylePr w:type="firstRow">
       <w:rPr>
+        <w:rFonts w:eastAsia="黑体"/>
         <w:b/>
         <w:bCs/>
         <w:color w:themeColor="text1" w:val="000000"/>
@@ -10611,6 +11062,7 @@
     </w:tblStylePr>
     <w:tblStylePr w:type="lastRow">
       <w:rPr>
+        <w:rFonts w:eastAsia="黑体"/>
         <w:b/>
         <w:bCs/>
         <w:color w:themeColor="text1" w:val="000000"/>
@@ -10630,6 +11082,7 @@
     </w:tblStylePr>
     <w:tblStylePr w:type="firstCol">
       <w:rPr>
+        <w:rFonts w:eastAsia="黑体"/>
         <w:b/>
         <w:bCs/>
         <w:color w:themeColor="text1" w:val="000000"/>
@@ -10649,6 +11102,7 @@
     </w:tblStylePr>
     <w:tblStylePr w:type="lastCol">
       <w:rPr>
+        <w:rFonts w:eastAsia="黑体"/>
         <w:b w:val="0"/>
         <w:bCs w:val="0"/>
         <w:color w:themeColor="text1" w:val="000000"/>
@@ -10721,6 +11175,7 @@
     </w:tcPr>
     <w:tblStylePr w:type="firstRow">
       <w:rPr>
+        <w:rFonts w:eastAsia="黑体"/>
         <w:b/>
         <w:bCs/>
         <w:i w:val="0"/>
@@ -10742,6 +11197,7 @@
     </w:tblStylePr>
     <w:tblStylePr w:type="lastRow">
       <w:rPr>
+        <w:rFonts w:eastAsia="黑体"/>
         <w:b/>
         <w:bCs/>
         <w:i w:val="0"/>
@@ -10763,6 +11219,7 @@
     </w:tblStylePr>
     <w:tblStylePr w:type="firstCol">
       <w:rPr>
+        <w:rFonts w:eastAsia="黑体"/>
         <w:b/>
         <w:bCs/>
         <w:i w:val="0"/>
@@ -10782,6 +11239,7 @@
     </w:tblStylePr>
     <w:tblStylePr w:type="lastCol">
       <w:rPr>
+        <w:rFonts w:eastAsia="黑体"/>
         <w:b/>
         <w:bCs/>
         <w:i w:val="0"/>
@@ -10862,6 +11320,7 @@
     </w:tcPr>
     <w:tblStylePr w:type="firstRow">
       <w:rPr>
+        <w:rFonts w:eastAsia="黑体"/>
         <w:b/>
         <w:bCs/>
         <w:i w:val="0"/>
@@ -10883,6 +11342,7 @@
     </w:tblStylePr>
     <w:tblStylePr w:type="lastRow">
       <w:rPr>
+        <w:rFonts w:eastAsia="黑体"/>
         <w:b/>
         <w:bCs/>
         <w:i w:val="0"/>
@@ -10904,6 +11364,7 @@
     </w:tblStylePr>
     <w:tblStylePr w:type="firstCol">
       <w:rPr>
+        <w:rFonts w:eastAsia="黑体"/>
         <w:b/>
         <w:bCs/>
         <w:i w:val="0"/>
@@ -10923,6 +11384,7 @@
     </w:tblStylePr>
     <w:tblStylePr w:type="lastCol">
       <w:rPr>
+        <w:rFonts w:eastAsia="黑体"/>
         <w:b/>
         <w:bCs/>
         <w:i w:val="0"/>
@@ -11003,6 +11465,7 @@
     </w:tcPr>
     <w:tblStylePr w:type="firstRow">
       <w:rPr>
+        <w:rFonts w:eastAsia="黑体"/>
         <w:b/>
         <w:bCs/>
         <w:i w:val="0"/>
@@ -11024,6 +11487,7 @@
     </w:tblStylePr>
     <w:tblStylePr w:type="lastRow">
       <w:rPr>
+        <w:rFonts w:eastAsia="黑体"/>
         <w:b/>
         <w:bCs/>
         <w:i w:val="0"/>
@@ -11045,6 +11509,7 @@
     </w:tblStylePr>
     <w:tblStylePr w:type="firstCol">
       <w:rPr>
+        <w:rFonts w:eastAsia="黑体"/>
         <w:b/>
         <w:bCs/>
         <w:i w:val="0"/>
@@ -11064,6 +11529,7 @@
     </w:tblStylePr>
     <w:tblStylePr w:type="lastCol">
       <w:rPr>
+        <w:rFonts w:eastAsia="黑体"/>
         <w:b/>
         <w:bCs/>
         <w:i w:val="0"/>
@@ -11144,6 +11610,7 @@
     </w:tcPr>
     <w:tblStylePr w:type="firstRow">
       <w:rPr>
+        <w:rFonts w:eastAsia="黑体"/>
         <w:b/>
         <w:bCs/>
         <w:i w:val="0"/>
@@ -11165,6 +11632,7 @@
     </w:tblStylePr>
     <w:tblStylePr w:type="lastRow">
       <w:rPr>
+        <w:rFonts w:eastAsia="黑体"/>
         <w:b/>
         <w:bCs/>
         <w:i w:val="0"/>
@@ -11186,6 +11654,7 @@
     </w:tblStylePr>
     <w:tblStylePr w:type="firstCol">
       <w:rPr>
+        <w:rFonts w:eastAsia="黑体"/>
         <w:b/>
         <w:bCs/>
         <w:i w:val="0"/>
@@ -11205,6 +11674,7 @@
     </w:tblStylePr>
     <w:tblStylePr w:type="lastCol">
       <w:rPr>
+        <w:rFonts w:eastAsia="黑体"/>
         <w:b/>
         <w:bCs/>
         <w:i w:val="0"/>
@@ -11285,6 +11755,7 @@
     </w:tcPr>
     <w:tblStylePr w:type="firstRow">
       <w:rPr>
+        <w:rFonts w:eastAsia="黑体"/>
         <w:b/>
         <w:bCs/>
         <w:i w:val="0"/>
@@ -11306,6 +11777,7 @@
     </w:tblStylePr>
     <w:tblStylePr w:type="lastRow">
       <w:rPr>
+        <w:rFonts w:eastAsia="黑体"/>
         <w:b/>
         <w:bCs/>
         <w:i w:val="0"/>
@@ -11327,6 +11799,7 @@
     </w:tblStylePr>
     <w:tblStylePr w:type="firstCol">
       <w:rPr>
+        <w:rFonts w:eastAsia="黑体"/>
         <w:b/>
         <w:bCs/>
         <w:i w:val="0"/>
@@ -11346,6 +11819,7 @@
     </w:tblStylePr>
     <w:tblStylePr w:type="lastCol">
       <w:rPr>
+        <w:rFonts w:eastAsia="黑体"/>
         <w:b/>
         <w:bCs/>
         <w:i w:val="0"/>
@@ -11426,6 +11900,7 @@
     </w:tcPr>
     <w:tblStylePr w:type="firstRow">
       <w:rPr>
+        <w:rFonts w:eastAsia="黑体"/>
         <w:b/>
         <w:bCs/>
         <w:i w:val="0"/>
@@ -11447,6 +11922,7 @@
     </w:tblStylePr>
     <w:tblStylePr w:type="lastRow">
       <w:rPr>
+        <w:rFonts w:eastAsia="黑体"/>
         <w:b/>
         <w:bCs/>
         <w:i w:val="0"/>
@@ -11468,6 +11944,7 @@
     </w:tblStylePr>
     <w:tblStylePr w:type="firstCol">
       <w:rPr>
+        <w:rFonts w:eastAsia="黑体"/>
         <w:b/>
         <w:bCs/>
         <w:i w:val="0"/>
@@ -11487,6 +11964,7 @@
     </w:tblStylePr>
     <w:tblStylePr w:type="lastCol">
       <w:rPr>
+        <w:rFonts w:eastAsia="黑体"/>
         <w:b/>
         <w:bCs/>
         <w:i w:val="0"/>
@@ -11567,6 +12045,7 @@
     </w:tcPr>
     <w:tblStylePr w:type="firstRow">
       <w:rPr>
+        <w:rFonts w:eastAsia="黑体"/>
         <w:b/>
         <w:bCs/>
         <w:i w:val="0"/>
@@ -11588,6 +12067,7 @@
     </w:tblStylePr>
     <w:tblStylePr w:type="lastRow">
       <w:rPr>
+        <w:rFonts w:eastAsia="黑体"/>
         <w:b/>
         <w:bCs/>
         <w:i w:val="0"/>
@@ -11609,6 +12089,7 @@
     </w:tblStylePr>
     <w:tblStylePr w:type="firstCol">
       <w:rPr>
+        <w:rFonts w:eastAsia="黑体"/>
         <w:b/>
         <w:bCs/>
         <w:i w:val="0"/>
@@ -11628,6 +12109,7 @@
     </w:tblStylePr>
     <w:tblStylePr w:type="lastCol">
       <w:rPr>
+        <w:rFonts w:eastAsia="黑体"/>
         <w:b/>
         <w:bCs/>
         <w:i w:val="0"/>
@@ -11685,6 +12167,7 @@
       <w:spacing w:after="0" w:line="240" w:lineRule="auto"/>
     </w:pPr>
     <w:rPr>
+      <w:rFonts w:eastAsia="黑体"/>
       <w:color w:themeColor="background1" w:val="FFFFFF"/>
     </w:rPr>
     <w:tblPr>
@@ -11703,6 +12186,7 @@
     </w:tcPr>
     <w:tblStylePr w:type="firstRow">
       <w:rPr>
+        <w:rFonts w:eastAsia="黑体"/>
         <w:b/>
         <w:bCs/>
       </w:rPr>
@@ -11799,6 +12283,7 @@
       <w:spacing w:after="0" w:line="240" w:lineRule="auto"/>
     </w:pPr>
     <w:rPr>
+      <w:rFonts w:eastAsia="黑体"/>
       <w:color w:themeColor="background1" w:val="FFFFFF"/>
     </w:rPr>
     <w:tblPr>
@@ -11817,6 +12302,7 @@
     </w:tcPr>
     <w:tblStylePr w:type="firstRow">
       <w:rPr>
+        <w:rFonts w:eastAsia="黑体"/>
         <w:b/>
         <w:bCs/>
       </w:rPr>
@@ -11913,6 +12399,7 @@
       <w:spacing w:after="0" w:line="240" w:lineRule="auto"/>
     </w:pPr>
     <w:rPr>
+      <w:rFonts w:eastAsia="黑体"/>
       <w:color w:themeColor="background1" w:val="FFFFFF"/>
     </w:rPr>
     <w:tblPr>
@@ -11931,6 +12418,7 @@
     </w:tcPr>
     <w:tblStylePr w:type="firstRow">
       <w:rPr>
+        <w:rFonts w:eastAsia="黑体"/>
         <w:b/>
         <w:bCs/>
       </w:rPr>
@@ -12027,6 +12515,7 @@
       <w:spacing w:after="0" w:line="240" w:lineRule="auto"/>
     </w:pPr>
     <w:rPr>
+      <w:rFonts w:eastAsia="黑体"/>
       <w:color w:themeColor="background1" w:val="FFFFFF"/>
     </w:rPr>
     <w:tblPr>
@@ -12045,6 +12534,7 @@
     </w:tcPr>
     <w:tblStylePr w:type="firstRow">
       <w:rPr>
+        <w:rFonts w:eastAsia="黑体"/>
         <w:b/>
         <w:bCs/>
       </w:rPr>
@@ -12141,6 +12631,7 @@
       <w:spacing w:after="0" w:line="240" w:lineRule="auto"/>
     </w:pPr>
     <w:rPr>
+      <w:rFonts w:eastAsia="黑体"/>
       <w:color w:themeColor="background1" w:val="FFFFFF"/>
     </w:rPr>
     <w:tblPr>
@@ -12159,6 +12650,7 @@
     </w:tcPr>
     <w:tblStylePr w:type="firstRow">
       <w:rPr>
+        <w:rFonts w:eastAsia="黑体"/>
         <w:b/>
         <w:bCs/>
       </w:rPr>
@@ -12255,6 +12747,7 @@
       <w:spacing w:after="0" w:line="240" w:lineRule="auto"/>
     </w:pPr>
     <w:rPr>
+      <w:rFonts w:eastAsia="黑体"/>
       <w:color w:themeColor="background1" w:val="FFFFFF"/>
     </w:rPr>
     <w:tblPr>
@@ -12273,6 +12766,7 @@
     </w:tcPr>
     <w:tblStylePr w:type="firstRow">
       <w:rPr>
+        <w:rFonts w:eastAsia="黑体"/>
         <w:b/>
         <w:bCs/>
       </w:rPr>
@@ -12369,6 +12863,7 @@
       <w:spacing w:after="0" w:line="240" w:lineRule="auto"/>
     </w:pPr>
     <w:rPr>
+      <w:rFonts w:eastAsia="黑体"/>
       <w:color w:themeColor="background1" w:val="FFFFFF"/>
     </w:rPr>
     <w:tblPr>
@@ -12387,6 +12882,7 @@
     </w:tcPr>
     <w:tblStylePr w:type="firstRow">
       <w:rPr>
+        <w:rFonts w:eastAsia="黑体"/>
         <w:b/>
         <w:bCs/>
       </w:rPr>
@@ -12483,6 +12979,7 @@
       <w:spacing w:after="0" w:line="240" w:lineRule="auto"/>
     </w:pPr>
     <w:rPr>
+      <w:rFonts w:eastAsia="黑体"/>
       <w:color w:themeColor="text1" w:val="000000"/>
     </w:rPr>
     <w:tblPr>
@@ -12509,6 +13006,7 @@
     </w:tcPr>
     <w:tblStylePr w:type="firstRow">
       <w:rPr>
+        <w:rFonts w:eastAsia="黑体"/>
         <w:b/>
         <w:bCs/>
       </w:rPr>
@@ -12527,6 +13025,7 @@
     </w:tblStylePr>
     <w:tblStylePr w:type="lastRow">
       <w:rPr>
+        <w:rFonts w:eastAsia="黑体"/>
         <w:b/>
         <w:bCs/>
         <w:color w:themeColor="background1" w:val="FFFFFF"/>
@@ -12541,6 +13040,7 @@
     </w:tblStylePr>
     <w:tblStylePr w:type="firstCol">
       <w:rPr>
+        <w:rFonts w:eastAsia="黑体"/>
         <w:color w:themeColor="background1" w:val="FFFFFF"/>
       </w:rPr>
       <w:tblPr/>
@@ -12558,6 +13058,7 @@
     </w:tblStylePr>
     <w:tblStylePr w:type="lastCol">
       <w:rPr>
+        <w:rFonts w:eastAsia="黑体"/>
         <w:color w:themeColor="background1" w:val="FFFFFF"/>
       </w:rPr>
       <w:tblPr/>
@@ -12587,11 +13088,13 @@
     </w:tblStylePr>
     <w:tblStylePr w:type="neCell">
       <w:rPr>
+        <w:rFonts w:eastAsia="黑体"/>
         <w:color w:themeColor="text1" w:val="000000"/>
       </w:rPr>
     </w:tblStylePr>
     <w:tblStylePr w:type="nwCell">
       <w:rPr>
+        <w:rFonts w:eastAsia="黑体"/>
         <w:color w:themeColor="text1" w:val="000000"/>
       </w:rPr>
     </w:tblStylePr>
@@ -12605,6 +13108,7 @@
       <w:spacing w:after="0" w:line="240" w:lineRule="auto"/>
     </w:pPr>
     <w:rPr>
+      <w:rFonts w:eastAsia="黑体"/>
       <w:color w:themeColor="text1" w:val="000000"/>
     </w:rPr>
     <w:tblPr>
@@ -12631,6 +13135,7 @@
     </w:tcPr>
     <w:tblStylePr w:type="firstRow">
       <w:rPr>
+        <w:rFonts w:eastAsia="黑体"/>
         <w:b/>
         <w:bCs/>
       </w:rPr>
@@ -12649,6 +13154,7 @@
     </w:tblStylePr>
     <w:tblStylePr w:type="lastRow">
       <w:rPr>
+        <w:rFonts w:eastAsia="黑体"/>
         <w:b/>
         <w:bCs/>
         <w:color w:themeColor="background1" w:val="FFFFFF"/>
@@ -12663,6 +13169,7 @@
     </w:tblStylePr>
     <w:tblStylePr w:type="firstCol">
       <w:rPr>
+        <w:rFonts w:eastAsia="黑体"/>
         <w:color w:themeColor="background1" w:val="FFFFFF"/>
       </w:rPr>
       <w:tblPr/>
@@ -12680,6 +13187,7 @@
     </w:tblStylePr>
     <w:tblStylePr w:type="lastCol">
       <w:rPr>
+        <w:rFonts w:eastAsia="黑体"/>
         <w:color w:themeColor="background1" w:val="FFFFFF"/>
       </w:rPr>
       <w:tblPr/>
@@ -12709,11 +13217,13 @@
     </w:tblStylePr>
     <w:tblStylePr w:type="neCell">
       <w:rPr>
+        <w:rFonts w:eastAsia="黑体"/>
         <w:color w:themeColor="text1" w:val="000000"/>
       </w:rPr>
     </w:tblStylePr>
     <w:tblStylePr w:type="nwCell">
       <w:rPr>
+        <w:rFonts w:eastAsia="黑体"/>
         <w:color w:themeColor="text1" w:val="000000"/>
       </w:rPr>
     </w:tblStylePr>
@@ -12727,6 +13237,7 @@
       <w:spacing w:after="0" w:line="240" w:lineRule="auto"/>
     </w:pPr>
     <w:rPr>
+      <w:rFonts w:eastAsia="黑体"/>
       <w:color w:themeColor="text1" w:val="000000"/>
     </w:rPr>
     <w:tblPr>
@@ -12753,6 +13264,7 @@
     </w:tcPr>
     <w:tblStylePr w:type="firstRow">
       <w:rPr>
+        <w:rFonts w:eastAsia="黑体"/>
         <w:b/>
         <w:bCs/>
       </w:rPr>
@@ -12771,6 +13283,7 @@
     </w:tblStylePr>
     <w:tblStylePr w:type="lastRow">
       <w:rPr>
+        <w:rFonts w:eastAsia="黑体"/>
         <w:b/>
         <w:bCs/>
         <w:color w:themeColor="background1" w:val="FFFFFF"/>
@@ -12785,6 +13298,7 @@
     </w:tblStylePr>
     <w:tblStylePr w:type="firstCol">
       <w:rPr>
+        <w:rFonts w:eastAsia="黑体"/>
         <w:color w:themeColor="background1" w:val="FFFFFF"/>
       </w:rPr>
       <w:tblPr/>
@@ -12802,6 +13316,7 @@
     </w:tblStylePr>
     <w:tblStylePr w:type="lastCol">
       <w:rPr>
+        <w:rFonts w:eastAsia="黑体"/>
         <w:color w:themeColor="background1" w:val="FFFFFF"/>
       </w:rPr>
       <w:tblPr/>
@@ -12831,11 +13346,13 @@
     </w:tblStylePr>
     <w:tblStylePr w:type="neCell">
       <w:rPr>
+        <w:rFonts w:eastAsia="黑体"/>
         <w:color w:themeColor="text1" w:val="000000"/>
       </w:rPr>
     </w:tblStylePr>
     <w:tblStylePr w:type="nwCell">
       <w:rPr>
+        <w:rFonts w:eastAsia="黑体"/>
         <w:color w:themeColor="text1" w:val="000000"/>
       </w:rPr>
     </w:tblStylePr>
@@ -12849,6 +13366,7 @@
       <w:spacing w:after="0" w:line="240" w:lineRule="auto"/>
     </w:pPr>
     <w:rPr>
+      <w:rFonts w:eastAsia="黑体"/>
       <w:color w:themeColor="text1" w:val="000000"/>
     </w:rPr>
     <w:tblPr>
@@ -12875,6 +13393,7 @@
     </w:tcPr>
     <w:tblStylePr w:type="firstRow">
       <w:rPr>
+        <w:rFonts w:eastAsia="黑体"/>
         <w:b/>
         <w:bCs/>
       </w:rPr>
@@ -12893,6 +13412,7 @@
     </w:tblStylePr>
     <w:tblStylePr w:type="lastRow">
       <w:rPr>
+        <w:rFonts w:eastAsia="黑体"/>
         <w:b/>
         <w:bCs/>
         <w:color w:themeColor="background1" w:val="FFFFFF"/>
@@ -12907,6 +13427,7 @@
     </w:tblStylePr>
     <w:tblStylePr w:type="firstCol">
       <w:rPr>
+        <w:rFonts w:eastAsia="黑体"/>
         <w:color w:themeColor="background1" w:val="FFFFFF"/>
       </w:rPr>
       <w:tblPr/>
@@ -12924,6 +13445,7 @@
     </w:tblStylePr>
     <w:tblStylePr w:type="lastCol">
       <w:rPr>
+        <w:rFonts w:eastAsia="黑体"/>
         <w:color w:themeColor="background1" w:val="FFFFFF"/>
       </w:rPr>
       <w:tblPr/>
@@ -12961,6 +13483,7 @@
       <w:spacing w:after="0" w:line="240" w:lineRule="auto"/>
     </w:pPr>
     <w:rPr>
+      <w:rFonts w:eastAsia="黑体"/>
       <w:color w:themeColor="text1" w:val="000000"/>
     </w:rPr>
     <w:tblPr>
@@ -12987,6 +13510,7 @@
     </w:tcPr>
     <w:tblStylePr w:type="firstRow">
       <w:rPr>
+        <w:rFonts w:eastAsia="黑体"/>
         <w:b/>
         <w:bCs/>
       </w:rPr>
@@ -13005,6 +13529,7 @@
     </w:tblStylePr>
     <w:tblStylePr w:type="lastRow">
       <w:rPr>
+        <w:rFonts w:eastAsia="黑体"/>
         <w:b/>
         <w:bCs/>
         <w:color w:themeColor="background1" w:val="FFFFFF"/>
@@ -13019,6 +13544,7 @@
     </w:tblStylePr>
     <w:tblStylePr w:type="firstCol">
       <w:rPr>
+        <w:rFonts w:eastAsia="黑体"/>
         <w:color w:themeColor="background1" w:val="FFFFFF"/>
       </w:rPr>
       <w:tblPr/>
@@ -13036,6 +13562,7 @@
     </w:tblStylePr>
     <w:tblStylePr w:type="lastCol">
       <w:rPr>
+        <w:rFonts w:eastAsia="黑体"/>
         <w:color w:themeColor="background1" w:val="FFFFFF"/>
       </w:rPr>
       <w:tblPr/>
@@ -13065,11 +13592,13 @@
     </w:tblStylePr>
     <w:tblStylePr w:type="neCell">
       <w:rPr>
+        <w:rFonts w:eastAsia="黑体"/>
         <w:color w:themeColor="text1" w:val="000000"/>
       </w:rPr>
     </w:tblStylePr>
     <w:tblStylePr w:type="nwCell">
       <w:rPr>
+        <w:rFonts w:eastAsia="黑体"/>
         <w:color w:themeColor="text1" w:val="000000"/>
       </w:rPr>
     </w:tblStylePr>
@@ -13083,6 +13612,7 @@
       <w:spacing w:after="0" w:line="240" w:lineRule="auto"/>
     </w:pPr>
     <w:rPr>
+      <w:rFonts w:eastAsia="黑体"/>
       <w:color w:themeColor="text1" w:val="000000"/>
     </w:rPr>
     <w:tblPr>
@@ -13109,6 +13639,7 @@
     </w:tcPr>
     <w:tblStylePr w:type="firstRow">
       <w:rPr>
+        <w:rFonts w:eastAsia="黑体"/>
         <w:b/>
         <w:bCs/>
       </w:rPr>
@@ -13127,6 +13658,7 @@
     </w:tblStylePr>
     <w:tblStylePr w:type="lastRow">
       <w:rPr>
+        <w:rFonts w:eastAsia="黑体"/>
         <w:b/>
         <w:bCs/>
         <w:color w:themeColor="background1" w:val="FFFFFF"/>
@@ -13141,6 +13673,7 @@
     </w:tblStylePr>
     <w:tblStylePr w:type="firstCol">
       <w:rPr>
+        <w:rFonts w:eastAsia="黑体"/>
         <w:color w:themeColor="background1" w:val="FFFFFF"/>
       </w:rPr>
       <w:tblPr/>
@@ -13158,6 +13691,7 @@
     </w:tblStylePr>
     <w:tblStylePr w:type="lastCol">
       <w:rPr>
+        <w:rFonts w:eastAsia="黑体"/>
         <w:color w:themeColor="background1" w:val="FFFFFF"/>
       </w:rPr>
       <w:tblPr/>
@@ -13187,11 +13721,13 @@
     </w:tblStylePr>
     <w:tblStylePr w:type="neCell">
       <w:rPr>
+        <w:rFonts w:eastAsia="黑体"/>
         <w:color w:themeColor="text1" w:val="000000"/>
       </w:rPr>
     </w:tblStylePr>
     <w:tblStylePr w:type="nwCell">
       <w:rPr>
+        <w:rFonts w:eastAsia="黑体"/>
         <w:color w:themeColor="text1" w:val="000000"/>
       </w:rPr>
     </w:tblStylePr>
@@ -13205,6 +13741,7 @@
       <w:spacing w:after="0" w:line="240" w:lineRule="auto"/>
     </w:pPr>
     <w:rPr>
+      <w:rFonts w:eastAsia="黑体"/>
       <w:color w:themeColor="text1" w:val="000000"/>
     </w:rPr>
     <w:tblPr>
@@ -13231,6 +13768,7 @@
     </w:tcPr>
     <w:tblStylePr w:type="firstRow">
       <w:rPr>
+        <w:rFonts w:eastAsia="黑体"/>
         <w:b/>
         <w:bCs/>
       </w:rPr>
@@ -13249,6 +13787,7 @@
     </w:tblStylePr>
     <w:tblStylePr w:type="lastRow">
       <w:rPr>
+        <w:rFonts w:eastAsia="黑体"/>
         <w:b/>
         <w:bCs/>
         <w:color w:themeColor="background1" w:val="FFFFFF"/>
@@ -13263,6 +13802,7 @@
     </w:tblStylePr>
     <w:tblStylePr w:type="firstCol">
       <w:rPr>
+        <w:rFonts w:eastAsia="黑体"/>
         <w:color w:themeColor="background1" w:val="FFFFFF"/>
       </w:rPr>
       <w:tblPr/>
@@ -13280,6 +13820,7 @@
     </w:tblStylePr>
     <w:tblStylePr w:type="lastCol">
       <w:rPr>
+        <w:rFonts w:eastAsia="黑体"/>
         <w:color w:themeColor="background1" w:val="FFFFFF"/>
       </w:rPr>
       <w:tblPr/>
@@ -13309,11 +13850,13 @@
     </w:tblStylePr>
     <w:tblStylePr w:type="neCell">
       <w:rPr>
+        <w:rFonts w:eastAsia="黑体"/>
         <w:color w:themeColor="text1" w:val="000000"/>
       </w:rPr>
     </w:tblStylePr>
     <w:tblStylePr w:type="nwCell">
       <w:rPr>
+        <w:rFonts w:eastAsia="黑体"/>
         <w:color w:themeColor="text1" w:val="000000"/>
       </w:rPr>
     </w:tblStylePr>
@@ -13327,6 +13870,7 @@
       <w:spacing w:after="0" w:line="240" w:lineRule="auto"/>
     </w:pPr>
     <w:rPr>
+      <w:rFonts w:eastAsia="黑体"/>
       <w:color w:themeColor="text1" w:val="000000"/>
     </w:rPr>
     <w:tblPr>
@@ -13345,6 +13889,7 @@
     </w:tcPr>
     <w:tblStylePr w:type="firstRow">
       <w:rPr>
+        <w:rFonts w:eastAsia="黑体"/>
         <w:b/>
         <w:bCs/>
         <w:color w:themeColor="background1" w:val="FFFFFF"/>
@@ -13359,6 +13904,7 @@
     </w:tblStylePr>
     <w:tblStylePr w:type="lastRow">
       <w:rPr>
+        <w:rFonts w:eastAsia="黑体"/>
         <w:b/>
         <w:bCs/>
         <w:color w:themeColor="accent2" w:themeShade="CC" w:val="9E3A38"/>
@@ -13373,12 +13919,14 @@
     </w:tblStylePr>
     <w:tblStylePr w:type="firstCol">
       <w:rPr>
+        <w:rFonts w:eastAsia="黑体"/>
         <w:b/>
         <w:bCs/>
       </w:rPr>
     </w:tblStylePr>
     <w:tblStylePr w:type="lastCol">
       <w:rPr>
+        <w:rFonts w:eastAsia="黑体"/>
         <w:b/>
         <w:bCs/>
       </w:rPr>
@@ -13413,6 +13961,7 @@
       <w:spacing w:after="0" w:line="240" w:lineRule="auto"/>
     </w:pPr>
     <w:rPr>
+      <w:rFonts w:eastAsia="黑体"/>
       <w:color w:themeColor="text1" w:val="000000"/>
     </w:rPr>
     <w:tblPr>
@@ -13431,6 +13980,7 @@
     </w:tcPr>
     <w:tblStylePr w:type="firstRow">
       <w:rPr>
+        <w:rFonts w:eastAsia="黑体"/>
         <w:b/>
         <w:bCs/>
         <w:color w:themeColor="background1" w:val="FFFFFF"/>
@@ -13445,6 +13995,7 @@
     </w:tblStylePr>
     <w:tblStylePr w:type="lastRow">
       <w:rPr>
+        <w:rFonts w:eastAsia="黑体"/>
         <w:b/>
         <w:bCs/>
         <w:color w:themeColor="accent2" w:themeShade="CC" w:val="9E3A38"/>
@@ -13459,12 +14010,14 @@
     </w:tblStylePr>
     <w:tblStylePr w:type="firstCol">
       <w:rPr>
+        <w:rFonts w:eastAsia="黑体"/>
         <w:b/>
         <w:bCs/>
       </w:rPr>
     </w:tblStylePr>
     <w:tblStylePr w:type="lastCol">
       <w:rPr>
+        <w:rFonts w:eastAsia="黑体"/>
         <w:b/>
         <w:bCs/>
       </w:rPr>
@@ -13499,6 +14052,7 @@
       <w:spacing w:after="0" w:line="240" w:lineRule="auto"/>
     </w:pPr>
     <w:rPr>
+      <w:rFonts w:eastAsia="黑体"/>
       <w:color w:themeColor="text1" w:val="000000"/>
     </w:rPr>
     <w:tblPr>
@@ -13517,6 +14071,7 @@
     </w:tcPr>
     <w:tblStylePr w:type="firstRow">
       <w:rPr>
+        <w:rFonts w:eastAsia="黑体"/>
         <w:b/>
         <w:bCs/>
         <w:color w:themeColor="background1" w:val="FFFFFF"/>
@@ -13531,6 +14086,7 @@
     </w:tblStylePr>
     <w:tblStylePr w:type="lastRow">
       <w:rPr>
+        <w:rFonts w:eastAsia="黑体"/>
         <w:b/>
         <w:bCs/>
         <w:color w:themeColor="accent2" w:themeShade="CC" w:val="9E3A38"/>
@@ -13545,12 +14101,14 @@
     </w:tblStylePr>
     <w:tblStylePr w:type="firstCol">
       <w:rPr>
+        <w:rFonts w:eastAsia="黑体"/>
         <w:b/>
         <w:bCs/>
       </w:rPr>
     </w:tblStylePr>
     <w:tblStylePr w:type="lastCol">
       <w:rPr>
+        <w:rFonts w:eastAsia="黑体"/>
         <w:b/>
         <w:bCs/>
       </w:rPr>
@@ -13585,6 +14143,7 @@
       <w:spacing w:after="0" w:line="240" w:lineRule="auto"/>
     </w:pPr>
     <w:rPr>
+      <w:rFonts w:eastAsia="黑体"/>
       <w:color w:themeColor="text1" w:val="000000"/>
     </w:rPr>
     <w:tblPr>
@@ -13603,6 +14162,7 @@
     </w:tcPr>
     <w:tblStylePr w:type="firstRow">
       <w:rPr>
+        <w:rFonts w:eastAsia="黑体"/>
         <w:b/>
         <w:bCs/>
         <w:color w:themeColor="background1" w:val="FFFFFF"/>
@@ -13617,6 +14177,7 @@
     </w:tblStylePr>
     <w:tblStylePr w:type="lastRow">
       <w:rPr>
+        <w:rFonts w:eastAsia="黑体"/>
         <w:b/>
         <w:bCs/>
         <w:color w:themeColor="accent4" w:themeShade="CC" w:val="664E82"/>
@@ -13631,12 +14192,14 @@
     </w:tblStylePr>
     <w:tblStylePr w:type="firstCol">
       <w:rPr>
+        <w:rFonts w:eastAsia="黑体"/>
         <w:b/>
         <w:bCs/>
       </w:rPr>
     </w:tblStylePr>
     <w:tblStylePr w:type="lastCol">
       <w:rPr>
+        <w:rFonts w:eastAsia="黑体"/>
         <w:b/>
         <w:bCs/>
       </w:rPr>
@@ -13671,6 +14234,7 @@
       <w:spacing w:after="0" w:line="240" w:lineRule="auto"/>
     </w:pPr>
     <w:rPr>
+      <w:rFonts w:eastAsia="黑体"/>
       <w:color w:themeColor="text1" w:val="000000"/>
     </w:rPr>
     <w:tblPr>
@@ -13689,6 +14253,7 @@
     </w:tcPr>
     <w:tblStylePr w:type="firstRow">
       <w:rPr>
+        <w:rFonts w:eastAsia="黑体"/>
         <w:b/>
         <w:bCs/>
         <w:color w:themeColor="background1" w:val="FFFFFF"/>
@@ -13703,6 +14268,7 @@
     </w:tblStylePr>
     <w:tblStylePr w:type="lastRow">
       <w:rPr>
+        <w:rFonts w:eastAsia="黑体"/>
         <w:b/>
         <w:bCs/>
         <w:color w:themeColor="accent3" w:themeShade="CC" w:val="7E9C40"/>
@@ -13717,12 +14283,14 @@
     </w:tblStylePr>
     <w:tblStylePr w:type="firstCol">
       <w:rPr>
+        <w:rFonts w:eastAsia="黑体"/>
         <w:b/>
         <w:bCs/>
       </w:rPr>
     </w:tblStylePr>
     <w:tblStylePr w:type="lastCol">
       <w:rPr>
+        <w:rFonts w:eastAsia="黑体"/>
         <w:b/>
         <w:bCs/>
       </w:rPr>
@@ -13757,6 +14325,7 @@
       <w:spacing w:after="0" w:line="240" w:lineRule="auto"/>
     </w:pPr>
     <w:rPr>
+      <w:rFonts w:eastAsia="黑体"/>
       <w:color w:themeColor="text1" w:val="000000"/>
     </w:rPr>
     <w:tblPr>
@@ -13775,6 +14344,7 @@
     </w:tcPr>
     <w:tblStylePr w:type="firstRow">
       <w:rPr>
+        <w:rFonts w:eastAsia="黑体"/>
         <w:b/>
         <w:bCs/>
         <w:color w:themeColor="background1" w:val="FFFFFF"/>
@@ -13789,6 +14359,7 @@
     </w:tblStylePr>
     <w:tblStylePr w:type="lastRow">
       <w:rPr>
+        <w:rFonts w:eastAsia="黑体"/>
         <w:b/>
         <w:bCs/>
         <w:color w:themeColor="accent6" w:themeShade="CC" w:val="F2730A"/>
@@ -13803,12 +14374,14 @@
     </w:tblStylePr>
     <w:tblStylePr w:type="firstCol">
       <w:rPr>
+        <w:rFonts w:eastAsia="黑体"/>
         <w:b/>
         <w:bCs/>
       </w:rPr>
     </w:tblStylePr>
     <w:tblStylePr w:type="lastCol">
       <w:rPr>
+        <w:rFonts w:eastAsia="黑体"/>
         <w:b/>
         <w:bCs/>
       </w:rPr>
@@ -13843,6 +14416,7 @@
       <w:spacing w:after="0" w:line="240" w:lineRule="auto"/>
     </w:pPr>
     <w:rPr>
+      <w:rFonts w:eastAsia="黑体"/>
       <w:color w:themeColor="text1" w:val="000000"/>
     </w:rPr>
     <w:tblPr>
@@ -13861,6 +14435,7 @@
     </w:tcPr>
     <w:tblStylePr w:type="firstRow">
       <w:rPr>
+        <w:rFonts w:eastAsia="黑体"/>
         <w:b/>
         <w:bCs/>
         <w:color w:themeColor="background1" w:val="FFFFFF"/>
@@ -13875,6 +14450,7 @@
     </w:tblStylePr>
     <w:tblStylePr w:type="lastRow">
       <w:rPr>
+        <w:rFonts w:eastAsia="黑体"/>
         <w:b/>
         <w:bCs/>
         <w:color w:themeColor="accent5" w:themeShade="CC" w:val="348DA5"/>
@@ -13889,12 +14465,14 @@
     </w:tblStylePr>
     <w:tblStylePr w:type="firstCol">
       <w:rPr>
+        <w:rFonts w:eastAsia="黑体"/>
         <w:b/>
         <w:bCs/>
       </w:rPr>
     </w:tblStylePr>
     <w:tblStylePr w:type="lastCol">
       <w:rPr>
+        <w:rFonts w:eastAsia="黑体"/>
         <w:b/>
         <w:bCs/>
       </w:rPr>
@@ -13929,6 +14507,7 @@
       <w:spacing w:after="0" w:line="240" w:lineRule="auto"/>
     </w:pPr>
     <w:rPr>
+      <w:rFonts w:eastAsia="黑体"/>
       <w:color w:themeColor="text1" w:val="000000"/>
     </w:rPr>
     <w:tblPr>
@@ -13950,6 +14529,7 @@
     </w:tcPr>
     <w:tblStylePr w:type="firstRow">
       <w:rPr>
+        <w:rFonts w:eastAsia="黑体"/>
         <w:b/>
         <w:bCs/>
       </w:rPr>
@@ -13960,6 +14540,7 @@
     </w:tblStylePr>
     <w:tblStylePr w:type="lastRow">
       <w:rPr>
+        <w:rFonts w:eastAsia="黑体"/>
         <w:b/>
         <w:bCs/>
         <w:color w:themeColor="text1" w:val="000000"/>
@@ -13971,6 +14552,7 @@
     </w:tblStylePr>
     <w:tblStylePr w:type="firstCol">
       <w:rPr>
+        <w:rFonts w:eastAsia="黑体"/>
         <w:color w:themeColor="background1" w:val="FFFFFF"/>
       </w:rPr>
       <w:tblPr/>
@@ -13980,6 +14562,7 @@
     </w:tblStylePr>
     <w:tblStylePr w:type="lastCol">
       <w:rPr>
+        <w:rFonts w:eastAsia="黑体"/>
         <w:color w:themeColor="background1" w:val="FFFFFF"/>
       </w:rPr>
       <w:tblPr/>
@@ -14009,6 +14592,7 @@
       <w:spacing w:after="0" w:line="240" w:lineRule="auto"/>
     </w:pPr>
     <w:rPr>
+      <w:rFonts w:eastAsia="黑体"/>
       <w:color w:themeColor="text1" w:val="000000"/>
     </w:rPr>
     <w:tblPr>
@@ -14030,6 +14614,7 @@
     </w:tcPr>
     <w:tblStylePr w:type="firstRow">
       <w:rPr>
+        <w:rFonts w:eastAsia="黑体"/>
         <w:b/>
         <w:bCs/>
       </w:rPr>
@@ -14040,6 +14625,7 @@
     </w:tblStylePr>
     <w:tblStylePr w:type="lastRow">
       <w:rPr>
+        <w:rFonts w:eastAsia="黑体"/>
         <w:b/>
         <w:bCs/>
         <w:color w:themeColor="text1" w:val="000000"/>
@@ -14051,6 +14637,7 @@
     </w:tblStylePr>
     <w:tblStylePr w:type="firstCol">
       <w:rPr>
+        <w:rFonts w:eastAsia="黑体"/>
         <w:color w:themeColor="background1" w:val="FFFFFF"/>
       </w:rPr>
       <w:tblPr/>
@@ -14060,6 +14647,7 @@
     </w:tblStylePr>
     <w:tblStylePr w:type="lastCol">
       <w:rPr>
+        <w:rFonts w:eastAsia="黑体"/>
         <w:color w:themeColor="background1" w:val="FFFFFF"/>
       </w:rPr>
       <w:tblPr/>
@@ -14089,6 +14677,7 @@
       <w:spacing w:after="0" w:line="240" w:lineRule="auto"/>
     </w:pPr>
     <w:rPr>
+      <w:rFonts w:eastAsia="黑体"/>
       <w:color w:themeColor="text1" w:val="000000"/>
     </w:rPr>
     <w:tblPr>
@@ -14110,6 +14699,7 @@
     </w:tcPr>
     <w:tblStylePr w:type="firstRow">
       <w:rPr>
+        <w:rFonts w:eastAsia="黑体"/>
         <w:b/>
         <w:bCs/>
       </w:rPr>
@@ -14120,6 +14710,7 @@
     </w:tblStylePr>
     <w:tblStylePr w:type="lastRow">
       <w:rPr>
+        <w:rFonts w:eastAsia="黑体"/>
         <w:b/>
         <w:bCs/>
         <w:color w:themeColor="text1" w:val="000000"/>
@@ -14131,6 +14722,7 @@
     </w:tblStylePr>
     <w:tblStylePr w:type="firstCol">
       <w:rPr>
+        <w:rFonts w:eastAsia="黑体"/>
         <w:color w:themeColor="background1" w:val="FFFFFF"/>
       </w:rPr>
       <w:tblPr/>
@@ -14140,6 +14732,7 @@
     </w:tblStylePr>
     <w:tblStylePr w:type="lastCol">
       <w:rPr>
+        <w:rFonts w:eastAsia="黑体"/>
         <w:color w:themeColor="background1" w:val="FFFFFF"/>
       </w:rPr>
       <w:tblPr/>
@@ -14169,6 +14762,7 @@
       <w:spacing w:after="0" w:line="240" w:lineRule="auto"/>
     </w:pPr>
     <w:rPr>
+      <w:rFonts w:eastAsia="黑体"/>
       <w:color w:themeColor="text1" w:val="000000"/>
     </w:rPr>
     <w:tblPr>
@@ -14190,6 +14784,7 @@
     </w:tcPr>
     <w:tblStylePr w:type="firstRow">
       <w:rPr>
+        <w:rFonts w:eastAsia="黑体"/>
         <w:b/>
         <w:bCs/>
       </w:rPr>
@@ -14200,6 +14795,7 @@
     </w:tblStylePr>
     <w:tblStylePr w:type="lastRow">
       <w:rPr>
+        <w:rFonts w:eastAsia="黑体"/>
         <w:b/>
         <w:bCs/>
         <w:color w:themeColor="text1" w:val="000000"/>
@@ -14211,6 +14807,7 @@
     </w:tblStylePr>
     <w:tblStylePr w:type="firstCol">
       <w:rPr>
+        <w:rFonts w:eastAsia="黑体"/>
         <w:color w:themeColor="background1" w:val="FFFFFF"/>
       </w:rPr>
       <w:tblPr/>
@@ -14220,6 +14817,7 @@
     </w:tblStylePr>
     <w:tblStylePr w:type="lastCol">
       <w:rPr>
+        <w:rFonts w:eastAsia="黑体"/>
         <w:color w:themeColor="background1" w:val="FFFFFF"/>
       </w:rPr>
       <w:tblPr/>
@@ -14249,6 +14847,7 @@
       <w:spacing w:after="0" w:line="240" w:lineRule="auto"/>
     </w:pPr>
     <w:rPr>
+      <w:rFonts w:eastAsia="黑体"/>
       <w:color w:themeColor="text1" w:val="000000"/>
     </w:rPr>
     <w:tblPr>
@@ -14270,6 +14869,7 @@
     </w:tcPr>
     <w:tblStylePr w:type="firstRow">
       <w:rPr>
+        <w:rFonts w:eastAsia="黑体"/>
         <w:b/>
         <w:bCs/>
       </w:rPr>
@@ -14280,6 +14880,7 @@
     </w:tblStylePr>
     <w:tblStylePr w:type="lastRow">
       <w:rPr>
+        <w:rFonts w:eastAsia="黑体"/>
         <w:b/>
         <w:bCs/>
         <w:color w:themeColor="text1" w:val="000000"/>
@@ -14291,6 +14892,7 @@
     </w:tblStylePr>
     <w:tblStylePr w:type="firstCol">
       <w:rPr>
+        <w:rFonts w:eastAsia="黑体"/>
         <w:color w:themeColor="background1" w:val="FFFFFF"/>
       </w:rPr>
       <w:tblPr/>
@@ -14300,6 +14902,7 @@
     </w:tblStylePr>
     <w:tblStylePr w:type="lastCol">
       <w:rPr>
+        <w:rFonts w:eastAsia="黑体"/>
         <w:color w:themeColor="background1" w:val="FFFFFF"/>
       </w:rPr>
       <w:tblPr/>
@@ -14329,6 +14932,7 @@
       <w:spacing w:after="0" w:line="240" w:lineRule="auto"/>
     </w:pPr>
     <w:rPr>
+      <w:rFonts w:eastAsia="黑体"/>
       <w:color w:themeColor="text1" w:val="000000"/>
     </w:rPr>
     <w:tblPr>
@@ -14350,6 +14954,7 @@
     </w:tcPr>
     <w:tblStylePr w:type="firstRow">
       <w:rPr>
+        <w:rFonts w:eastAsia="黑体"/>
         <w:b/>
         <w:bCs/>
       </w:rPr>
@@ -14360,6 +14965,7 @@
     </w:tblStylePr>
     <w:tblStylePr w:type="lastRow">
       <w:rPr>
+        <w:rFonts w:eastAsia="黑体"/>
         <w:b/>
         <w:bCs/>
         <w:color w:themeColor="text1" w:val="000000"/>
@@ -14371,6 +14977,7 @@
     </w:tblStylePr>
     <w:tblStylePr w:type="firstCol">
       <w:rPr>
+        <w:rFonts w:eastAsia="黑体"/>
         <w:color w:themeColor="background1" w:val="FFFFFF"/>
       </w:rPr>
       <w:tblPr/>
@@ -14380,6 +14987,7 @@
     </w:tblStylePr>
     <w:tblStylePr w:type="lastCol">
       <w:rPr>
+        <w:rFonts w:eastAsia="黑体"/>
         <w:color w:themeColor="background1" w:val="FFFFFF"/>
       </w:rPr>
       <w:tblPr/>
@@ -14409,6 +15017,7 @@
       <w:spacing w:after="0" w:line="240" w:lineRule="auto"/>
     </w:pPr>
     <w:rPr>
+      <w:rFonts w:eastAsia="黑体"/>
       <w:color w:themeColor="text1" w:val="000000"/>
     </w:rPr>
     <w:tblPr>
@@ -14430,6 +15039,7 @@
     </w:tcPr>
     <w:tblStylePr w:type="firstRow">
       <w:rPr>
+        <w:rFonts w:eastAsia="黑体"/>
         <w:b/>
         <w:bCs/>
       </w:rPr>
@@ -14440,6 +15050,7 @@
     </w:tblStylePr>
     <w:tblStylePr w:type="lastRow">
       <w:rPr>
+        <w:rFonts w:eastAsia="黑体"/>
         <w:b/>
         <w:bCs/>
         <w:color w:themeColor="text1" w:val="000000"/>
@@ -14451,6 +15062,7 @@
     </w:tblStylePr>
     <w:tblStylePr w:type="firstCol">
       <w:rPr>
+        <w:rFonts w:eastAsia="黑体"/>
         <w:color w:themeColor="background1" w:val="FFFFFF"/>
       </w:rPr>
       <w:tblPr/>
@@ -14460,6 +15072,7 @@
     </w:tblStylePr>
     <w:tblStylePr w:type="lastCol">
       <w:rPr>
+        <w:rFonts w:eastAsia="黑体"/>
         <w:color w:themeColor="background1" w:val="FFFFFF"/>
       </w:rPr>
       <w:tblPr/>
@@ -14492,6 +15105,7 @@
     <w:name w:val="KeywordTok"/>
     <w:basedOn w:val="VerbatimChar"/>
     <w:rPr>
+      <w:rFonts w:eastAsia="黑体"/>
       <w:b/>
       <w:color w:val="007020"/>
     </w:rPr>
@@ -14500,6 +15114,7 @@
     <w:name w:val="DataTypeTok"/>
     <w:basedOn w:val="VerbatimChar"/>
     <w:rPr>
+      <w:rFonts w:eastAsia="黑体"/>
       <w:color w:val="902000"/>
     </w:rPr>
   </w:style>
@@ -14507,6 +15122,7 @@
     <w:name w:val="DecValTok"/>
     <w:basedOn w:val="VerbatimChar"/>
     <w:rPr>
+      <w:rFonts w:eastAsia="黑体"/>
       <w:color w:val="40a070"/>
     </w:rPr>
   </w:style>
@@ -14514,6 +15130,7 @@
     <w:name w:val="BaseNTok"/>
     <w:basedOn w:val="VerbatimChar"/>
     <w:rPr>
+      <w:rFonts w:eastAsia="黑体"/>
       <w:color w:val="40a070"/>
     </w:rPr>
   </w:style>
@@ -14521,6 +15138,7 @@
     <w:name w:val="FloatTok"/>
     <w:basedOn w:val="VerbatimChar"/>
     <w:rPr>
+      <w:rFonts w:eastAsia="黑体"/>
       <w:color w:val="40a070"/>
     </w:rPr>
   </w:style>
@@ -14528,6 +15146,7 @@
     <w:name w:val="ConstantTok"/>
     <w:basedOn w:val="VerbatimChar"/>
     <w:rPr>
+      <w:rFonts w:eastAsia="黑体"/>
       <w:color w:val="880000"/>
     </w:rPr>
   </w:style>
@@ -14535,6 +15154,7 @@
     <w:name w:val="CharTok"/>
     <w:basedOn w:val="VerbatimChar"/>
     <w:rPr>
+      <w:rFonts w:eastAsia="黑体"/>
       <w:color w:val="4070a0"/>
     </w:rPr>
   </w:style>
@@ -14542,6 +15162,7 @@
     <w:name w:val="SpecialCharTok"/>
     <w:basedOn w:val="VerbatimChar"/>
     <w:rPr>
+      <w:rFonts w:eastAsia="黑体"/>
       <w:color w:val="4070a0"/>
     </w:rPr>
   </w:style>
@@ -14549,6 +15170,7 @@
     <w:name w:val="StringTok"/>
     <w:basedOn w:val="VerbatimChar"/>
     <w:rPr>
+      <w:rFonts w:eastAsia="黑体"/>
       <w:color w:val="4070a0"/>
     </w:rPr>
   </w:style>
@@ -14556,6 +15178,7 @@
     <w:name w:val="VerbatimStringTok"/>
     <w:basedOn w:val="VerbatimChar"/>
     <w:rPr>
+      <w:rFonts w:eastAsia="黑体"/>
       <w:color w:val="4070a0"/>
     </w:rPr>
   </w:style>
@@ -14563,6 +15186,7 @@
     <w:name w:val="SpecialStringTok"/>
     <w:basedOn w:val="VerbatimChar"/>
     <w:rPr>
+      <w:rFonts w:eastAsia="黑体"/>
       <w:color w:val="bb6688"/>
     </w:rPr>
   </w:style>
@@ -14570,6 +15194,7 @@
     <w:name w:val="ImportTok"/>
     <w:basedOn w:val="VerbatimChar"/>
     <w:rPr>
+      <w:rFonts w:eastAsia="黑体"/>
       <w:b/>
       <w:color w:val="008000"/>
     </w:rPr>
@@ -14578,6 +15203,7 @@
     <w:name w:val="CommentTok"/>
     <w:basedOn w:val="VerbatimChar"/>
     <w:rPr>
+      <w:rFonts w:eastAsia="黑体"/>
       <w:i/>
       <w:color w:val="60a0b0"/>
     </w:rPr>
@@ -14586,6 +15212,7 @@
     <w:name w:val="DocumentationTok"/>
     <w:basedOn w:val="VerbatimChar"/>
     <w:rPr>
+      <w:rFonts w:eastAsia="黑体"/>
       <w:i/>
       <w:color w:val="ba2121"/>
     </w:rPr>
@@ -14594,6 +15221,7 @@
     <w:name w:val="AnnotationTok"/>
     <w:basedOn w:val="VerbatimChar"/>
     <w:rPr>
+      <w:rFonts w:eastAsia="黑体"/>
       <w:b/>
       <w:i/>
       <w:color w:val="60a0b0"/>
@@ -14603,6 +15231,7 @@
     <w:name w:val="CommentVarTok"/>
     <w:basedOn w:val="VerbatimChar"/>
     <w:rPr>
+      <w:rFonts w:eastAsia="黑体"/>
       <w:b/>
       <w:i/>
       <w:color w:val="60a0b0"/>
@@ -14612,6 +15241,7 @@
     <w:name w:val="OtherTok"/>
     <w:basedOn w:val="VerbatimChar"/>
     <w:rPr>
+      <w:rFonts w:eastAsia="黑体"/>
       <w:color w:val="007020"/>
     </w:rPr>
   </w:style>
@@ -14619,6 +15249,7 @@
     <w:name w:val="FunctionTok"/>
     <w:basedOn w:val="VerbatimChar"/>
     <w:rPr>
+      <w:rFonts w:eastAsia="黑体"/>
       <w:color w:val="06287e"/>
     </w:rPr>
   </w:style>
@@ -14626,6 +15257,7 @@
     <w:name w:val="VariableTok"/>
     <w:basedOn w:val="VerbatimChar"/>
     <w:rPr>
+      <w:rFonts w:eastAsia="黑体"/>
       <w:color w:val="19177c"/>
     </w:rPr>
   </w:style>
@@ -14633,6 +15265,7 @@
     <w:name w:val="ControlFlowTok"/>
     <w:basedOn w:val="VerbatimChar"/>
     <w:rPr>
+      <w:rFonts w:eastAsia="黑体"/>
       <w:b/>
       <w:color w:val="007020"/>
     </w:rPr>
@@ -14641,6 +15274,7 @@
     <w:name w:val="OperatorTok"/>
     <w:basedOn w:val="VerbatimChar"/>
     <w:rPr>
+      <w:rFonts w:eastAsia="黑体"/>
       <w:color w:val="666666"/>
     </w:rPr>
   </w:style>
@@ -14648,18 +15282,22 @@
     <w:name w:val="BuiltInTok"/>
     <w:basedOn w:val="VerbatimChar"/>
     <w:rPr>
+      <w:rFonts w:eastAsia="黑体"/>
       <w:color w:val="008000"/>
     </w:rPr>
   </w:style>
   <w:style w:type="character" w:customStyle="1" w:styleId="ExtensionTok">
     <w:name w:val="ExtensionTok"/>
     <w:basedOn w:val="VerbatimChar"/>
-    <w:rPr/>
+    <w:rPr>
+      <w:rFonts w:eastAsia="黑体"/>
+    </w:rPr>
   </w:style>
   <w:style w:type="character" w:customStyle="1" w:styleId="PreprocessorTok">
     <w:name w:val="PreprocessorTok"/>
     <w:basedOn w:val="VerbatimChar"/>
     <w:rPr>
+      <w:rFonts w:eastAsia="黑体"/>
       <w:color w:val="bc7a00"/>
     </w:rPr>
   </w:style>
@@ -14667,18 +15305,22 @@
     <w:name w:val="AttributeTok"/>
     <w:basedOn w:val="VerbatimChar"/>
     <w:rPr>
+      <w:rFonts w:eastAsia="黑体"/>
       <w:color w:val="7d9029"/>
     </w:rPr>
   </w:style>
   <w:style w:type="character" w:customStyle="1" w:styleId="RegionMarkerTok">
     <w:name w:val="RegionMarkerTok"/>
     <w:basedOn w:val="VerbatimChar"/>
-    <w:rPr/>
+    <w:rPr>
+      <w:rFonts w:eastAsia="黑体"/>
+    </w:rPr>
   </w:style>
   <w:style w:type="character" w:customStyle="1" w:styleId="InformationTok">
     <w:name w:val="InformationTok"/>
     <w:basedOn w:val="VerbatimChar"/>
     <w:rPr>
+      <w:rFonts w:eastAsia="黑体"/>
       <w:b/>
       <w:i/>
       <w:color w:val="60a0b0"/>
@@ -14688,6 +15330,7 @@
     <w:name w:val="WarningTok"/>
     <w:basedOn w:val="VerbatimChar"/>
     <w:rPr>
+      <w:rFonts w:eastAsia="黑体"/>
       <w:b/>
       <w:i/>
       <w:color w:val="60a0b0"/>
@@ -14697,6 +15340,7 @@
     <w:name w:val="AlertTok"/>
     <w:basedOn w:val="VerbatimChar"/>
     <w:rPr>
+      <w:rFonts w:eastAsia="黑体"/>
       <w:b/>
       <w:color w:val="ff0000"/>
     </w:rPr>
@@ -14705,6 +15349,7 @@
     <w:name w:val="ErrorTok"/>
     <w:basedOn w:val="VerbatimChar"/>
     <w:rPr>
+      <w:rFonts w:eastAsia="黑体"/>
       <w:b/>
       <w:color w:val="ff0000"/>
     </w:rPr>
@@ -14712,7 +15357,9 @@
   <w:style w:type="character" w:customStyle="1" w:styleId="NormalTok">
     <w:name w:val="NormalTok"/>
     <w:basedOn w:val="VerbatimChar"/>
-    <w:rPr/>
+    <w:rPr>
+      <w:rFonts w:eastAsia="黑体"/>
+    </w:rPr>
   </w:style>
 </w:styles>
 </file>
@@ -14761,12 +15408,12 @@
     <a:fontScheme name="Office">
       <a:majorFont>
         <a:latin typeface="Calibri"/>
-        <a:ea typeface=""/>
+        <a:ea typeface="黑体"/>
         <a:cs typeface=""/>
         <a:font script="Jpan" typeface="ＭＳ ゴシック"/>
         <a:font script="Hang" typeface="맑은 고딕"/>
-        <a:font script="Hans" typeface="宋体"/>
-        <a:font script="Hant" typeface="新細明體"/>
+        <a:font script="Hans" typeface="黑体"/>
+        <a:font script="Hant" typeface="黑体"/>
         <a:font script="Arab" typeface="Times New Roman"/>
         <a:font script="Hebr" typeface="Times New Roman"/>
         <a:font script="Thai" typeface="Angsana New"/>
@@ -14796,12 +15443,12 @@
       </a:majorFont>
       <a:minorFont>
         <a:latin typeface="Cambria"/>
-        <a:ea typeface=""/>
+        <a:ea typeface="黑体"/>
         <a:cs typeface=""/>
         <a:font script="Jpan" typeface="ＭＳ 明朝"/>
         <a:font script="Hang" typeface="맑은 고딕"/>
-        <a:font script="Hans" typeface="宋体"/>
-        <a:font script="Hant" typeface="新細明體"/>
+        <a:font script="Hans" typeface="黑体"/>
+        <a:font script="Hant" typeface="黑体"/>
         <a:font script="Arab" typeface="Arial"/>
         <a:font script="Hebr" typeface="Arial"/>
         <a:font script="Thai" typeface="Cordia New"/>

--- a/02-放大电路/01-运算放大电路/程控增益放大电路PGA/程控增益放大电路PGA.docx
+++ b/02-放大电路/01-运算放大电路/程控增益放大电路PGA/程控增益放大电路PGA.docx
@@ -2337,7 +2337,7 @@
           <w:color w:val="555555"/>
           <w:sz w:val="21"/>
         </w:rPr>
-        <w:t>材料收集者：杜文杰，WX手机：19519196569，QQ:3478827729</w:t>
+        <w:t>材料收集者：杜文杰，微信/手机：19519196569，QQ:3478827729</w:t>
       </w:r>
     </w:p>
     <w:sectPr>
